--- a/doc/week4/AI Agent工程实践-软件界面设计说明书.docx
+++ b/doc/week4/AI Agent工程实践-软件界面设计说明书.docx
@@ -5,108 +5,600 @@
   <w:body>
     <w:p>
       <w:pPr>
-        <w:pStyle w:val="1"/>
+        <w:pStyle w:val="13"/>
+        <w:rPr>
+          <w:rFonts w:ascii="Times New Roman" w:eastAsia="宋体" w:hAnsi="Times New Roman"/>
+        </w:rPr>
       </w:pPr>
       <w:r>
-        <w:t>AI Agent 工程实践博客系统的界面设计</w:t>
+        <w:rPr>
+          <w:rFonts w:ascii="Times New Roman" w:eastAsia="宋体" w:hAnsi="Times New Roman"/>
+        </w:rPr>
+        <w:t xml:space="preserve">AI Agent </w:t>
+      </w:r>
+      <w:r>
+        <w:rPr>
+          <w:rFonts w:ascii="Times New Roman" w:eastAsia="宋体" w:hAnsi="Times New Roman"/>
+        </w:rPr>
+        <w:t>工程实践博客系统的界面设计</w:t>
       </w:r>
     </w:p>
     <w:p>
       <w:pPr>
+        <w:spacing w:after="40"/>
         <w:jc w:val="center"/>
+        <w:rPr>
+          <w:rFonts w:ascii="Times New Roman" w:eastAsia="宋体" w:hAnsi="Times New Roman" w:cs="Times New Roman"/>
+        </w:rPr>
       </w:pPr>
       <w:r>
-        <w:t>24 级软件工程 3 班第 6 组  |  编制日期：2026-10-08  |  版本：个人分支初稿</w:t>
+        <w:rPr>
+          <w:rFonts w:ascii="Times New Roman" w:eastAsia="宋体" w:hAnsi="Times New Roman" w:cs="Times New Roman"/>
+          <w:color w:val="526377"/>
+          <w:sz w:val="17"/>
+        </w:rPr>
+        <w:t>组号：第</w:t>
+      </w:r>
+      <w:r>
+        <w:rPr>
+          <w:rFonts w:ascii="Times New Roman" w:eastAsia="宋体" w:hAnsi="Times New Roman" w:cs="Times New Roman"/>
+          <w:color w:val="526377"/>
+          <w:sz w:val="17"/>
+        </w:rPr>
+        <w:t xml:space="preserve"> 6 </w:t>
+      </w:r>
+      <w:proofErr w:type="gramStart"/>
+      <w:r>
+        <w:rPr>
+          <w:rFonts w:ascii="Times New Roman" w:eastAsia="宋体" w:hAnsi="Times New Roman" w:cs="Times New Roman"/>
+          <w:color w:val="526377"/>
+          <w:sz w:val="17"/>
+        </w:rPr>
+        <w:t>组</w:t>
+      </w:r>
+      <w:r>
+        <w:rPr>
+          <w:rFonts w:ascii="Times New Roman" w:eastAsia="宋体" w:hAnsi="Times New Roman" w:cs="Times New Roman"/>
+          <w:color w:val="526377"/>
+          <w:sz w:val="17"/>
+        </w:rPr>
+        <w:t xml:space="preserve">  |</w:t>
+      </w:r>
+      <w:proofErr w:type="gramEnd"/>
+      <w:r>
+        <w:rPr>
+          <w:rFonts w:ascii="Times New Roman" w:eastAsia="宋体" w:hAnsi="Times New Roman" w:cs="Times New Roman"/>
+          <w:color w:val="526377"/>
+          <w:sz w:val="17"/>
+        </w:rPr>
+        <w:t xml:space="preserve">  </w:t>
+      </w:r>
+      <w:r>
+        <w:rPr>
+          <w:rFonts w:ascii="Times New Roman" w:eastAsia="宋体" w:hAnsi="Times New Roman" w:cs="Times New Roman"/>
+          <w:color w:val="526377"/>
+          <w:sz w:val="17"/>
+        </w:rPr>
+        <w:t>班级：</w:t>
+      </w:r>
+      <w:r>
+        <w:rPr>
+          <w:rFonts w:ascii="Times New Roman" w:eastAsia="宋体" w:hAnsi="Times New Roman" w:cs="Times New Roman"/>
+          <w:color w:val="526377"/>
+          <w:sz w:val="17"/>
+        </w:rPr>
+        <w:t xml:space="preserve">24 </w:t>
+      </w:r>
+      <w:r>
+        <w:rPr>
+          <w:rFonts w:ascii="Times New Roman" w:eastAsia="宋体" w:hAnsi="Times New Roman" w:cs="Times New Roman"/>
+          <w:color w:val="526377"/>
+          <w:sz w:val="17"/>
+        </w:rPr>
+        <w:t>级软件工程</w:t>
+      </w:r>
+      <w:r>
+        <w:rPr>
+          <w:rFonts w:ascii="Times New Roman" w:eastAsia="宋体" w:hAnsi="Times New Roman" w:cs="Times New Roman"/>
+          <w:color w:val="526377"/>
+          <w:sz w:val="17"/>
+        </w:rPr>
+        <w:t xml:space="preserve"> 3 </w:t>
+      </w:r>
+      <w:r>
+        <w:rPr>
+          <w:rFonts w:ascii="Times New Roman" w:eastAsia="宋体" w:hAnsi="Times New Roman" w:cs="Times New Roman"/>
+          <w:color w:val="526377"/>
+          <w:sz w:val="17"/>
+        </w:rPr>
+        <w:t>班</w:t>
       </w:r>
     </w:p>
     <w:p>
       <w:pPr>
+        <w:spacing w:after="40"/>
         <w:jc w:val="center"/>
+        <w:rPr>
+          <w:rFonts w:ascii="Times New Roman" w:eastAsia="宋体" w:hAnsi="Times New Roman" w:cs="Times New Roman"/>
+        </w:rPr>
       </w:pPr>
       <w:r>
         <w:rPr>
-          <w:color w:val="526377"/>
-        </w:rPr>
-        <w:t>学号、参会人员及最终审核信息：待小组填写；本稿依据当前代码与本地演示环境编写。</w:t>
+          <w:rFonts w:ascii="Times New Roman" w:eastAsia="宋体" w:hAnsi="Times New Roman" w:cs="Times New Roman"/>
+          <w:color w:val="526377"/>
+          <w:sz w:val="17"/>
+        </w:rPr>
+        <w:t>小组成员：石兆翔（</w:t>
+      </w:r>
+      <w:r>
+        <w:rPr>
+          <w:rFonts w:ascii="Times New Roman" w:eastAsia="宋体" w:hAnsi="Times New Roman" w:cs="Times New Roman"/>
+          <w:color w:val="526377"/>
+          <w:sz w:val="17"/>
+        </w:rPr>
+        <w:t>2415304346</w:t>
+      </w:r>
+      <w:r>
+        <w:rPr>
+          <w:rFonts w:ascii="Times New Roman" w:eastAsia="宋体" w:hAnsi="Times New Roman" w:cs="Times New Roman"/>
+          <w:color w:val="526377"/>
+          <w:sz w:val="17"/>
+        </w:rPr>
+        <w:t>）、喻飞扬（</w:t>
+      </w:r>
+      <w:r>
+        <w:rPr>
+          <w:rFonts w:ascii="Times New Roman" w:eastAsia="宋体" w:hAnsi="Times New Roman" w:cs="Times New Roman"/>
+          <w:color w:val="526377"/>
+          <w:sz w:val="17"/>
+        </w:rPr>
+        <w:t>2415304347</w:t>
+      </w:r>
+      <w:r>
+        <w:rPr>
+          <w:rFonts w:ascii="Times New Roman" w:eastAsia="宋体" w:hAnsi="Times New Roman" w:cs="Times New Roman"/>
+          <w:color w:val="526377"/>
+          <w:sz w:val="17"/>
+        </w:rPr>
+        <w:t>）、王子扬（</w:t>
+      </w:r>
+      <w:r>
+        <w:rPr>
+          <w:rFonts w:ascii="Times New Roman" w:eastAsia="宋体" w:hAnsi="Times New Roman" w:cs="Times New Roman"/>
+          <w:color w:val="526377"/>
+          <w:sz w:val="17"/>
+        </w:rPr>
+        <w:t>2415304348</w:t>
+      </w:r>
+      <w:r>
+        <w:rPr>
+          <w:rFonts w:ascii="Times New Roman" w:eastAsia="宋体" w:hAnsi="Times New Roman" w:cs="Times New Roman"/>
+          <w:color w:val="526377"/>
+          <w:sz w:val="17"/>
+        </w:rPr>
+        <w:t>）</w:t>
+      </w:r>
+    </w:p>
+    <w:p>
+      <w:pPr>
+        <w:spacing w:after="40"/>
+        <w:jc w:val="center"/>
+        <w:rPr>
+          <w:rFonts w:ascii="Times New Roman" w:eastAsia="宋体" w:hAnsi="Times New Roman" w:cs="Times New Roman"/>
+        </w:rPr>
+      </w:pPr>
+      <w:r>
+        <w:rPr>
+          <w:rFonts w:ascii="Times New Roman" w:eastAsia="宋体" w:hAnsi="Times New Roman" w:cs="Times New Roman"/>
+          <w:color w:val="526377"/>
+          <w:sz w:val="17"/>
+        </w:rPr>
+        <w:t>顾梓鑫（</w:t>
+      </w:r>
+      <w:r>
+        <w:rPr>
+          <w:rFonts w:ascii="Times New Roman" w:eastAsia="宋体" w:hAnsi="Times New Roman" w:cs="Times New Roman"/>
+          <w:color w:val="526377"/>
+          <w:sz w:val="17"/>
+        </w:rPr>
+        <w:t>2415304345</w:t>
+      </w:r>
+      <w:r>
+        <w:rPr>
+          <w:rFonts w:ascii="Times New Roman" w:eastAsia="宋体" w:hAnsi="Times New Roman" w:cs="Times New Roman"/>
+          <w:color w:val="526377"/>
+          <w:sz w:val="17"/>
+        </w:rPr>
+        <w:t>）、宋洋（</w:t>
+      </w:r>
+      <w:r>
+        <w:rPr>
+          <w:rFonts w:ascii="Times New Roman" w:eastAsia="宋体" w:hAnsi="Times New Roman" w:cs="Times New Roman"/>
+          <w:color w:val="526377"/>
+          <w:sz w:val="17"/>
+        </w:rPr>
+        <w:t>2415304330</w:t>
+      </w:r>
+      <w:r>
+        <w:rPr>
+          <w:rFonts w:ascii="Times New Roman" w:eastAsia="宋体" w:hAnsi="Times New Roman" w:cs="Times New Roman"/>
+          <w:color w:val="526377"/>
+          <w:sz w:val="17"/>
+        </w:rPr>
+        <w:t>）、郭曹钰（</w:t>
+      </w:r>
+      <w:r>
+        <w:rPr>
+          <w:rFonts w:ascii="Times New Roman" w:eastAsia="宋体" w:hAnsi="Times New Roman" w:cs="Times New Roman"/>
+          <w:color w:val="526377"/>
+          <w:sz w:val="17"/>
+        </w:rPr>
+        <w:t>2415304331</w:t>
+      </w:r>
+      <w:r>
+        <w:rPr>
+          <w:rFonts w:ascii="Times New Roman" w:eastAsia="宋体" w:hAnsi="Times New Roman" w:cs="Times New Roman"/>
+          <w:color w:val="526377"/>
+          <w:sz w:val="17"/>
+        </w:rPr>
+        <w:t>）</w:t>
+      </w:r>
+    </w:p>
+    <w:p>
+      <w:pPr>
+        <w:spacing w:after="40"/>
+        <w:jc w:val="center"/>
+        <w:rPr>
+          <w:rFonts w:ascii="Times New Roman" w:eastAsia="宋体" w:hAnsi="Times New Roman" w:cs="Times New Roman"/>
+        </w:rPr>
+      </w:pPr>
+      <w:r>
+        <w:rPr>
+          <w:rFonts w:ascii="Times New Roman" w:eastAsia="宋体" w:hAnsi="Times New Roman" w:cs="Times New Roman"/>
+          <w:color w:val="526377"/>
+          <w:sz w:val="17"/>
+        </w:rPr>
+        <w:t>编制：第</w:t>
+      </w:r>
+      <w:r>
+        <w:rPr>
+          <w:rFonts w:ascii="Times New Roman" w:eastAsia="宋体" w:hAnsi="Times New Roman" w:cs="Times New Roman"/>
+          <w:color w:val="526377"/>
+          <w:sz w:val="17"/>
+        </w:rPr>
+        <w:t xml:space="preserve"> 6 </w:t>
+      </w:r>
+      <w:proofErr w:type="gramStart"/>
+      <w:r>
+        <w:rPr>
+          <w:rFonts w:ascii="Times New Roman" w:eastAsia="宋体" w:hAnsi="Times New Roman" w:cs="Times New Roman"/>
+          <w:color w:val="526377"/>
+          <w:sz w:val="17"/>
+        </w:rPr>
+        <w:t>组</w:t>
+      </w:r>
+      <w:r>
+        <w:rPr>
+          <w:rFonts w:ascii="Times New Roman" w:eastAsia="宋体" w:hAnsi="Times New Roman" w:cs="Times New Roman"/>
+          <w:color w:val="526377"/>
+          <w:sz w:val="17"/>
+        </w:rPr>
+        <w:t xml:space="preserve">  |</w:t>
+      </w:r>
+      <w:proofErr w:type="gramEnd"/>
+      <w:r>
+        <w:rPr>
+          <w:rFonts w:ascii="Times New Roman" w:eastAsia="宋体" w:hAnsi="Times New Roman" w:cs="Times New Roman"/>
+          <w:color w:val="526377"/>
+          <w:sz w:val="17"/>
+        </w:rPr>
+        <w:t xml:space="preserve">  </w:t>
+      </w:r>
+      <w:r>
+        <w:rPr>
+          <w:rFonts w:ascii="Times New Roman" w:eastAsia="宋体" w:hAnsi="Times New Roman" w:cs="Times New Roman"/>
+          <w:color w:val="526377"/>
+          <w:sz w:val="17"/>
+        </w:rPr>
+        <w:t>审核人：</w:t>
+      </w:r>
+      <w:proofErr w:type="gramStart"/>
+      <w:r>
+        <w:rPr>
+          <w:rFonts w:ascii="Times New Roman" w:eastAsia="宋体" w:hAnsi="Times New Roman" w:cs="Times New Roman"/>
+          <w:color w:val="526377"/>
+          <w:sz w:val="17"/>
+        </w:rPr>
+        <w:t>石兆翔</w:t>
+      </w:r>
+      <w:r>
+        <w:rPr>
+          <w:rFonts w:ascii="Times New Roman" w:eastAsia="宋体" w:hAnsi="Times New Roman" w:cs="Times New Roman"/>
+          <w:color w:val="526377"/>
+          <w:sz w:val="17"/>
+        </w:rPr>
+        <w:t xml:space="preserve">  |</w:t>
+      </w:r>
+      <w:proofErr w:type="gramEnd"/>
+      <w:r>
+        <w:rPr>
+          <w:rFonts w:ascii="Times New Roman" w:eastAsia="宋体" w:hAnsi="Times New Roman" w:cs="Times New Roman"/>
+          <w:color w:val="526377"/>
+          <w:sz w:val="17"/>
+        </w:rPr>
+        <w:t xml:space="preserve">  </w:t>
+      </w:r>
+      <w:r>
+        <w:rPr>
+          <w:rFonts w:ascii="Times New Roman" w:eastAsia="宋体" w:hAnsi="Times New Roman" w:cs="Times New Roman"/>
+          <w:color w:val="526377"/>
+          <w:sz w:val="17"/>
+        </w:rPr>
+        <w:t>编制日期：</w:t>
+      </w:r>
+      <w:r>
+        <w:rPr>
+          <w:rFonts w:ascii="Times New Roman" w:eastAsia="宋体" w:hAnsi="Times New Roman" w:cs="Times New Roman"/>
+          <w:color w:val="526377"/>
+          <w:sz w:val="17"/>
+        </w:rPr>
+        <w:t>2026-10-</w:t>
+      </w:r>
+      <w:proofErr w:type="gramStart"/>
+      <w:r>
+        <w:rPr>
+          <w:rFonts w:ascii="Times New Roman" w:eastAsia="宋体" w:hAnsi="Times New Roman" w:cs="Times New Roman"/>
+          <w:color w:val="526377"/>
+          <w:sz w:val="17"/>
+        </w:rPr>
+        <w:t>08  |</w:t>
+      </w:r>
+      <w:proofErr w:type="gramEnd"/>
+      <w:r>
+        <w:rPr>
+          <w:rFonts w:ascii="Times New Roman" w:eastAsia="宋体" w:hAnsi="Times New Roman" w:cs="Times New Roman"/>
+          <w:color w:val="526377"/>
+          <w:sz w:val="17"/>
+        </w:rPr>
+        <w:t xml:space="preserve">  </w:t>
+      </w:r>
+      <w:r>
+        <w:rPr>
+          <w:rFonts w:ascii="Times New Roman" w:eastAsia="宋体" w:hAnsi="Times New Roman" w:cs="Times New Roman"/>
+          <w:color w:val="526377"/>
+          <w:sz w:val="17"/>
+        </w:rPr>
+        <w:t>版本：</w:t>
+      </w:r>
+      <w:r>
+        <w:rPr>
+          <w:rFonts w:ascii="Times New Roman" w:eastAsia="宋体" w:hAnsi="Times New Roman" w:cs="Times New Roman"/>
+          <w:color w:val="526377"/>
+          <w:sz w:val="17"/>
+        </w:rPr>
+        <w:t xml:space="preserve">1.0 </w:t>
+      </w:r>
+      <w:r>
+        <w:rPr>
+          <w:rFonts w:ascii="Times New Roman" w:eastAsia="宋体" w:hAnsi="Times New Roman" w:cs="Times New Roman"/>
+          <w:color w:val="526377"/>
+          <w:sz w:val="17"/>
+        </w:rPr>
+        <w:t>提交版</w:t>
       </w:r>
     </w:p>
     <w:p>
       <w:pPr>
         <w:pStyle w:val="2"/>
+        <w:rPr>
+          <w:rFonts w:ascii="Times New Roman" w:eastAsia="宋体" w:hAnsi="Times New Roman" w:cs="Times New Roman"/>
+        </w:rPr>
       </w:pPr>
       <w:r>
+        <w:rPr>
+          <w:rFonts w:ascii="Times New Roman" w:eastAsia="宋体" w:hAnsi="Times New Roman" w:cs="Times New Roman"/>
+        </w:rPr>
         <w:t>博客系统介绍</w:t>
       </w:r>
     </w:p>
     <w:p>
-      <w:r>
-        <w:t>本系统是在开源 DjangoBlog 基础上二次开发的内容发布与交流平台。第四周以“AI Agent 工程实践”为博客内容主题，围绕架构、工具与工作流、知识与记忆、评测与安全、应用案例组织文章。系统本身仍是博客，不声称提供 Agent 自动执行、文档上传或任务编排能力。</w:t>
+      <w:pPr>
+        <w:rPr>
+          <w:rFonts w:ascii="Times New Roman" w:eastAsia="宋体" w:hAnsi="Times New Roman" w:cs="Times New Roman"/>
+        </w:rPr>
+      </w:pPr>
+      <w:r>
+        <w:rPr>
+          <w:rFonts w:ascii="Times New Roman" w:eastAsia="宋体" w:hAnsi="Times New Roman" w:cs="Times New Roman"/>
+        </w:rPr>
+        <w:t>本系统是在开源</w:t>
+      </w:r>
+      <w:r>
+        <w:rPr>
+          <w:rFonts w:ascii="Times New Roman" w:eastAsia="宋体" w:hAnsi="Times New Roman" w:cs="Times New Roman"/>
+        </w:rPr>
+        <w:t xml:space="preserve"> </w:t>
+      </w:r>
+      <w:proofErr w:type="spellStart"/>
+      <w:r>
+        <w:rPr>
+          <w:rFonts w:ascii="Times New Roman" w:eastAsia="宋体" w:hAnsi="Times New Roman" w:cs="Times New Roman"/>
+        </w:rPr>
+        <w:t>DjangoBlog</w:t>
+      </w:r>
+      <w:proofErr w:type="spellEnd"/>
+      <w:r>
+        <w:rPr>
+          <w:rFonts w:ascii="Times New Roman" w:eastAsia="宋体" w:hAnsi="Times New Roman" w:cs="Times New Roman"/>
+        </w:rPr>
+        <w:t xml:space="preserve"> </w:t>
+      </w:r>
+      <w:r>
+        <w:rPr>
+          <w:rFonts w:ascii="Times New Roman" w:eastAsia="宋体" w:hAnsi="Times New Roman" w:cs="Times New Roman"/>
+        </w:rPr>
+        <w:t>基础上二次开发的内容发布与交流平台。第四周以</w:t>
+      </w:r>
+      <w:r>
+        <w:rPr>
+          <w:rFonts w:ascii="Times New Roman" w:eastAsia="宋体" w:hAnsi="Times New Roman" w:cs="Times New Roman"/>
+        </w:rPr>
+        <w:t xml:space="preserve">“AI Agent </w:t>
+      </w:r>
+      <w:r>
+        <w:rPr>
+          <w:rFonts w:ascii="Times New Roman" w:eastAsia="宋体" w:hAnsi="Times New Roman" w:cs="Times New Roman"/>
+        </w:rPr>
+        <w:t>工程实践</w:t>
+      </w:r>
+      <w:r>
+        <w:rPr>
+          <w:rFonts w:ascii="Times New Roman" w:eastAsia="宋体" w:hAnsi="Times New Roman" w:cs="Times New Roman"/>
+        </w:rPr>
+        <w:t>”</w:t>
+      </w:r>
+      <w:r>
+        <w:rPr>
+          <w:rFonts w:ascii="Times New Roman" w:eastAsia="宋体" w:hAnsi="Times New Roman" w:cs="Times New Roman"/>
+        </w:rPr>
+        <w:t>为博客内容主题，围绕架构、工具与工作流、知识与记忆、评测与安全、应用案例组织文章。系统本身仍是博客，不声称提供</w:t>
+      </w:r>
+      <w:r>
+        <w:rPr>
+          <w:rFonts w:ascii="Times New Roman" w:eastAsia="宋体" w:hAnsi="Times New Roman" w:cs="Times New Roman"/>
+        </w:rPr>
+        <w:t xml:space="preserve"> Agent </w:t>
+      </w:r>
+      <w:r>
+        <w:rPr>
+          <w:rFonts w:ascii="Times New Roman" w:eastAsia="宋体" w:hAnsi="Times New Roman" w:cs="Times New Roman"/>
+        </w:rPr>
+        <w:t>自动执行、文档上传或任务编排能力。</w:t>
       </w:r>
     </w:p>
     <w:p>
-      <w:r>
-        <w:t>界面目标是让读者迅速发现主题文章、按栏目与标签浏览、阅读正文并参与评论；让编辑通过 Django Admin 维护内容。桌面与移动端共享内容结构，提供搜索入口、浅色/深色切换和可访问的导航反馈。</w:t>
+      <w:pPr>
+        <w:rPr>
+          <w:rFonts w:ascii="Times New Roman" w:eastAsia="宋体" w:hAnsi="Times New Roman" w:cs="Times New Roman"/>
+        </w:rPr>
+      </w:pPr>
+      <w:r>
+        <w:rPr>
+          <w:rFonts w:ascii="Times New Roman" w:eastAsia="宋体" w:hAnsi="Times New Roman" w:cs="Times New Roman"/>
+        </w:rPr>
+        <w:t>界面目标是让读者迅速发现主题文章、按栏目与标签浏览、阅读正文并参与评论；让编辑通过</w:t>
+      </w:r>
+      <w:r>
+        <w:rPr>
+          <w:rFonts w:ascii="Times New Roman" w:eastAsia="宋体" w:hAnsi="Times New Roman" w:cs="Times New Roman"/>
+        </w:rPr>
+        <w:t xml:space="preserve"> Django Admin </w:t>
+      </w:r>
+      <w:r>
+        <w:rPr>
+          <w:rFonts w:ascii="Times New Roman" w:eastAsia="宋体" w:hAnsi="Times New Roman" w:cs="Times New Roman"/>
+        </w:rPr>
+        <w:t>维护内容。桌面与移动端共享内容结构，提供搜索入口、浅色</w:t>
+      </w:r>
+      <w:r>
+        <w:rPr>
+          <w:rFonts w:ascii="Times New Roman" w:eastAsia="宋体" w:hAnsi="Times New Roman" w:cs="Times New Roman"/>
+        </w:rPr>
+        <w:t>/</w:t>
+      </w:r>
+      <w:r>
+        <w:rPr>
+          <w:rFonts w:ascii="Times New Roman" w:eastAsia="宋体" w:hAnsi="Times New Roman" w:cs="Times New Roman"/>
+        </w:rPr>
+        <w:t>深色切换和可访问的导航反馈。</w:t>
       </w:r>
     </w:p>
     <w:p>
       <w:pPr>
         <w:pStyle w:val="2"/>
+        <w:rPr>
+          <w:rFonts w:ascii="Times New Roman" w:eastAsia="宋体" w:hAnsi="Times New Roman" w:cs="Times New Roman"/>
+        </w:rPr>
       </w:pPr>
       <w:r>
+        <w:rPr>
+          <w:rFonts w:ascii="Times New Roman" w:eastAsia="宋体" w:hAnsi="Times New Roman" w:cs="Times New Roman"/>
+        </w:rPr>
         <w:t>功能介绍</w:t>
       </w:r>
     </w:p>
     <w:tbl>
       <w:tblPr>
         <w:tblStyle w:val="a9"/>
-        <w:tblW w:type="auto" w:w="0"/>
+        <w:tblW w:w="0" w:type="auto"/>
         <w:jc w:val="center"/>
-        <w:tblLook w:firstColumn="1" w:firstRow="1" w:lastColumn="0" w:lastRow="0" w:noHBand="0" w:noVBand="1" w:val="04A0"/>
+        <w:tblLook w:val="04A0" w:firstRow="1" w:lastRow="0" w:firstColumn="1" w:lastColumn="0" w:noHBand="0" w:noVBand="1"/>
       </w:tblPr>
       <w:tblGrid>
-        <w:gridCol w:w="3230"/>
-        <w:gridCol w:w="3230"/>
-        <w:gridCol w:w="3230"/>
+        <w:gridCol w:w="3226"/>
+        <w:gridCol w:w="3228"/>
+        <w:gridCol w:w="3227"/>
       </w:tblGrid>
       <w:tr>
         <w:trPr>
+          <w:cantSplit/>
           <w:tblHeader/>
-          <w:cantSplit/>
+          <w:jc w:val="center"/>
         </w:trPr>
         <w:tc>
           <w:tcPr>
-            <w:tcW w:type="dxa" w:w="3230"/>
-            <w:shd w:fill="E7EFFB"/>
-          </w:tcPr>
-          <w:p>
-            <w:pPr>
-              <w:spacing w:after="40" w:before="40" w:line="276" w:lineRule="auto"/>
-            </w:pPr>
-            <w:r>
-              <w:rPr>
-                <w:rFonts w:ascii="Microsoft YaHei" w:hAnsi="Microsoft YaHei"/>
+            <w:tcW w:w="3230" w:type="dxa"/>
+            <w:shd w:val="clear" w:color="auto" w:fill="E7EFFB"/>
+          </w:tcPr>
+          <w:p>
+            <w:pPr>
+              <w:spacing w:before="40" w:after="40" w:line="276" w:lineRule="auto"/>
+              <w:rPr>
+                <w:rFonts w:ascii="Times New Roman" w:eastAsia="宋体" w:hAnsi="Times New Roman" w:cs="Times New Roman"/>
+              </w:rPr>
+            </w:pPr>
+            <w:r>
+              <w:rPr>
+                <w:rFonts w:ascii="Times New Roman" w:eastAsia="宋体" w:hAnsi="Times New Roman" w:cs="Times New Roman"/>
                 <w:b/>
-                <w:color w:val="17315B"/>
-                <w:sz w:val="16"/>
-              </w:rPr>
-              <w:t>角色 / 场景</w:t>
-            </w:r>
-          </w:p>
-        </w:tc>
-        <w:tc>
-          <w:tcPr>
-            <w:tcW w:type="dxa" w:w="3230"/>
-            <w:shd w:fill="E7EFFB"/>
-          </w:tcPr>
-          <w:p>
-            <w:pPr>
-              <w:spacing w:after="40" w:before="40" w:line="276" w:lineRule="auto"/>
-            </w:pPr>
-            <w:r>
-              <w:rPr>
-                <w:rFonts w:ascii="Microsoft YaHei" w:hAnsi="Microsoft YaHei"/>
+                <w:sz w:val="16"/>
+              </w:rPr>
+              <w:t>角色</w:t>
+            </w:r>
+            <w:r>
+              <w:rPr>
+                <w:rFonts w:ascii="Times New Roman" w:eastAsia="宋体" w:hAnsi="Times New Roman" w:cs="Times New Roman"/>
                 <w:b/>
-                <w:color w:val="17315B"/>
+                <w:sz w:val="16"/>
+              </w:rPr>
+              <w:t xml:space="preserve"> / </w:t>
+            </w:r>
+            <w:r>
+              <w:rPr>
+                <w:rFonts w:ascii="Times New Roman" w:eastAsia="宋体" w:hAnsi="Times New Roman" w:cs="Times New Roman"/>
+                <w:b/>
+                <w:sz w:val="16"/>
+              </w:rPr>
+              <w:t>场景</w:t>
+            </w:r>
+          </w:p>
+        </w:tc>
+        <w:tc>
+          <w:tcPr>
+            <w:tcW w:w="3230" w:type="dxa"/>
+            <w:shd w:val="clear" w:color="auto" w:fill="E7EFFB"/>
+          </w:tcPr>
+          <w:p>
+            <w:pPr>
+              <w:spacing w:before="40" w:after="40" w:line="276" w:lineRule="auto"/>
+              <w:rPr>
+                <w:rFonts w:ascii="Times New Roman" w:eastAsia="宋体" w:hAnsi="Times New Roman" w:cs="Times New Roman"/>
+              </w:rPr>
+            </w:pPr>
+            <w:r>
+              <w:rPr>
+                <w:rFonts w:ascii="Times New Roman" w:eastAsia="宋体" w:hAnsi="Times New Roman" w:cs="Times New Roman"/>
+                <w:b/>
                 <w:sz w:val="16"/>
               </w:rPr>
               <w:t>主要界面与路径</w:t>
@@ -115,18 +607,20 @@
         </w:tc>
         <w:tc>
           <w:tcPr>
-            <w:tcW w:type="dxa" w:w="3230"/>
-            <w:shd w:fill="E7EFFB"/>
-          </w:tcPr>
-          <w:p>
-            <w:pPr>
-              <w:spacing w:after="40" w:before="40" w:line="276" w:lineRule="auto"/>
-            </w:pPr>
-            <w:r>
-              <w:rPr>
-                <w:rFonts w:ascii="Microsoft YaHei" w:hAnsi="Microsoft YaHei"/>
+            <w:tcW w:w="3230" w:type="dxa"/>
+            <w:shd w:val="clear" w:color="auto" w:fill="E7EFFB"/>
+          </w:tcPr>
+          <w:p>
+            <w:pPr>
+              <w:spacing w:before="40" w:after="40" w:line="276" w:lineRule="auto"/>
+              <w:rPr>
+                <w:rFonts w:ascii="Times New Roman" w:eastAsia="宋体" w:hAnsi="Times New Roman" w:cs="Times New Roman"/>
+              </w:rPr>
+            </w:pPr>
+            <w:r>
+              <w:rPr>
+                <w:rFonts w:ascii="Times New Roman" w:eastAsia="宋体" w:hAnsi="Times New Roman" w:cs="Times New Roman"/>
                 <w:b/>
-                <w:color w:val="17315B"/>
                 <w:sz w:val="16"/>
               </w:rPr>
               <w:t>现有功能与关键元素</w:t>
@@ -137,21 +631,23 @@
       <w:tr>
         <w:trPr>
           <w:cantSplit/>
+          <w:jc w:val="center"/>
         </w:trPr>
         <w:tc>
           <w:tcPr>
-            <w:tcW w:type="dxa" w:w="3230"/>
+            <w:tcW w:w="3230" w:type="dxa"/>
             <w:vAlign w:val="center"/>
           </w:tcPr>
           <w:p>
             <w:pPr>
-              <w:spacing w:after="40" w:before="40" w:line="276" w:lineRule="auto"/>
-            </w:pPr>
-            <w:r>
-              <w:rPr>
-                <w:rFonts w:ascii="Microsoft YaHei" w:hAnsi="Microsoft YaHei"/>
-                <w:b w:val="0"/>
-                <w:color w:val="17315B"/>
+              <w:spacing w:before="40" w:after="40" w:line="276" w:lineRule="auto"/>
+              <w:rPr>
+                <w:rFonts w:ascii="Times New Roman" w:eastAsia="宋体" w:hAnsi="Times New Roman" w:cs="Times New Roman"/>
+              </w:rPr>
+            </w:pPr>
+            <w:r>
+              <w:rPr>
+                <w:rFonts w:ascii="Times New Roman" w:eastAsia="宋体" w:hAnsi="Times New Roman" w:cs="Times New Roman"/>
                 <w:sz w:val="16"/>
               </w:rPr>
               <w:t>访客发现内容</w:t>
@@ -160,38 +656,75 @@
         </w:tc>
         <w:tc>
           <w:tcPr>
-            <w:tcW w:type="dxa" w:w="3230"/>
+            <w:tcW w:w="3230" w:type="dxa"/>
             <w:vAlign w:val="center"/>
           </w:tcPr>
           <w:p>
             <w:pPr>
-              <w:spacing w:after="40" w:before="40" w:line="276" w:lineRule="auto"/>
-            </w:pPr>
-            <w:r>
-              <w:rPr>
-                <w:rFonts w:ascii="Microsoft YaHei" w:hAnsi="Microsoft YaHei"/>
-                <w:b w:val="0"/>
-                <w:color w:val="17315B"/>
-                <w:sz w:val="16"/>
-              </w:rPr>
-              <w:t>首页 /；分类 /category/&lt;slug&gt;.html；标签 /tag/&lt;slug&gt;.html</w:t>
-            </w:r>
-          </w:p>
-        </w:tc>
-        <w:tc>
-          <w:tcPr>
-            <w:tcW w:type="dxa" w:w="3230"/>
+              <w:spacing w:before="40" w:after="40" w:line="276" w:lineRule="auto"/>
+              <w:rPr>
+                <w:rFonts w:ascii="Times New Roman" w:eastAsia="宋体" w:hAnsi="Times New Roman" w:cs="Times New Roman"/>
+              </w:rPr>
+            </w:pPr>
+            <w:r>
+              <w:rPr>
+                <w:rFonts w:ascii="Times New Roman" w:eastAsia="宋体" w:hAnsi="Times New Roman" w:cs="Times New Roman"/>
+                <w:sz w:val="16"/>
+              </w:rPr>
+              <w:t>首页</w:t>
+            </w:r>
+            <w:r>
+              <w:rPr>
+                <w:rFonts w:ascii="Times New Roman" w:eastAsia="宋体" w:hAnsi="Times New Roman" w:cs="Times New Roman"/>
+                <w:sz w:val="16"/>
+              </w:rPr>
+              <w:t xml:space="preserve"> /</w:t>
+            </w:r>
+            <w:r>
+              <w:rPr>
+                <w:rFonts w:ascii="Times New Roman" w:eastAsia="宋体" w:hAnsi="Times New Roman" w:cs="Times New Roman"/>
+                <w:sz w:val="16"/>
+              </w:rPr>
+              <w:t>；分类</w:t>
+            </w:r>
+            <w:r>
+              <w:rPr>
+                <w:rFonts w:ascii="Times New Roman" w:eastAsia="宋体" w:hAnsi="Times New Roman" w:cs="Times New Roman"/>
+                <w:sz w:val="16"/>
+              </w:rPr>
+              <w:t xml:space="preserve"> /category/&lt;slug&gt;.html</w:t>
+            </w:r>
+            <w:r>
+              <w:rPr>
+                <w:rFonts w:ascii="Times New Roman" w:eastAsia="宋体" w:hAnsi="Times New Roman" w:cs="Times New Roman"/>
+                <w:sz w:val="16"/>
+              </w:rPr>
+              <w:t>；标签</w:t>
+            </w:r>
+            <w:r>
+              <w:rPr>
+                <w:rFonts w:ascii="Times New Roman" w:eastAsia="宋体" w:hAnsi="Times New Roman" w:cs="Times New Roman"/>
+                <w:sz w:val="16"/>
+              </w:rPr>
+              <w:t xml:space="preserve"> /tag/&lt;slug&gt;.html</w:t>
+            </w:r>
+          </w:p>
+        </w:tc>
+        <w:tc>
+          <w:tcPr>
+            <w:tcW w:w="3230" w:type="dxa"/>
             <w:vAlign w:val="center"/>
           </w:tcPr>
           <w:p>
             <w:pPr>
-              <w:spacing w:after="40" w:before="40" w:line="276" w:lineRule="auto"/>
-            </w:pPr>
-            <w:r>
-              <w:rPr>
-                <w:rFonts w:ascii="Microsoft YaHei" w:hAnsi="Microsoft YaHei"/>
-                <w:b w:val="0"/>
-                <w:color w:val="17315B"/>
+              <w:spacing w:before="40" w:after="40" w:line="276" w:lineRule="auto"/>
+              <w:rPr>
+                <w:rFonts w:ascii="Times New Roman" w:eastAsia="宋体" w:hAnsi="Times New Roman" w:cs="Times New Roman"/>
+              </w:rPr>
+            </w:pPr>
+            <w:r>
+              <w:rPr>
+                <w:rFonts w:ascii="Times New Roman" w:eastAsia="宋体" w:hAnsi="Times New Roman" w:cs="Times New Roman"/>
                 <w:sz w:val="16"/>
               </w:rPr>
               <w:t>栏目导航、文章摘要、发布时间、标签、侧栏推荐、分页</w:t>
@@ -202,21 +735,23 @@
       <w:tr>
         <w:trPr>
           <w:cantSplit/>
+          <w:jc w:val="center"/>
         </w:trPr>
         <w:tc>
           <w:tcPr>
-            <w:tcW w:type="dxa" w:w="3230"/>
+            <w:tcW w:w="3230" w:type="dxa"/>
             <w:vAlign w:val="center"/>
           </w:tcPr>
           <w:p>
             <w:pPr>
-              <w:spacing w:after="40" w:before="40" w:line="276" w:lineRule="auto"/>
-            </w:pPr>
-            <w:r>
-              <w:rPr>
-                <w:rFonts w:ascii="Microsoft YaHei" w:hAnsi="Microsoft YaHei"/>
-                <w:b w:val="0"/>
-                <w:color w:val="17315B"/>
+              <w:spacing w:before="40" w:after="40" w:line="276" w:lineRule="auto"/>
+              <w:rPr>
+                <w:rFonts w:ascii="Times New Roman" w:eastAsia="宋体" w:hAnsi="Times New Roman" w:cs="Times New Roman"/>
+              </w:rPr>
+            </w:pPr>
+            <w:r>
+              <w:rPr>
+                <w:rFonts w:ascii="Times New Roman" w:eastAsia="宋体" w:hAnsi="Times New Roman" w:cs="Times New Roman"/>
                 <w:sz w:val="16"/>
               </w:rPr>
               <w:t>访客查找内容</w:t>
@@ -225,38 +760,61 @@
         </w:tc>
         <w:tc>
           <w:tcPr>
-            <w:tcW w:type="dxa" w:w="3230"/>
+            <w:tcW w:w="3230" w:type="dxa"/>
             <w:vAlign w:val="center"/>
           </w:tcPr>
           <w:p>
             <w:pPr>
-              <w:spacing w:after="40" w:before="40" w:line="276" w:lineRule="auto"/>
-            </w:pPr>
-            <w:r>
-              <w:rPr>
-                <w:rFonts w:ascii="Microsoft YaHei" w:hAnsi="Microsoft YaHei"/>
-                <w:b w:val="0"/>
-                <w:color w:val="17315B"/>
-                <w:sz w:val="16"/>
-              </w:rPr>
-              <w:t>搜索 /search/?q=关键词；归档 /archives.html</w:t>
-            </w:r>
-          </w:p>
-        </w:tc>
-        <w:tc>
-          <w:tcPr>
-            <w:tcW w:type="dxa" w:w="3230"/>
+              <w:spacing w:before="40" w:after="40" w:line="276" w:lineRule="auto"/>
+              <w:rPr>
+                <w:rFonts w:ascii="Times New Roman" w:eastAsia="宋体" w:hAnsi="Times New Roman" w:cs="Times New Roman"/>
+              </w:rPr>
+            </w:pPr>
+            <w:r>
+              <w:rPr>
+                <w:rFonts w:ascii="Times New Roman" w:eastAsia="宋体" w:hAnsi="Times New Roman" w:cs="Times New Roman"/>
+                <w:sz w:val="16"/>
+              </w:rPr>
+              <w:t>搜索</w:t>
+            </w:r>
+            <w:r>
+              <w:rPr>
+                <w:rFonts w:ascii="Times New Roman" w:eastAsia="宋体" w:hAnsi="Times New Roman" w:cs="Times New Roman"/>
+                <w:sz w:val="16"/>
+              </w:rPr>
+              <w:t xml:space="preserve"> /search/?q=</w:t>
+            </w:r>
+            <w:r>
+              <w:rPr>
+                <w:rFonts w:ascii="Times New Roman" w:eastAsia="宋体" w:hAnsi="Times New Roman" w:cs="Times New Roman"/>
+                <w:sz w:val="16"/>
+              </w:rPr>
+              <w:t>关键词；归档</w:t>
+            </w:r>
+            <w:r>
+              <w:rPr>
+                <w:rFonts w:ascii="Times New Roman" w:eastAsia="宋体" w:hAnsi="Times New Roman" w:cs="Times New Roman"/>
+                <w:sz w:val="16"/>
+              </w:rPr>
+              <w:t xml:space="preserve"> /archives.html</w:t>
+            </w:r>
+          </w:p>
+        </w:tc>
+        <w:tc>
+          <w:tcPr>
+            <w:tcW w:w="3230" w:type="dxa"/>
             <w:vAlign w:val="center"/>
           </w:tcPr>
           <w:p>
             <w:pPr>
-              <w:spacing w:after="40" w:before="40" w:line="276" w:lineRule="auto"/>
-            </w:pPr>
-            <w:r>
-              <w:rPr>
-                <w:rFonts w:ascii="Microsoft YaHei" w:hAnsi="Microsoft YaHei"/>
-                <w:b w:val="0"/>
-                <w:color w:val="17315B"/>
+              <w:spacing w:before="40" w:after="40" w:line="276" w:lineRule="auto"/>
+              <w:rPr>
+                <w:rFonts w:ascii="Times New Roman" w:eastAsia="宋体" w:hAnsi="Times New Roman" w:cs="Times New Roman"/>
+              </w:rPr>
+            </w:pPr>
+            <w:r>
+              <w:rPr>
+                <w:rFonts w:ascii="Times New Roman" w:eastAsia="宋体" w:hAnsi="Times New Roman" w:cs="Times New Roman"/>
                 <w:sz w:val="16"/>
               </w:rPr>
               <w:t>关键词输入、结果高亮、按时间查看文章</w:t>
@@ -267,21 +825,23 @@
       <w:tr>
         <w:trPr>
           <w:cantSplit/>
+          <w:jc w:val="center"/>
         </w:trPr>
         <w:tc>
           <w:tcPr>
-            <w:tcW w:type="dxa" w:w="3230"/>
+            <w:tcW w:w="3230" w:type="dxa"/>
             <w:vAlign w:val="center"/>
           </w:tcPr>
           <w:p>
             <w:pPr>
-              <w:spacing w:after="40" w:before="40" w:line="276" w:lineRule="auto"/>
-            </w:pPr>
-            <w:r>
-              <w:rPr>
-                <w:rFonts w:ascii="Microsoft YaHei" w:hAnsi="Microsoft YaHei"/>
-                <w:b w:val="0"/>
-                <w:color w:val="17315B"/>
+              <w:spacing w:before="40" w:after="40" w:line="276" w:lineRule="auto"/>
+              <w:rPr>
+                <w:rFonts w:ascii="Times New Roman" w:eastAsia="宋体" w:hAnsi="Times New Roman" w:cs="Times New Roman"/>
+              </w:rPr>
+            </w:pPr>
+            <w:r>
+              <w:rPr>
+                <w:rFonts w:ascii="Times New Roman" w:eastAsia="宋体" w:hAnsi="Times New Roman" w:cs="Times New Roman"/>
                 <w:sz w:val="16"/>
               </w:rPr>
               <w:t>访客阅读</w:t>
@@ -290,41 +850,120 @@
         </w:tc>
         <w:tc>
           <w:tcPr>
-            <w:tcW w:type="dxa" w:w="3230"/>
+            <w:tcW w:w="3230" w:type="dxa"/>
             <w:vAlign w:val="center"/>
           </w:tcPr>
           <w:p>
             <w:pPr>
-              <w:spacing w:after="40" w:before="40" w:line="276" w:lineRule="auto"/>
-            </w:pPr>
-            <w:r>
-              <w:rPr>
-                <w:rFonts w:ascii="Microsoft YaHei" w:hAnsi="Microsoft YaHei"/>
-                <w:b w:val="0"/>
-                <w:color w:val="17315B"/>
-                <w:sz w:val="16"/>
-              </w:rPr>
-              <w:t>文章 /article/年/月/日/id.html</w:t>
-            </w:r>
-          </w:p>
-        </w:tc>
-        <w:tc>
-          <w:tcPr>
-            <w:tcW w:type="dxa" w:w="3230"/>
+              <w:spacing w:before="40" w:after="40" w:line="276" w:lineRule="auto"/>
+              <w:rPr>
+                <w:rFonts w:ascii="Times New Roman" w:eastAsia="宋体" w:hAnsi="Times New Roman" w:cs="Times New Roman"/>
+              </w:rPr>
+            </w:pPr>
+            <w:r>
+              <w:rPr>
+                <w:rFonts w:ascii="Times New Roman" w:eastAsia="宋体" w:hAnsi="Times New Roman" w:cs="Times New Roman"/>
+                <w:sz w:val="16"/>
+              </w:rPr>
+              <w:t>文章</w:t>
+            </w:r>
+            <w:r>
+              <w:rPr>
+                <w:rFonts w:ascii="Times New Roman" w:eastAsia="宋体" w:hAnsi="Times New Roman" w:cs="Times New Roman"/>
+                <w:sz w:val="16"/>
+              </w:rPr>
+              <w:t xml:space="preserve"> /article/</w:t>
+            </w:r>
+            <w:r>
+              <w:rPr>
+                <w:rFonts w:ascii="Times New Roman" w:eastAsia="宋体" w:hAnsi="Times New Roman" w:cs="Times New Roman"/>
+                <w:sz w:val="16"/>
+              </w:rPr>
+              <w:t>年</w:t>
+            </w:r>
+            <w:r>
+              <w:rPr>
+                <w:rFonts w:ascii="Times New Roman" w:eastAsia="宋体" w:hAnsi="Times New Roman" w:cs="Times New Roman"/>
+                <w:sz w:val="16"/>
+              </w:rPr>
+              <w:t>/</w:t>
+            </w:r>
+            <w:r>
+              <w:rPr>
+                <w:rFonts w:ascii="Times New Roman" w:eastAsia="宋体" w:hAnsi="Times New Roman" w:cs="Times New Roman"/>
+                <w:sz w:val="16"/>
+              </w:rPr>
+              <w:t>月</w:t>
+            </w:r>
+            <w:r>
+              <w:rPr>
+                <w:rFonts w:ascii="Times New Roman" w:eastAsia="宋体" w:hAnsi="Times New Roman" w:cs="Times New Roman"/>
+                <w:sz w:val="16"/>
+              </w:rPr>
+              <w:t>/</w:t>
+            </w:r>
+            <w:r>
+              <w:rPr>
+                <w:rFonts w:ascii="Times New Roman" w:eastAsia="宋体" w:hAnsi="Times New Roman" w:cs="Times New Roman"/>
+                <w:sz w:val="16"/>
+              </w:rPr>
+              <w:t>日</w:t>
+            </w:r>
+            <w:r>
+              <w:rPr>
+                <w:rFonts w:ascii="Times New Roman" w:eastAsia="宋体" w:hAnsi="Times New Roman" w:cs="Times New Roman"/>
+                <w:sz w:val="16"/>
+              </w:rPr>
+              <w:t>/id.html</w:t>
+            </w:r>
+          </w:p>
+        </w:tc>
+        <w:tc>
+          <w:tcPr>
+            <w:tcW w:w="3230" w:type="dxa"/>
             <w:vAlign w:val="center"/>
           </w:tcPr>
           <w:p>
             <w:pPr>
-              <w:spacing w:after="40" w:before="40" w:line="276" w:lineRule="auto"/>
-            </w:pPr>
-            <w:r>
-              <w:rPr>
-                <w:rFonts w:ascii="Microsoft YaHei" w:hAnsi="Microsoft YaHei"/>
-                <w:b w:val="0"/>
-                <w:color w:val="17315B"/>
-                <w:sz w:val="16"/>
-              </w:rPr>
-              <w:t>标题、面包屑、目录、Markdown 正文、上一篇/下一篇、评论列表</w:t>
+              <w:spacing w:before="40" w:after="40" w:line="276" w:lineRule="auto"/>
+              <w:rPr>
+                <w:rFonts w:ascii="Times New Roman" w:eastAsia="宋体" w:hAnsi="Times New Roman" w:cs="Times New Roman"/>
+              </w:rPr>
+            </w:pPr>
+            <w:r>
+              <w:rPr>
+                <w:rFonts w:ascii="Times New Roman" w:eastAsia="宋体" w:hAnsi="Times New Roman" w:cs="Times New Roman"/>
+                <w:sz w:val="16"/>
+              </w:rPr>
+              <w:t>标题、面包屑、目录、</w:t>
+            </w:r>
+            <w:r>
+              <w:rPr>
+                <w:rFonts w:ascii="Times New Roman" w:eastAsia="宋体" w:hAnsi="Times New Roman" w:cs="Times New Roman"/>
+                <w:sz w:val="16"/>
+              </w:rPr>
+              <w:t xml:space="preserve">Markdown </w:t>
+            </w:r>
+            <w:r>
+              <w:rPr>
+                <w:rFonts w:ascii="Times New Roman" w:eastAsia="宋体" w:hAnsi="Times New Roman" w:cs="Times New Roman"/>
+                <w:sz w:val="16"/>
+              </w:rPr>
+              <w:t>正文、上一篇</w:t>
+            </w:r>
+            <w:r>
+              <w:rPr>
+                <w:rFonts w:ascii="Times New Roman" w:eastAsia="宋体" w:hAnsi="Times New Roman" w:cs="Times New Roman"/>
+                <w:sz w:val="16"/>
+              </w:rPr>
+              <w:t>/</w:t>
+            </w:r>
+            <w:r>
+              <w:rPr>
+                <w:rFonts w:ascii="Times New Roman" w:eastAsia="宋体" w:hAnsi="Times New Roman" w:cs="Times New Roman"/>
+                <w:sz w:val="16"/>
+              </w:rPr>
+              <w:t>下一篇、评论列表</w:t>
             </w:r>
           </w:p>
         </w:tc>
@@ -332,21 +971,23 @@
       <w:tr>
         <w:trPr>
           <w:cantSplit/>
+          <w:jc w:val="center"/>
         </w:trPr>
         <w:tc>
           <w:tcPr>
-            <w:tcW w:type="dxa" w:w="3230"/>
+            <w:tcW w:w="3230" w:type="dxa"/>
             <w:vAlign w:val="center"/>
           </w:tcPr>
           <w:p>
             <w:pPr>
-              <w:spacing w:after="40" w:before="40" w:line="276" w:lineRule="auto"/>
-            </w:pPr>
-            <w:r>
-              <w:rPr>
-                <w:rFonts w:ascii="Microsoft YaHei" w:hAnsi="Microsoft YaHei"/>
-                <w:b w:val="0"/>
-                <w:color w:val="17315B"/>
+              <w:spacing w:before="40" w:after="40" w:line="276" w:lineRule="auto"/>
+              <w:rPr>
+                <w:rFonts w:ascii="Times New Roman" w:eastAsia="宋体" w:hAnsi="Times New Roman" w:cs="Times New Roman"/>
+              </w:rPr>
+            </w:pPr>
+            <w:r>
+              <w:rPr>
+                <w:rFonts w:ascii="Times New Roman" w:eastAsia="宋体" w:hAnsi="Times New Roman" w:cs="Times New Roman"/>
                 <w:sz w:val="16"/>
               </w:rPr>
               <w:t>注册用户互动</w:t>
@@ -355,38 +996,61 @@
         </w:tc>
         <w:tc>
           <w:tcPr>
-            <w:tcW w:type="dxa" w:w="3230"/>
+            <w:tcW w:w="3230" w:type="dxa"/>
             <w:vAlign w:val="center"/>
           </w:tcPr>
           <w:p>
             <w:pPr>
-              <w:spacing w:after="40" w:before="40" w:line="276" w:lineRule="auto"/>
-            </w:pPr>
-            <w:r>
-              <w:rPr>
-                <w:rFonts w:ascii="Microsoft YaHei" w:hAnsi="Microsoft YaHei"/>
-                <w:b w:val="0"/>
-                <w:color w:val="17315B"/>
-                <w:sz w:val="16"/>
-              </w:rPr>
-              <w:t>文章评论区；登录 /login/；注册 /register/</w:t>
-            </w:r>
-          </w:p>
-        </w:tc>
-        <w:tc>
-          <w:tcPr>
-            <w:tcW w:type="dxa" w:w="3230"/>
+              <w:spacing w:before="40" w:after="40" w:line="276" w:lineRule="auto"/>
+              <w:rPr>
+                <w:rFonts w:ascii="Times New Roman" w:eastAsia="宋体" w:hAnsi="Times New Roman" w:cs="Times New Roman"/>
+              </w:rPr>
+            </w:pPr>
+            <w:r>
+              <w:rPr>
+                <w:rFonts w:ascii="Times New Roman" w:eastAsia="宋体" w:hAnsi="Times New Roman" w:cs="Times New Roman"/>
+                <w:sz w:val="16"/>
+              </w:rPr>
+              <w:t>文章评论区；登录</w:t>
+            </w:r>
+            <w:r>
+              <w:rPr>
+                <w:rFonts w:ascii="Times New Roman" w:eastAsia="宋体" w:hAnsi="Times New Roman" w:cs="Times New Roman"/>
+                <w:sz w:val="16"/>
+              </w:rPr>
+              <w:t xml:space="preserve"> /login/</w:t>
+            </w:r>
+            <w:r>
+              <w:rPr>
+                <w:rFonts w:ascii="Times New Roman" w:eastAsia="宋体" w:hAnsi="Times New Roman" w:cs="Times New Roman"/>
+                <w:sz w:val="16"/>
+              </w:rPr>
+              <w:t>；注册</w:t>
+            </w:r>
+            <w:r>
+              <w:rPr>
+                <w:rFonts w:ascii="Times New Roman" w:eastAsia="宋体" w:hAnsi="Times New Roman" w:cs="Times New Roman"/>
+                <w:sz w:val="16"/>
+              </w:rPr>
+              <w:t xml:space="preserve"> /register/</w:t>
+            </w:r>
+          </w:p>
+        </w:tc>
+        <w:tc>
+          <w:tcPr>
+            <w:tcW w:w="3230" w:type="dxa"/>
             <w:vAlign w:val="center"/>
           </w:tcPr>
           <w:p>
             <w:pPr>
-              <w:spacing w:after="40" w:before="40" w:line="276" w:lineRule="auto"/>
-            </w:pPr>
-            <w:r>
-              <w:rPr>
-                <w:rFonts w:ascii="Microsoft YaHei" w:hAnsi="Microsoft YaHei"/>
-                <w:b w:val="0"/>
-                <w:color w:val="17315B"/>
+              <w:spacing w:before="40" w:after="40" w:line="276" w:lineRule="auto"/>
+              <w:rPr>
+                <w:rFonts w:ascii="Times New Roman" w:eastAsia="宋体" w:hAnsi="Times New Roman" w:cs="Times New Roman"/>
+              </w:rPr>
+            </w:pPr>
+            <w:r>
+              <w:rPr>
+                <w:rFonts w:ascii="Times New Roman" w:eastAsia="宋体" w:hAnsi="Times New Roman" w:cs="Times New Roman"/>
                 <w:sz w:val="16"/>
               </w:rPr>
               <w:t>登录后发表评论、回复和表情反应；未登录时显示登录引导</w:t>
@@ -397,21 +1061,23 @@
       <w:tr>
         <w:trPr>
           <w:cantSplit/>
+          <w:jc w:val="center"/>
         </w:trPr>
         <w:tc>
           <w:tcPr>
-            <w:tcW w:type="dxa" w:w="3230"/>
+            <w:tcW w:w="3230" w:type="dxa"/>
             <w:vAlign w:val="center"/>
           </w:tcPr>
           <w:p>
             <w:pPr>
-              <w:spacing w:after="40" w:before="40" w:line="276" w:lineRule="auto"/>
-            </w:pPr>
-            <w:r>
-              <w:rPr>
-                <w:rFonts w:ascii="Microsoft YaHei" w:hAnsi="Microsoft YaHei"/>
-                <w:b w:val="0"/>
-                <w:color w:val="17315B"/>
+              <w:spacing w:before="40" w:after="40" w:line="276" w:lineRule="auto"/>
+              <w:rPr>
+                <w:rFonts w:ascii="Times New Roman" w:eastAsia="宋体" w:hAnsi="Times New Roman" w:cs="Times New Roman"/>
+              </w:rPr>
+            </w:pPr>
+            <w:r>
+              <w:rPr>
+                <w:rFonts w:ascii="Times New Roman" w:eastAsia="宋体" w:hAnsi="Times New Roman" w:cs="Times New Roman"/>
                 <w:sz w:val="16"/>
               </w:rPr>
               <w:t>编辑管理</w:t>
@@ -420,38 +1086,47 @@
         </w:tc>
         <w:tc>
           <w:tcPr>
-            <w:tcW w:type="dxa" w:w="3230"/>
+            <w:tcW w:w="3230" w:type="dxa"/>
             <w:vAlign w:val="center"/>
           </w:tcPr>
           <w:p>
             <w:pPr>
-              <w:spacing w:after="40" w:before="40" w:line="276" w:lineRule="auto"/>
-            </w:pPr>
-            <w:r>
-              <w:rPr>
-                <w:rFonts w:ascii="Microsoft YaHei" w:hAnsi="Microsoft YaHei"/>
-                <w:b w:val="0"/>
-                <w:color w:val="17315B"/>
-                <w:sz w:val="16"/>
-              </w:rPr>
-              <w:t>管理后台 /admin/</w:t>
-            </w:r>
-          </w:p>
-        </w:tc>
-        <w:tc>
-          <w:tcPr>
-            <w:tcW w:type="dxa" w:w="3230"/>
+              <w:spacing w:before="40" w:after="40" w:line="276" w:lineRule="auto"/>
+              <w:rPr>
+                <w:rFonts w:ascii="Times New Roman" w:eastAsia="宋体" w:hAnsi="Times New Roman" w:cs="Times New Roman"/>
+              </w:rPr>
+            </w:pPr>
+            <w:r>
+              <w:rPr>
+                <w:rFonts w:ascii="Times New Roman" w:eastAsia="宋体" w:hAnsi="Times New Roman" w:cs="Times New Roman"/>
+                <w:sz w:val="16"/>
+              </w:rPr>
+              <w:t>管理后台</w:t>
+            </w:r>
+            <w:r>
+              <w:rPr>
+                <w:rFonts w:ascii="Times New Roman" w:eastAsia="宋体" w:hAnsi="Times New Roman" w:cs="Times New Roman"/>
+                <w:sz w:val="16"/>
+              </w:rPr>
+              <w:t xml:space="preserve"> /admin/</w:t>
+            </w:r>
+          </w:p>
+        </w:tc>
+        <w:tc>
+          <w:tcPr>
+            <w:tcW w:w="3230" w:type="dxa"/>
             <w:vAlign w:val="center"/>
           </w:tcPr>
           <w:p>
             <w:pPr>
-              <w:spacing w:after="40" w:before="40" w:line="276" w:lineRule="auto"/>
-            </w:pPr>
-            <w:r>
-              <w:rPr>
-                <w:rFonts w:ascii="Microsoft YaHei" w:hAnsi="Microsoft YaHei"/>
-                <w:b w:val="0"/>
-                <w:color w:val="17315B"/>
+              <w:spacing w:before="40" w:after="40" w:line="276" w:lineRule="auto"/>
+              <w:rPr>
+                <w:rFonts w:ascii="Times New Roman" w:eastAsia="宋体" w:hAnsi="Times New Roman" w:cs="Times New Roman"/>
+              </w:rPr>
+            </w:pPr>
+            <w:r>
+              <w:rPr>
+                <w:rFonts w:ascii="Times New Roman" w:eastAsia="宋体" w:hAnsi="Times New Roman" w:cs="Times New Roman"/>
                 <w:sz w:val="16"/>
               </w:rPr>
               <w:t>文章、分类、标签、站点配置等管理；需相应权限</w:t>
@@ -461,23 +1136,92 @@
       </w:tr>
     </w:tbl>
     <w:p>
-      <w:r>
-        <w:t>主题测试数据包含 12 篇文章、5 个子分类、14 个标签、3 条可见示例评论；这些数据只用于本地演示，不是用户真实投稿。</w:t>
+      <w:pPr>
+        <w:rPr>
+          <w:rFonts w:ascii="Times New Roman" w:eastAsia="宋体" w:hAnsi="Times New Roman" w:cs="Times New Roman"/>
+        </w:rPr>
+      </w:pPr>
+      <w:r>
+        <w:rPr>
+          <w:rFonts w:ascii="Times New Roman" w:eastAsia="宋体" w:hAnsi="Times New Roman" w:cs="Times New Roman"/>
+        </w:rPr>
+        <w:t>主题测试数据包含</w:t>
+      </w:r>
+      <w:r>
+        <w:rPr>
+          <w:rFonts w:ascii="Times New Roman" w:eastAsia="宋体" w:hAnsi="Times New Roman" w:cs="Times New Roman"/>
+        </w:rPr>
+        <w:t xml:space="preserve"> 12 </w:t>
+      </w:r>
+      <w:r>
+        <w:rPr>
+          <w:rFonts w:ascii="Times New Roman" w:eastAsia="宋体" w:hAnsi="Times New Roman" w:cs="Times New Roman"/>
+        </w:rPr>
+        <w:t>篇文章、</w:t>
+      </w:r>
+      <w:r>
+        <w:rPr>
+          <w:rFonts w:ascii="Times New Roman" w:eastAsia="宋体" w:hAnsi="Times New Roman" w:cs="Times New Roman"/>
+        </w:rPr>
+        <w:t xml:space="preserve">5 </w:t>
+      </w:r>
+      <w:r>
+        <w:rPr>
+          <w:rFonts w:ascii="Times New Roman" w:eastAsia="宋体" w:hAnsi="Times New Roman" w:cs="Times New Roman"/>
+        </w:rPr>
+        <w:t>个子分类、</w:t>
+      </w:r>
+      <w:r>
+        <w:rPr>
+          <w:rFonts w:ascii="Times New Roman" w:eastAsia="宋体" w:hAnsi="Times New Roman" w:cs="Times New Roman"/>
+        </w:rPr>
+        <w:t xml:space="preserve">14 </w:t>
+      </w:r>
+      <w:r>
+        <w:rPr>
+          <w:rFonts w:ascii="Times New Roman" w:eastAsia="宋体" w:hAnsi="Times New Roman" w:cs="Times New Roman"/>
+        </w:rPr>
+        <w:t>个标签、</w:t>
+      </w:r>
+      <w:r>
+        <w:rPr>
+          <w:rFonts w:ascii="Times New Roman" w:eastAsia="宋体" w:hAnsi="Times New Roman" w:cs="Times New Roman"/>
+        </w:rPr>
+        <w:t xml:space="preserve">3 </w:t>
+      </w:r>
+      <w:r>
+        <w:rPr>
+          <w:rFonts w:ascii="Times New Roman" w:eastAsia="宋体" w:hAnsi="Times New Roman" w:cs="Times New Roman"/>
+        </w:rPr>
+        <w:t>条可见示例评论；这些数据只用于本地演示，不是用户真实投稿。</w:t>
       </w:r>
     </w:p>
     <w:p>
       <w:pPr>
         <w:pStyle w:val="2"/>
+        <w:rPr>
+          <w:rFonts w:ascii="Times New Roman" w:eastAsia="宋体" w:hAnsi="Times New Roman" w:cs="Times New Roman"/>
+        </w:rPr>
       </w:pPr>
       <w:r>
+        <w:rPr>
+          <w:rFonts w:ascii="Times New Roman" w:eastAsia="宋体" w:hAnsi="Times New Roman" w:cs="Times New Roman"/>
+        </w:rPr>
+        <w:lastRenderedPageBreak/>
         <w:t>主要的界面设计</w:t>
       </w:r>
     </w:p>
     <w:p>
       <w:pPr>
         <w:pStyle w:val="3"/>
+        <w:rPr>
+          <w:rFonts w:ascii="Times New Roman" w:eastAsia="宋体" w:hAnsi="Times New Roman" w:cs="Times New Roman"/>
+        </w:rPr>
       </w:pPr>
       <w:r>
+        <w:rPr>
+          <w:rFonts w:ascii="Times New Roman" w:eastAsia="宋体" w:hAnsi="Times New Roman" w:cs="Times New Roman"/>
+        </w:rPr>
         <w:t>信息架构与界面流转</w:t>
       </w:r>
     </w:p>
@@ -486,20 +1230,545 @@
         <w:keepNext/>
         <w:spacing w:after="60"/>
         <w:jc w:val="center"/>
+        <w:rPr>
+          <w:rFonts w:ascii="Times New Roman" w:eastAsia="宋体" w:hAnsi="Times New Roman" w:cs="Times New Roman"/>
+        </w:rPr>
       </w:pPr>
       <w:r>
+        <w:rPr>
+          <w:rFonts w:ascii="Times New Roman" w:eastAsia="宋体" w:hAnsi="Times New Roman" w:cs="Times New Roman"/>
+          <w:noProof/>
+        </w:rPr>
         <w:drawing>
-          <wp:inline xmlns:a="http://schemas.openxmlformats.org/drawingml/2006/main" xmlns:pic="http://schemas.openxmlformats.org/drawingml/2006/picture">
+          <wp:inline distT="0" distB="0" distL="0" distR="0" wp14:anchorId="124EDCFD" wp14:editId="7680960C">
             <wp:extent cx="5989320" cy="3181826"/>
-            <wp:docPr id="1" name="Picture 1"/>
+            <wp:effectExtent l="0" t="0" r="0" b="0"/>
+            <wp:docPr id="1" name="Picture 1" descr="图 1  界面思维导图：主题栏目、阅读、互动与管理入口"/>
             <wp:cNvGraphicFramePr>
-              <a:graphicFrameLocks noChangeAspect="1"/>
+              <a:graphicFrameLocks xmlns:a="http://schemas.openxmlformats.org/drawingml/2006/main" noChangeAspect="1"/>
             </wp:cNvGraphicFramePr>
-            <a:graphic>
+            <a:graphic xmlns:a="http://schemas.openxmlformats.org/drawingml/2006/main">
               <a:graphicData uri="http://schemas.openxmlformats.org/drawingml/2006/picture">
-                <pic:pic>
+                <pic:pic xmlns:pic="http://schemas.openxmlformats.org/drawingml/2006/picture">
                   <pic:nvPicPr>
                     <pic:cNvPr id="0" name="06-ui-mindmap.png"/>
+                    <pic:cNvPicPr/>
+                  </pic:nvPicPr>
+                  <pic:blipFill>
+                    <a:blip r:embed="rId9"/>
+                    <a:stretch>
+                      <a:fillRect/>
+                    </a:stretch>
+                  </pic:blipFill>
+                  <pic:spPr>
+                    <a:xfrm>
+                      <a:off x="0" y="0"/>
+                      <a:ext cx="5989320" cy="3181826"/>
+                    </a:xfrm>
+                    <a:prstGeom prst="rect">
+                      <a:avLst/>
+                    </a:prstGeom>
+                  </pic:spPr>
+                </pic:pic>
+              </a:graphicData>
+            </a:graphic>
+          </wp:inline>
+        </w:drawing>
+      </w:r>
+    </w:p>
+    <w:p>
+      <w:pPr>
+        <w:spacing w:after="260"/>
+        <w:jc w:val="center"/>
+        <w:rPr>
+          <w:rFonts w:ascii="Times New Roman" w:eastAsia="宋体" w:hAnsi="Times New Roman" w:cs="Times New Roman"/>
+        </w:rPr>
+      </w:pPr>
+      <w:r>
+        <w:rPr>
+          <w:rFonts w:ascii="Times New Roman" w:eastAsia="宋体" w:hAnsi="Times New Roman" w:cs="Times New Roman"/>
+          <w:color w:val="526377"/>
+          <w:sz w:val="17"/>
+        </w:rPr>
+        <w:t>图</w:t>
+      </w:r>
+      <w:r>
+        <w:rPr>
+          <w:rFonts w:ascii="Times New Roman" w:eastAsia="宋体" w:hAnsi="Times New Roman" w:cs="Times New Roman"/>
+          <w:color w:val="526377"/>
+          <w:sz w:val="17"/>
+        </w:rPr>
+        <w:t xml:space="preserve"> </w:t>
+      </w:r>
+      <w:proofErr w:type="gramStart"/>
+      <w:r>
+        <w:rPr>
+          <w:rFonts w:ascii="Times New Roman" w:eastAsia="宋体" w:hAnsi="Times New Roman" w:cs="Times New Roman"/>
+          <w:color w:val="526377"/>
+          <w:sz w:val="17"/>
+        </w:rPr>
+        <w:t xml:space="preserve">1  </w:t>
+      </w:r>
+      <w:r>
+        <w:rPr>
+          <w:rFonts w:ascii="Times New Roman" w:eastAsia="宋体" w:hAnsi="Times New Roman" w:cs="Times New Roman"/>
+          <w:color w:val="526377"/>
+          <w:sz w:val="17"/>
+        </w:rPr>
+        <w:t>界面思维导图</w:t>
+      </w:r>
+      <w:proofErr w:type="gramEnd"/>
+      <w:r>
+        <w:rPr>
+          <w:rFonts w:ascii="Times New Roman" w:eastAsia="宋体" w:hAnsi="Times New Roman" w:cs="Times New Roman"/>
+          <w:color w:val="526377"/>
+          <w:sz w:val="17"/>
+        </w:rPr>
+        <w:t>：主题栏目、阅读、互动与管理入口</w:t>
+      </w:r>
+    </w:p>
+    <w:p>
+      <w:pPr>
+        <w:keepNext/>
+        <w:spacing w:after="60"/>
+        <w:jc w:val="center"/>
+        <w:rPr>
+          <w:rFonts w:ascii="Times New Roman" w:eastAsia="宋体" w:hAnsi="Times New Roman" w:cs="Times New Roman"/>
+        </w:rPr>
+      </w:pPr>
+      <w:r>
+        <w:rPr>
+          <w:rFonts w:ascii="Times New Roman" w:eastAsia="宋体" w:hAnsi="Times New Roman" w:cs="Times New Roman"/>
+          <w:noProof/>
+        </w:rPr>
+        <w:drawing>
+          <wp:inline distT="0" distB="0" distL="0" distR="0" wp14:anchorId="3E0936C8" wp14:editId="02876A35">
+            <wp:extent cx="5989320" cy="2620328"/>
+            <wp:effectExtent l="0" t="0" r="0" b="0"/>
+            <wp:docPr id="2" name="Picture 2" descr="图 2  主要界面流转：发现内容—阅读—登录—互动"/>
+            <wp:cNvGraphicFramePr>
+              <a:graphicFrameLocks xmlns:a="http://schemas.openxmlformats.org/drawingml/2006/main" noChangeAspect="1"/>
+            </wp:cNvGraphicFramePr>
+            <a:graphic xmlns:a="http://schemas.openxmlformats.org/drawingml/2006/main">
+              <a:graphicData uri="http://schemas.openxmlformats.org/drawingml/2006/picture">
+                <pic:pic xmlns:pic="http://schemas.openxmlformats.org/drawingml/2006/picture">
+                  <pic:nvPicPr>
+                    <pic:cNvPr id="0" name="07-ui-flow.png"/>
+                    <pic:cNvPicPr/>
+                  </pic:nvPicPr>
+                  <pic:blipFill>
+                    <a:blip r:embed="rId10"/>
+                    <a:stretch>
+                      <a:fillRect/>
+                    </a:stretch>
+                  </pic:blipFill>
+                  <pic:spPr>
+                    <a:xfrm>
+                      <a:off x="0" y="0"/>
+                      <a:ext cx="5989320" cy="2620328"/>
+                    </a:xfrm>
+                    <a:prstGeom prst="rect">
+                      <a:avLst/>
+                    </a:prstGeom>
+                  </pic:spPr>
+                </pic:pic>
+              </a:graphicData>
+            </a:graphic>
+          </wp:inline>
+        </w:drawing>
+      </w:r>
+    </w:p>
+    <w:p>
+      <w:pPr>
+        <w:spacing w:after="260"/>
+        <w:jc w:val="center"/>
+        <w:rPr>
+          <w:rFonts w:ascii="Times New Roman" w:eastAsia="宋体" w:hAnsi="Times New Roman" w:cs="Times New Roman"/>
+        </w:rPr>
+      </w:pPr>
+      <w:r>
+        <w:rPr>
+          <w:rFonts w:ascii="Times New Roman" w:eastAsia="宋体" w:hAnsi="Times New Roman" w:cs="Times New Roman"/>
+          <w:color w:val="526377"/>
+          <w:sz w:val="17"/>
+        </w:rPr>
+        <w:t>图</w:t>
+      </w:r>
+      <w:r>
+        <w:rPr>
+          <w:rFonts w:ascii="Times New Roman" w:eastAsia="宋体" w:hAnsi="Times New Roman" w:cs="Times New Roman"/>
+          <w:color w:val="526377"/>
+          <w:sz w:val="17"/>
+        </w:rPr>
+        <w:t xml:space="preserve"> </w:t>
+      </w:r>
+      <w:proofErr w:type="gramStart"/>
+      <w:r>
+        <w:rPr>
+          <w:rFonts w:ascii="Times New Roman" w:eastAsia="宋体" w:hAnsi="Times New Roman" w:cs="Times New Roman"/>
+          <w:color w:val="526377"/>
+          <w:sz w:val="17"/>
+        </w:rPr>
+        <w:t xml:space="preserve">2  </w:t>
+      </w:r>
+      <w:r>
+        <w:rPr>
+          <w:rFonts w:ascii="Times New Roman" w:eastAsia="宋体" w:hAnsi="Times New Roman" w:cs="Times New Roman"/>
+          <w:color w:val="526377"/>
+          <w:sz w:val="17"/>
+        </w:rPr>
+        <w:t>主要界面流转</w:t>
+      </w:r>
+      <w:proofErr w:type="gramEnd"/>
+      <w:r>
+        <w:rPr>
+          <w:rFonts w:ascii="Times New Roman" w:eastAsia="宋体" w:hAnsi="Times New Roman" w:cs="Times New Roman"/>
+          <w:color w:val="526377"/>
+          <w:sz w:val="17"/>
+        </w:rPr>
+        <w:t>：发现内容</w:t>
+      </w:r>
+      <w:r>
+        <w:rPr>
+          <w:rFonts w:ascii="Times New Roman" w:eastAsia="宋体" w:hAnsi="Times New Roman" w:cs="Times New Roman"/>
+          <w:color w:val="526377"/>
+          <w:sz w:val="17"/>
+        </w:rPr>
+        <w:t>—</w:t>
+      </w:r>
+      <w:r>
+        <w:rPr>
+          <w:rFonts w:ascii="Times New Roman" w:eastAsia="宋体" w:hAnsi="Times New Roman" w:cs="Times New Roman"/>
+          <w:color w:val="526377"/>
+          <w:sz w:val="17"/>
+        </w:rPr>
+        <w:t>阅读</w:t>
+      </w:r>
+      <w:r>
+        <w:rPr>
+          <w:rFonts w:ascii="Times New Roman" w:eastAsia="宋体" w:hAnsi="Times New Roman" w:cs="Times New Roman"/>
+          <w:color w:val="526377"/>
+          <w:sz w:val="17"/>
+        </w:rPr>
+        <w:t>—</w:t>
+      </w:r>
+      <w:r>
+        <w:rPr>
+          <w:rFonts w:ascii="Times New Roman" w:eastAsia="宋体" w:hAnsi="Times New Roman" w:cs="Times New Roman"/>
+          <w:color w:val="526377"/>
+          <w:sz w:val="17"/>
+        </w:rPr>
+        <w:t>登录</w:t>
+      </w:r>
+      <w:r>
+        <w:rPr>
+          <w:rFonts w:ascii="Times New Roman" w:eastAsia="宋体" w:hAnsi="Times New Roman" w:cs="Times New Roman"/>
+          <w:color w:val="526377"/>
+          <w:sz w:val="17"/>
+        </w:rPr>
+        <w:t>—</w:t>
+      </w:r>
+      <w:r>
+        <w:rPr>
+          <w:rFonts w:ascii="Times New Roman" w:eastAsia="宋体" w:hAnsi="Times New Roman" w:cs="Times New Roman"/>
+          <w:color w:val="526377"/>
+          <w:sz w:val="17"/>
+        </w:rPr>
+        <w:t>互动</w:t>
+      </w:r>
+    </w:p>
+    <w:p>
+      <w:pPr>
+        <w:rPr>
+          <w:rFonts w:ascii="Times New Roman" w:eastAsia="宋体" w:hAnsi="Times New Roman" w:cs="Times New Roman"/>
+        </w:rPr>
+      </w:pPr>
+      <w:r>
+        <w:rPr>
+          <w:rFonts w:ascii="Times New Roman" w:eastAsia="宋体" w:hAnsi="Times New Roman" w:cs="Times New Roman"/>
+        </w:rPr>
+        <w:t>首页可以直接进入文章详情，也能先按分类、标签或搜索结果筛选。详情页的面包屑返回栏目；发表评论需登录。管理员入口不属于访客主路径。图中的页面关系是现有路由与模板的概括，搜索索引需先构建才会返回本地文章。</w:t>
+      </w:r>
+    </w:p>
+    <w:p>
+      <w:pPr>
+        <w:pStyle w:val="3"/>
+        <w:rPr>
+          <w:rFonts w:ascii="Times New Roman" w:eastAsia="宋体" w:hAnsi="Times New Roman" w:cs="Times New Roman"/>
+        </w:rPr>
+      </w:pPr>
+      <w:r>
+        <w:rPr>
+          <w:rFonts w:ascii="Times New Roman" w:eastAsia="宋体" w:hAnsi="Times New Roman" w:cs="Times New Roman"/>
+        </w:rPr>
+        <w:lastRenderedPageBreak/>
+        <w:t>实际运行界面与核心元素</w:t>
+      </w:r>
+    </w:p>
+    <w:p>
+      <w:pPr>
+        <w:keepNext/>
+        <w:spacing w:after="60"/>
+        <w:jc w:val="center"/>
+        <w:rPr>
+          <w:rFonts w:ascii="Times New Roman" w:eastAsia="宋体" w:hAnsi="Times New Roman" w:cs="Times New Roman"/>
+        </w:rPr>
+      </w:pPr>
+      <w:r>
+        <w:rPr>
+          <w:rFonts w:ascii="Times New Roman" w:eastAsia="宋体" w:hAnsi="Times New Roman" w:cs="Times New Roman"/>
+          <w:noProof/>
+        </w:rPr>
+        <w:drawing>
+          <wp:inline distT="0" distB="0" distL="0" distR="0" wp14:anchorId="200214AD" wp14:editId="0ADFE4C7">
+            <wp:extent cx="5989320" cy="3743325"/>
+            <wp:effectExtent l="0" t="0" r="0" b="0"/>
+            <wp:docPr id="3" name="Picture 3" descr="图 3  桌面首页：站点主题、栏目导航、最近文章与侧栏"/>
+            <wp:cNvGraphicFramePr>
+              <a:graphicFrameLocks xmlns:a="http://schemas.openxmlformats.org/drawingml/2006/main" noChangeAspect="1"/>
+            </wp:cNvGraphicFramePr>
+            <a:graphic xmlns:a="http://schemas.openxmlformats.org/drawingml/2006/main">
+              <a:graphicData uri="http://schemas.openxmlformats.org/drawingml/2006/picture">
+                <pic:pic xmlns:pic="http://schemas.openxmlformats.org/drawingml/2006/picture">
+                  <pic:nvPicPr>
+                    <pic:cNvPr id="0" name="01-home-desktop.png"/>
+                    <pic:cNvPicPr/>
+                  </pic:nvPicPr>
+                  <pic:blipFill>
+                    <a:blip r:embed="rId11"/>
+                    <a:stretch>
+                      <a:fillRect/>
+                    </a:stretch>
+                  </pic:blipFill>
+                  <pic:spPr>
+                    <a:xfrm>
+                      <a:off x="0" y="0"/>
+                      <a:ext cx="5989320" cy="3743325"/>
+                    </a:xfrm>
+                    <a:prstGeom prst="rect">
+                      <a:avLst/>
+                    </a:prstGeom>
+                  </pic:spPr>
+                </pic:pic>
+              </a:graphicData>
+            </a:graphic>
+          </wp:inline>
+        </w:drawing>
+      </w:r>
+    </w:p>
+    <w:p>
+      <w:pPr>
+        <w:spacing w:after="260"/>
+        <w:jc w:val="center"/>
+        <w:rPr>
+          <w:rFonts w:ascii="Times New Roman" w:eastAsia="宋体" w:hAnsi="Times New Roman" w:cs="Times New Roman"/>
+        </w:rPr>
+      </w:pPr>
+      <w:r>
+        <w:rPr>
+          <w:rFonts w:ascii="Times New Roman" w:eastAsia="宋体" w:hAnsi="Times New Roman" w:cs="Times New Roman"/>
+          <w:color w:val="526377"/>
+          <w:sz w:val="17"/>
+        </w:rPr>
+        <w:t>图</w:t>
+      </w:r>
+      <w:r>
+        <w:rPr>
+          <w:rFonts w:ascii="Times New Roman" w:eastAsia="宋体" w:hAnsi="Times New Roman" w:cs="Times New Roman"/>
+          <w:color w:val="526377"/>
+          <w:sz w:val="17"/>
+        </w:rPr>
+        <w:t xml:space="preserve"> </w:t>
+      </w:r>
+      <w:proofErr w:type="gramStart"/>
+      <w:r>
+        <w:rPr>
+          <w:rFonts w:ascii="Times New Roman" w:eastAsia="宋体" w:hAnsi="Times New Roman" w:cs="Times New Roman"/>
+          <w:color w:val="526377"/>
+          <w:sz w:val="17"/>
+        </w:rPr>
+        <w:t xml:space="preserve">3  </w:t>
+      </w:r>
+      <w:r>
+        <w:rPr>
+          <w:rFonts w:ascii="Times New Roman" w:eastAsia="宋体" w:hAnsi="Times New Roman" w:cs="Times New Roman"/>
+          <w:color w:val="526377"/>
+          <w:sz w:val="17"/>
+        </w:rPr>
+        <w:t>桌面首页</w:t>
+      </w:r>
+      <w:proofErr w:type="gramEnd"/>
+      <w:r>
+        <w:rPr>
+          <w:rFonts w:ascii="Times New Roman" w:eastAsia="宋体" w:hAnsi="Times New Roman" w:cs="Times New Roman"/>
+          <w:color w:val="526377"/>
+          <w:sz w:val="17"/>
+        </w:rPr>
+        <w:t>：站点主题、栏目导航、最近文章与侧栏</w:t>
+      </w:r>
+    </w:p>
+    <w:p>
+      <w:pPr>
+        <w:keepNext/>
+        <w:spacing w:after="60"/>
+        <w:jc w:val="center"/>
+        <w:rPr>
+          <w:rFonts w:ascii="Times New Roman" w:eastAsia="宋体" w:hAnsi="Times New Roman" w:cs="Times New Roman"/>
+        </w:rPr>
+      </w:pPr>
+      <w:r>
+        <w:rPr>
+          <w:rFonts w:ascii="Times New Roman" w:eastAsia="宋体" w:hAnsi="Times New Roman" w:cs="Times New Roman"/>
+          <w:noProof/>
+        </w:rPr>
+        <w:drawing>
+          <wp:inline distT="0" distB="0" distL="0" distR="0" wp14:anchorId="4A586C0D" wp14:editId="3D360CAF">
+            <wp:extent cx="5989320" cy="3743325"/>
+            <wp:effectExtent l="0" t="0" r="0" b="0"/>
+            <wp:docPr id="4" name="Picture 4" descr="图 4  分类页：按“基础与架构”等栏目筛选文章"/>
+            <wp:cNvGraphicFramePr>
+              <a:graphicFrameLocks xmlns:a="http://schemas.openxmlformats.org/drawingml/2006/main" noChangeAspect="1"/>
+            </wp:cNvGraphicFramePr>
+            <a:graphic xmlns:a="http://schemas.openxmlformats.org/drawingml/2006/main">
+              <a:graphicData uri="http://schemas.openxmlformats.org/drawingml/2006/picture">
+                <pic:pic xmlns:pic="http://schemas.openxmlformats.org/drawingml/2006/picture">
+                  <pic:nvPicPr>
+                    <pic:cNvPr id="0" name="03-category.png"/>
+                    <pic:cNvPicPr/>
+                  </pic:nvPicPr>
+                  <pic:blipFill>
+                    <a:blip r:embed="rId12"/>
+                    <a:stretch>
+                      <a:fillRect/>
+                    </a:stretch>
+                  </pic:blipFill>
+                  <pic:spPr>
+                    <a:xfrm>
+                      <a:off x="0" y="0"/>
+                      <a:ext cx="5989320" cy="3743325"/>
+                    </a:xfrm>
+                    <a:prstGeom prst="rect">
+                      <a:avLst/>
+                    </a:prstGeom>
+                  </pic:spPr>
+                </pic:pic>
+              </a:graphicData>
+            </a:graphic>
+          </wp:inline>
+        </w:drawing>
+      </w:r>
+    </w:p>
+    <w:p>
+      <w:pPr>
+        <w:spacing w:after="260"/>
+        <w:jc w:val="center"/>
+        <w:rPr>
+          <w:rFonts w:ascii="Times New Roman" w:eastAsia="宋体" w:hAnsi="Times New Roman" w:cs="Times New Roman"/>
+        </w:rPr>
+      </w:pPr>
+      <w:r>
+        <w:rPr>
+          <w:rFonts w:ascii="Times New Roman" w:eastAsia="宋体" w:hAnsi="Times New Roman" w:cs="Times New Roman"/>
+          <w:color w:val="526377"/>
+          <w:sz w:val="17"/>
+        </w:rPr>
+        <w:t>图</w:t>
+      </w:r>
+      <w:r>
+        <w:rPr>
+          <w:rFonts w:ascii="Times New Roman" w:eastAsia="宋体" w:hAnsi="Times New Roman" w:cs="Times New Roman"/>
+          <w:color w:val="526377"/>
+          <w:sz w:val="17"/>
+        </w:rPr>
+        <w:t xml:space="preserve"> </w:t>
+      </w:r>
+      <w:proofErr w:type="gramStart"/>
+      <w:r>
+        <w:rPr>
+          <w:rFonts w:ascii="Times New Roman" w:eastAsia="宋体" w:hAnsi="Times New Roman" w:cs="Times New Roman"/>
+          <w:color w:val="526377"/>
+          <w:sz w:val="17"/>
+        </w:rPr>
+        <w:t xml:space="preserve">4  </w:t>
+      </w:r>
+      <w:r>
+        <w:rPr>
+          <w:rFonts w:ascii="Times New Roman" w:eastAsia="宋体" w:hAnsi="Times New Roman" w:cs="Times New Roman"/>
+          <w:color w:val="526377"/>
+          <w:sz w:val="17"/>
+        </w:rPr>
+        <w:t>分类页</w:t>
+      </w:r>
+      <w:proofErr w:type="gramEnd"/>
+      <w:r>
+        <w:rPr>
+          <w:rFonts w:ascii="Times New Roman" w:eastAsia="宋体" w:hAnsi="Times New Roman" w:cs="Times New Roman"/>
+          <w:color w:val="526377"/>
+          <w:sz w:val="17"/>
+        </w:rPr>
+        <w:t>：按</w:t>
+      </w:r>
+      <w:r>
+        <w:rPr>
+          <w:rFonts w:ascii="Times New Roman" w:eastAsia="宋体" w:hAnsi="Times New Roman" w:cs="Times New Roman"/>
+          <w:color w:val="526377"/>
+          <w:sz w:val="17"/>
+        </w:rPr>
+        <w:t>“</w:t>
+      </w:r>
+      <w:r>
+        <w:rPr>
+          <w:rFonts w:ascii="Times New Roman" w:eastAsia="宋体" w:hAnsi="Times New Roman" w:cs="Times New Roman"/>
+          <w:color w:val="526377"/>
+          <w:sz w:val="17"/>
+        </w:rPr>
+        <w:t>基础与架构</w:t>
+      </w:r>
+      <w:r>
+        <w:rPr>
+          <w:rFonts w:ascii="Times New Roman" w:eastAsia="宋体" w:hAnsi="Times New Roman" w:cs="Times New Roman"/>
+          <w:color w:val="526377"/>
+          <w:sz w:val="17"/>
+        </w:rPr>
+        <w:t>”</w:t>
+      </w:r>
+      <w:r>
+        <w:rPr>
+          <w:rFonts w:ascii="Times New Roman" w:eastAsia="宋体" w:hAnsi="Times New Roman" w:cs="Times New Roman"/>
+          <w:color w:val="526377"/>
+          <w:sz w:val="17"/>
+        </w:rPr>
+        <w:t>等栏目筛选文章</w:t>
+      </w:r>
+    </w:p>
+    <w:p>
+      <w:pPr>
+        <w:keepNext/>
+        <w:spacing w:after="60"/>
+        <w:jc w:val="center"/>
+        <w:rPr>
+          <w:rFonts w:ascii="Times New Roman" w:eastAsia="宋体" w:hAnsi="Times New Roman" w:cs="Times New Roman"/>
+        </w:rPr>
+      </w:pPr>
+      <w:r>
+        <w:rPr>
+          <w:rFonts w:ascii="Times New Roman" w:eastAsia="宋体" w:hAnsi="Times New Roman" w:cs="Times New Roman"/>
+          <w:noProof/>
+        </w:rPr>
+        <w:lastRenderedPageBreak/>
+        <w:drawing>
+          <wp:inline distT="0" distB="0" distL="0" distR="0" wp14:anchorId="5D9166DF" wp14:editId="2E2455ED">
+            <wp:extent cx="5989320" cy="3743325"/>
+            <wp:effectExtent l="0" t="0" r="0" b="0"/>
+            <wp:docPr id="5" name="Picture 5" descr="图 5  搜索页：关键词 Agent 的结果与标题高亮"/>
+            <wp:cNvGraphicFramePr>
+              <a:graphicFrameLocks xmlns:a="http://schemas.openxmlformats.org/drawingml/2006/main" noChangeAspect="1"/>
+            </wp:cNvGraphicFramePr>
+            <a:graphic xmlns:a="http://schemas.openxmlformats.org/drawingml/2006/main">
+              <a:graphicData uri="http://schemas.openxmlformats.org/drawingml/2006/picture">
+                <pic:pic xmlns:pic="http://schemas.openxmlformats.org/drawingml/2006/picture">
+                  <pic:nvPicPr>
+                    <pic:cNvPr id="0" name="04b-search.png"/>
                     <pic:cNvPicPr/>
                   </pic:nvPicPr>
                   <pic:blipFill>
@@ -511,9 +1780,11 @@
                   <pic:spPr>
                     <a:xfrm>
                       <a:off x="0" y="0"/>
-                      <a:ext cx="5989320" cy="3181826"/>
+                      <a:ext cx="5989320" cy="3743325"/>
                     </a:xfrm>
-                    <a:prstGeom prst="rect"/>
+                    <a:prstGeom prst="rect">
+                      <a:avLst/>
+                    </a:prstGeom>
                   </pic:spPr>
                 </pic:pic>
               </a:graphicData>
@@ -526,13 +1797,67 @@
       <w:pPr>
         <w:spacing w:after="260"/>
         <w:jc w:val="center"/>
+        <w:rPr>
+          <w:rFonts w:ascii="Times New Roman" w:eastAsia="宋体" w:hAnsi="Times New Roman" w:cs="Times New Roman"/>
+        </w:rPr>
       </w:pPr>
       <w:r>
         <w:rPr>
-          <w:color w:val="526377"/>
-          <w:sz w:val="17"/>
-        </w:rPr>
-        <w:t>图 1  界面思维导图：主题栏目、阅读、互动与管理入口</w:t>
+          <w:rFonts w:ascii="Times New Roman" w:eastAsia="宋体" w:hAnsi="Times New Roman" w:cs="Times New Roman"/>
+          <w:color w:val="526377"/>
+          <w:sz w:val="17"/>
+        </w:rPr>
+        <w:t>图</w:t>
+      </w:r>
+      <w:r>
+        <w:rPr>
+          <w:rFonts w:ascii="Times New Roman" w:eastAsia="宋体" w:hAnsi="Times New Roman" w:cs="Times New Roman"/>
+          <w:color w:val="526377"/>
+          <w:sz w:val="17"/>
+        </w:rPr>
+        <w:t xml:space="preserve"> </w:t>
+      </w:r>
+      <w:proofErr w:type="gramStart"/>
+      <w:r>
+        <w:rPr>
+          <w:rFonts w:ascii="Times New Roman" w:eastAsia="宋体" w:hAnsi="Times New Roman" w:cs="Times New Roman"/>
+          <w:color w:val="526377"/>
+          <w:sz w:val="17"/>
+        </w:rPr>
+        <w:t xml:space="preserve">5  </w:t>
+      </w:r>
+      <w:r>
+        <w:rPr>
+          <w:rFonts w:ascii="Times New Roman" w:eastAsia="宋体" w:hAnsi="Times New Roman" w:cs="Times New Roman"/>
+          <w:color w:val="526377"/>
+          <w:sz w:val="17"/>
+        </w:rPr>
+        <w:t>搜索页</w:t>
+      </w:r>
+      <w:proofErr w:type="gramEnd"/>
+      <w:r>
+        <w:rPr>
+          <w:rFonts w:ascii="Times New Roman" w:eastAsia="宋体" w:hAnsi="Times New Roman" w:cs="Times New Roman"/>
+          <w:color w:val="526377"/>
+          <w:sz w:val="17"/>
+        </w:rPr>
+        <w:t>：关键词</w:t>
+      </w:r>
+      <w:r>
+        <w:rPr>
+          <w:rFonts w:ascii="Times New Roman" w:eastAsia="宋体" w:hAnsi="Times New Roman" w:cs="Times New Roman"/>
+          <w:color w:val="526377"/>
+          <w:sz w:val="17"/>
+        </w:rPr>
+        <w:t xml:space="preserve"> Agent </w:t>
+      </w:r>
+      <w:r>
+        <w:rPr>
+          <w:rFonts w:ascii="Times New Roman" w:eastAsia="宋体" w:hAnsi="Times New Roman" w:cs="Times New Roman"/>
+          <w:color w:val="526377"/>
+          <w:sz w:val="17"/>
+        </w:rPr>
+        <w:t>的结果与标题高亮</w:t>
       </w:r>
     </w:p>
     <w:p>
@@ -540,20 +1865,28 @@
         <w:keepNext/>
         <w:spacing w:after="60"/>
         <w:jc w:val="center"/>
+        <w:rPr>
+          <w:rFonts w:ascii="Times New Roman" w:eastAsia="宋体" w:hAnsi="Times New Roman" w:cs="Times New Roman"/>
+        </w:rPr>
       </w:pPr>
       <w:r>
+        <w:rPr>
+          <w:rFonts w:ascii="Times New Roman" w:eastAsia="宋体" w:hAnsi="Times New Roman" w:cs="Times New Roman"/>
+          <w:noProof/>
+        </w:rPr>
         <w:drawing>
-          <wp:inline xmlns:a="http://schemas.openxmlformats.org/drawingml/2006/main" xmlns:pic="http://schemas.openxmlformats.org/drawingml/2006/picture">
-            <wp:extent cx="5989320" cy="2620328"/>
-            <wp:docPr id="2" name="Picture 2"/>
+          <wp:inline distT="0" distB="0" distL="0" distR="0" wp14:anchorId="43012191" wp14:editId="1D71818F">
+            <wp:extent cx="5989320" cy="3743325"/>
+            <wp:effectExtent l="0" t="0" r="0" b="0"/>
+            <wp:docPr id="6" name="Picture 6" descr="图 6  文章详情：面包屑、标题、目录、正文与侧栏"/>
             <wp:cNvGraphicFramePr>
-              <a:graphicFrameLocks noChangeAspect="1"/>
+              <a:graphicFrameLocks xmlns:a="http://schemas.openxmlformats.org/drawingml/2006/main" noChangeAspect="1"/>
             </wp:cNvGraphicFramePr>
-            <a:graphic>
+            <a:graphic xmlns:a="http://schemas.openxmlformats.org/drawingml/2006/main">
               <a:graphicData uri="http://schemas.openxmlformats.org/drawingml/2006/picture">
-                <pic:pic>
+                <pic:pic xmlns:pic="http://schemas.openxmlformats.org/drawingml/2006/picture">
                   <pic:nvPicPr>
-                    <pic:cNvPr id="0" name="07-ui-flow.png"/>
+                    <pic:cNvPr id="0" name="02-article-detail.png"/>
                     <pic:cNvPicPr/>
                   </pic:nvPicPr>
                   <pic:blipFill>
@@ -565,9 +1898,11 @@
                   <pic:spPr>
                     <a:xfrm>
                       <a:off x="0" y="0"/>
-                      <a:ext cx="5989320" cy="2620328"/>
+                      <a:ext cx="5989320" cy="3743325"/>
                     </a:xfrm>
-                    <a:prstGeom prst="rect"/>
+                    <a:prstGeom prst="rect">
+                      <a:avLst/>
+                    </a:prstGeom>
                   </pic:spPr>
                 </pic:pic>
               </a:graphicData>
@@ -580,26 +1915,51 @@
       <w:pPr>
         <w:spacing w:after="260"/>
         <w:jc w:val="center"/>
+        <w:rPr>
+          <w:rFonts w:ascii="Times New Roman" w:eastAsia="宋体" w:hAnsi="Times New Roman" w:cs="Times New Roman"/>
+        </w:rPr>
       </w:pPr>
       <w:r>
         <w:rPr>
-          <w:color w:val="526377"/>
-          <w:sz w:val="17"/>
-        </w:rPr>
-        <w:t>图 2  主要界面流转：发现内容—阅读—登录—互动</w:t>
-      </w:r>
-    </w:p>
-    <w:p>
-      <w:r>
-        <w:t>首页可以直接进入文章详情，也能先按分类、标签或搜索结果筛选。详情页的面包屑返回栏目；发表评论需登录。管理员入口不属于访客主路径。图中的页面关系是现有路由与模板的概括，搜索索引需先构建才会返回本地文章。</w:t>
-      </w:r>
-    </w:p>
-    <w:p>
-      <w:pPr>
-        <w:pStyle w:val="3"/>
-      </w:pPr>
-      <w:r>
-        <w:t>实际运行界面与核心元素</w:t>
+          <w:rFonts w:ascii="Times New Roman" w:eastAsia="宋体" w:hAnsi="Times New Roman" w:cs="Times New Roman"/>
+          <w:color w:val="526377"/>
+          <w:sz w:val="17"/>
+        </w:rPr>
+        <w:t>图</w:t>
+      </w:r>
+      <w:r>
+        <w:rPr>
+          <w:rFonts w:ascii="Times New Roman" w:eastAsia="宋体" w:hAnsi="Times New Roman" w:cs="Times New Roman"/>
+          <w:color w:val="526377"/>
+          <w:sz w:val="17"/>
+        </w:rPr>
+        <w:t xml:space="preserve"> </w:t>
+      </w:r>
+      <w:proofErr w:type="gramStart"/>
+      <w:r>
+        <w:rPr>
+          <w:rFonts w:ascii="Times New Roman" w:eastAsia="宋体" w:hAnsi="Times New Roman" w:cs="Times New Roman"/>
+          <w:color w:val="526377"/>
+          <w:sz w:val="17"/>
+        </w:rPr>
+        <w:t xml:space="preserve">6  </w:t>
+      </w:r>
+      <w:r>
+        <w:rPr>
+          <w:rFonts w:ascii="Times New Roman" w:eastAsia="宋体" w:hAnsi="Times New Roman" w:cs="Times New Roman"/>
+          <w:color w:val="526377"/>
+          <w:sz w:val="17"/>
+        </w:rPr>
+        <w:t>文章详情</w:t>
+      </w:r>
+      <w:proofErr w:type="gramEnd"/>
+      <w:r>
+        <w:rPr>
+          <w:rFonts w:ascii="Times New Roman" w:eastAsia="宋体" w:hAnsi="Times New Roman" w:cs="Times New Roman"/>
+          <w:color w:val="526377"/>
+          <w:sz w:val="17"/>
+        </w:rPr>
+        <w:t>：面包屑、标题、目录、正文与侧栏</w:t>
       </w:r>
     </w:p>
     <w:p>
@@ -607,20 +1967,29 @@
         <w:keepNext/>
         <w:spacing w:after="60"/>
         <w:jc w:val="center"/>
+        <w:rPr>
+          <w:rFonts w:ascii="Times New Roman" w:eastAsia="宋体" w:hAnsi="Times New Roman" w:cs="Times New Roman"/>
+        </w:rPr>
       </w:pPr>
       <w:r>
+        <w:rPr>
+          <w:rFonts w:ascii="Times New Roman" w:eastAsia="宋体" w:hAnsi="Times New Roman" w:cs="Times New Roman"/>
+          <w:noProof/>
+        </w:rPr>
+        <w:lastRenderedPageBreak/>
         <w:drawing>
-          <wp:inline xmlns:a="http://schemas.openxmlformats.org/drawingml/2006/main" xmlns:pic="http://schemas.openxmlformats.org/drawingml/2006/picture">
+          <wp:inline distT="0" distB="0" distL="0" distR="0" wp14:anchorId="2684022C" wp14:editId="315426CE">
             <wp:extent cx="5989320" cy="3743325"/>
-            <wp:docPr id="3" name="Picture 3"/>
+            <wp:effectExtent l="0" t="0" r="0" b="0"/>
+            <wp:docPr id="7" name="Picture 7" descr="图 7  文章评论区：已发表的主题评论及未登录引导"/>
             <wp:cNvGraphicFramePr>
-              <a:graphicFrameLocks noChangeAspect="1"/>
+              <a:graphicFrameLocks xmlns:a="http://schemas.openxmlformats.org/drawingml/2006/main" noChangeAspect="1"/>
             </wp:cNvGraphicFramePr>
-            <a:graphic>
+            <a:graphic xmlns:a="http://schemas.openxmlformats.org/drawingml/2006/main">
               <a:graphicData uri="http://schemas.openxmlformats.org/drawingml/2006/picture">
-                <pic:pic>
+                <pic:pic xmlns:pic="http://schemas.openxmlformats.org/drawingml/2006/picture">
                   <pic:nvPicPr>
-                    <pic:cNvPr id="0" name="01-home-desktop.png"/>
+                    <pic:cNvPr id="0" name="02b-article-comments.png"/>
                     <pic:cNvPicPr/>
                   </pic:nvPicPr>
                   <pic:blipFill>
@@ -634,7 +2003,9 @@
                       <a:off x="0" y="0"/>
                       <a:ext cx="5989320" cy="3743325"/>
                     </a:xfrm>
-                    <a:prstGeom prst="rect"/>
+                    <a:prstGeom prst="rect">
+                      <a:avLst/>
+                    </a:prstGeom>
                   </pic:spPr>
                 </pic:pic>
               </a:graphicData>
@@ -647,13 +2018,51 @@
       <w:pPr>
         <w:spacing w:after="260"/>
         <w:jc w:val="center"/>
+        <w:rPr>
+          <w:rFonts w:ascii="Times New Roman" w:eastAsia="宋体" w:hAnsi="Times New Roman" w:cs="Times New Roman"/>
+        </w:rPr>
       </w:pPr>
       <w:r>
         <w:rPr>
-          <w:color w:val="526377"/>
-          <w:sz w:val="17"/>
-        </w:rPr>
-        <w:t>图 3  桌面首页：站点主题、栏目导航、最近文章与侧栏</w:t>
+          <w:rFonts w:ascii="Times New Roman" w:eastAsia="宋体" w:hAnsi="Times New Roman" w:cs="Times New Roman"/>
+          <w:color w:val="526377"/>
+          <w:sz w:val="17"/>
+        </w:rPr>
+        <w:t>图</w:t>
+      </w:r>
+      <w:r>
+        <w:rPr>
+          <w:rFonts w:ascii="Times New Roman" w:eastAsia="宋体" w:hAnsi="Times New Roman" w:cs="Times New Roman"/>
+          <w:color w:val="526377"/>
+          <w:sz w:val="17"/>
+        </w:rPr>
+        <w:t xml:space="preserve"> </w:t>
+      </w:r>
+      <w:proofErr w:type="gramStart"/>
+      <w:r>
+        <w:rPr>
+          <w:rFonts w:ascii="Times New Roman" w:eastAsia="宋体" w:hAnsi="Times New Roman" w:cs="Times New Roman"/>
+          <w:color w:val="526377"/>
+          <w:sz w:val="17"/>
+        </w:rPr>
+        <w:t xml:space="preserve">7  </w:t>
+      </w:r>
+      <w:r>
+        <w:rPr>
+          <w:rFonts w:ascii="Times New Roman" w:eastAsia="宋体" w:hAnsi="Times New Roman" w:cs="Times New Roman"/>
+          <w:color w:val="526377"/>
+          <w:sz w:val="17"/>
+        </w:rPr>
+        <w:t>文章评论区</w:t>
+      </w:r>
+      <w:proofErr w:type="gramEnd"/>
+      <w:r>
+        <w:rPr>
+          <w:rFonts w:ascii="Times New Roman" w:eastAsia="宋体" w:hAnsi="Times New Roman" w:cs="Times New Roman"/>
+          <w:color w:val="526377"/>
+          <w:sz w:val="17"/>
+        </w:rPr>
+        <w:t>：已发表的主题评论及未登录引导</w:t>
       </w:r>
     </w:p>
     <w:p>
@@ -661,20 +2070,28 @@
         <w:keepNext/>
         <w:spacing w:after="60"/>
         <w:jc w:val="center"/>
+        <w:rPr>
+          <w:rFonts w:ascii="Times New Roman" w:eastAsia="宋体" w:hAnsi="Times New Roman" w:cs="Times New Roman"/>
+        </w:rPr>
       </w:pPr>
       <w:r>
+        <w:rPr>
+          <w:rFonts w:ascii="Times New Roman" w:eastAsia="宋体" w:hAnsi="Times New Roman" w:cs="Times New Roman"/>
+          <w:noProof/>
+        </w:rPr>
         <w:drawing>
-          <wp:inline xmlns:a="http://schemas.openxmlformats.org/drawingml/2006/main" xmlns:pic="http://schemas.openxmlformats.org/drawingml/2006/picture">
+          <wp:inline distT="0" distB="0" distL="0" distR="0" wp14:anchorId="046177FE" wp14:editId="2A4505DE">
             <wp:extent cx="5989320" cy="3743325"/>
-            <wp:docPr id="4" name="Picture 4"/>
+            <wp:effectExtent l="0" t="0" r="0" b="0"/>
+            <wp:docPr id="8" name="Picture 8" descr="图 8  登录页：账号输入与注册、找回密码入口"/>
             <wp:cNvGraphicFramePr>
-              <a:graphicFrameLocks noChangeAspect="1"/>
+              <a:graphicFrameLocks xmlns:a="http://schemas.openxmlformats.org/drawingml/2006/main" noChangeAspect="1"/>
             </wp:cNvGraphicFramePr>
-            <a:graphic>
+            <a:graphic xmlns:a="http://schemas.openxmlformats.org/drawingml/2006/main">
               <a:graphicData uri="http://schemas.openxmlformats.org/drawingml/2006/picture">
-                <pic:pic>
+                <pic:pic xmlns:pic="http://schemas.openxmlformats.org/drawingml/2006/picture">
                   <pic:nvPicPr>
-                    <pic:cNvPr id="0" name="03-category.png"/>
+                    <pic:cNvPr id="0" name="04-login.png"/>
                     <pic:cNvPicPr/>
                   </pic:nvPicPr>
                   <pic:blipFill>
@@ -688,7 +2105,9 @@
                       <a:off x="0" y="0"/>
                       <a:ext cx="5989320" cy="3743325"/>
                     </a:xfrm>
-                    <a:prstGeom prst="rect"/>
+                    <a:prstGeom prst="rect">
+                      <a:avLst/>
+                    </a:prstGeom>
                   </pic:spPr>
                 </pic:pic>
               </a:graphicData>
@@ -701,13 +2120,51 @@
       <w:pPr>
         <w:spacing w:after="260"/>
         <w:jc w:val="center"/>
+        <w:rPr>
+          <w:rFonts w:ascii="Times New Roman" w:eastAsia="宋体" w:hAnsi="Times New Roman" w:cs="Times New Roman"/>
+        </w:rPr>
       </w:pPr>
       <w:r>
         <w:rPr>
-          <w:color w:val="526377"/>
-          <w:sz w:val="17"/>
-        </w:rPr>
-        <w:t>图 4  分类页：按“基础与架构”等栏目筛选文章</w:t>
+          <w:rFonts w:ascii="Times New Roman" w:eastAsia="宋体" w:hAnsi="Times New Roman" w:cs="Times New Roman"/>
+          <w:color w:val="526377"/>
+          <w:sz w:val="17"/>
+        </w:rPr>
+        <w:t>图</w:t>
+      </w:r>
+      <w:r>
+        <w:rPr>
+          <w:rFonts w:ascii="Times New Roman" w:eastAsia="宋体" w:hAnsi="Times New Roman" w:cs="Times New Roman"/>
+          <w:color w:val="526377"/>
+          <w:sz w:val="17"/>
+        </w:rPr>
+        <w:t xml:space="preserve"> </w:t>
+      </w:r>
+      <w:proofErr w:type="gramStart"/>
+      <w:r>
+        <w:rPr>
+          <w:rFonts w:ascii="Times New Roman" w:eastAsia="宋体" w:hAnsi="Times New Roman" w:cs="Times New Roman"/>
+          <w:color w:val="526377"/>
+          <w:sz w:val="17"/>
+        </w:rPr>
+        <w:t xml:space="preserve">8  </w:t>
+      </w:r>
+      <w:r>
+        <w:rPr>
+          <w:rFonts w:ascii="Times New Roman" w:eastAsia="宋体" w:hAnsi="Times New Roman" w:cs="Times New Roman"/>
+          <w:color w:val="526377"/>
+          <w:sz w:val="17"/>
+        </w:rPr>
+        <w:t>登录页</w:t>
+      </w:r>
+      <w:proofErr w:type="gramEnd"/>
+      <w:r>
+        <w:rPr>
+          <w:rFonts w:ascii="Times New Roman" w:eastAsia="宋体" w:hAnsi="Times New Roman" w:cs="Times New Roman"/>
+          <w:color w:val="526377"/>
+          <w:sz w:val="17"/>
+        </w:rPr>
+        <w:t>：账号输入与注册、找回密码入口</w:t>
       </w:r>
     </w:p>
     <w:p>
@@ -715,20 +2172,29 @@
         <w:keepNext/>
         <w:spacing w:after="60"/>
         <w:jc w:val="center"/>
+        <w:rPr>
+          <w:rFonts w:ascii="Times New Roman" w:eastAsia="宋体" w:hAnsi="Times New Roman" w:cs="Times New Roman"/>
+        </w:rPr>
       </w:pPr>
       <w:r>
+        <w:rPr>
+          <w:rFonts w:ascii="Times New Roman" w:eastAsia="宋体" w:hAnsi="Times New Roman" w:cs="Times New Roman"/>
+          <w:noProof/>
+        </w:rPr>
+        <w:lastRenderedPageBreak/>
         <w:drawing>
-          <wp:inline xmlns:a="http://schemas.openxmlformats.org/drawingml/2006/main" xmlns:pic="http://schemas.openxmlformats.org/drawingml/2006/picture">
-            <wp:extent cx="5989320" cy="3743325"/>
-            <wp:docPr id="5" name="Picture 5"/>
+          <wp:inline distT="0" distB="0" distL="0" distR="0" wp14:anchorId="34FEF123" wp14:editId="33759D3D">
+            <wp:extent cx="2057400" cy="4452425"/>
+            <wp:effectExtent l="0" t="0" r="0" b="0"/>
+            <wp:docPr id="9" name="Picture 9" descr="图 9  移动端首页：导航折叠与单列文章列表"/>
             <wp:cNvGraphicFramePr>
-              <a:graphicFrameLocks noChangeAspect="1"/>
+              <a:graphicFrameLocks xmlns:a="http://schemas.openxmlformats.org/drawingml/2006/main" noChangeAspect="1"/>
             </wp:cNvGraphicFramePr>
-            <a:graphic>
+            <a:graphic xmlns:a="http://schemas.openxmlformats.org/drawingml/2006/main">
               <a:graphicData uri="http://schemas.openxmlformats.org/drawingml/2006/picture">
-                <pic:pic>
+                <pic:pic xmlns:pic="http://schemas.openxmlformats.org/drawingml/2006/picture">
                   <pic:nvPicPr>
-                    <pic:cNvPr id="0" name="04b-search.png"/>
+                    <pic:cNvPr id="0" name="05-home-mobile.png"/>
                     <pic:cNvPicPr/>
                   </pic:nvPicPr>
                   <pic:blipFill>
@@ -740,9 +2206,11 @@
                   <pic:spPr>
                     <a:xfrm>
                       <a:off x="0" y="0"/>
-                      <a:ext cx="5989320" cy="3743325"/>
+                      <a:ext cx="2057400" cy="4452425"/>
                     </a:xfrm>
-                    <a:prstGeom prst="rect"/>
+                    <a:prstGeom prst="rect">
+                      <a:avLst/>
+                    </a:prstGeom>
                   </pic:spPr>
                 </pic:pic>
               </a:graphicData>
@@ -755,13 +2223,814 @@
       <w:pPr>
         <w:spacing w:after="260"/>
         <w:jc w:val="center"/>
+        <w:rPr>
+          <w:rFonts w:ascii="Times New Roman" w:eastAsia="宋体" w:hAnsi="Times New Roman" w:cs="Times New Roman"/>
+        </w:rPr>
       </w:pPr>
       <w:r>
         <w:rPr>
-          <w:color w:val="526377"/>
-          <w:sz w:val="17"/>
-        </w:rPr>
-        <w:t>图 5  搜索页：关键词 Agent 的结果与标题高亮</w:t>
+          <w:rFonts w:ascii="Times New Roman" w:eastAsia="宋体" w:hAnsi="Times New Roman" w:cs="Times New Roman"/>
+          <w:color w:val="526377"/>
+          <w:sz w:val="17"/>
+        </w:rPr>
+        <w:t>图</w:t>
+      </w:r>
+      <w:r>
+        <w:rPr>
+          <w:rFonts w:ascii="Times New Roman" w:eastAsia="宋体" w:hAnsi="Times New Roman" w:cs="Times New Roman"/>
+          <w:color w:val="526377"/>
+          <w:sz w:val="17"/>
+        </w:rPr>
+        <w:t xml:space="preserve"> </w:t>
+      </w:r>
+      <w:proofErr w:type="gramStart"/>
+      <w:r>
+        <w:rPr>
+          <w:rFonts w:ascii="Times New Roman" w:eastAsia="宋体" w:hAnsi="Times New Roman" w:cs="Times New Roman"/>
+          <w:color w:val="526377"/>
+          <w:sz w:val="17"/>
+        </w:rPr>
+        <w:t xml:space="preserve">9  </w:t>
+      </w:r>
+      <w:r>
+        <w:rPr>
+          <w:rFonts w:ascii="Times New Roman" w:eastAsia="宋体" w:hAnsi="Times New Roman" w:cs="Times New Roman"/>
+          <w:color w:val="526377"/>
+          <w:sz w:val="17"/>
+        </w:rPr>
+        <w:t>移动端首页</w:t>
+      </w:r>
+      <w:proofErr w:type="gramEnd"/>
+      <w:r>
+        <w:rPr>
+          <w:rFonts w:ascii="Times New Roman" w:eastAsia="宋体" w:hAnsi="Times New Roman" w:cs="Times New Roman"/>
+          <w:color w:val="526377"/>
+          <w:sz w:val="17"/>
+        </w:rPr>
+        <w:t>：导航折叠与单列文章列表</w:t>
+      </w:r>
+    </w:p>
+    <w:tbl>
+      <w:tblPr>
+        <w:tblStyle w:val="a9"/>
+        <w:tblW w:w="0" w:type="auto"/>
+        <w:jc w:val="center"/>
+        <w:tblLook w:val="04A0" w:firstRow="1" w:lastRow="0" w:firstColumn="1" w:lastColumn="0" w:noHBand="0" w:noVBand="1"/>
+      </w:tblPr>
+      <w:tblGrid>
+        <w:gridCol w:w="3227"/>
+        <w:gridCol w:w="3227"/>
+        <w:gridCol w:w="3227"/>
+      </w:tblGrid>
+      <w:tr>
+        <w:trPr>
+          <w:cantSplit/>
+          <w:tblHeader/>
+          <w:jc w:val="center"/>
+        </w:trPr>
+        <w:tc>
+          <w:tcPr>
+            <w:tcW w:w="3230" w:type="dxa"/>
+            <w:shd w:val="clear" w:color="auto" w:fill="E7EFFB"/>
+          </w:tcPr>
+          <w:p>
+            <w:pPr>
+              <w:spacing w:before="40" w:after="40" w:line="276" w:lineRule="auto"/>
+              <w:rPr>
+                <w:rFonts w:ascii="Times New Roman" w:eastAsia="宋体" w:hAnsi="Times New Roman" w:cs="Times New Roman"/>
+              </w:rPr>
+            </w:pPr>
+            <w:r>
+              <w:rPr>
+                <w:rFonts w:ascii="Times New Roman" w:eastAsia="宋体" w:hAnsi="Times New Roman" w:cs="Times New Roman"/>
+                <w:b/>
+                <w:sz w:val="16"/>
+              </w:rPr>
+              <w:t>界面元素</w:t>
+            </w:r>
+          </w:p>
+        </w:tc>
+        <w:tc>
+          <w:tcPr>
+            <w:tcW w:w="3230" w:type="dxa"/>
+            <w:shd w:val="clear" w:color="auto" w:fill="E7EFFB"/>
+          </w:tcPr>
+          <w:p>
+            <w:pPr>
+              <w:spacing w:before="40" w:after="40" w:line="276" w:lineRule="auto"/>
+              <w:rPr>
+                <w:rFonts w:ascii="Times New Roman" w:eastAsia="宋体" w:hAnsi="Times New Roman" w:cs="Times New Roman"/>
+              </w:rPr>
+            </w:pPr>
+            <w:r>
+              <w:rPr>
+                <w:rFonts w:ascii="Times New Roman" w:eastAsia="宋体" w:hAnsi="Times New Roman" w:cs="Times New Roman"/>
+                <w:b/>
+                <w:sz w:val="16"/>
+              </w:rPr>
+              <w:t>输入</w:t>
+            </w:r>
+            <w:r>
+              <w:rPr>
+                <w:rFonts w:ascii="Times New Roman" w:eastAsia="宋体" w:hAnsi="Times New Roman" w:cs="Times New Roman"/>
+                <w:b/>
+                <w:sz w:val="16"/>
+              </w:rPr>
+              <w:t xml:space="preserve"> / </w:t>
+            </w:r>
+            <w:r>
+              <w:rPr>
+                <w:rFonts w:ascii="Times New Roman" w:eastAsia="宋体" w:hAnsi="Times New Roman" w:cs="Times New Roman"/>
+                <w:b/>
+                <w:sz w:val="16"/>
+              </w:rPr>
+              <w:t>状态</w:t>
+            </w:r>
+          </w:p>
+        </w:tc>
+        <w:tc>
+          <w:tcPr>
+            <w:tcW w:w="3230" w:type="dxa"/>
+            <w:shd w:val="clear" w:color="auto" w:fill="E7EFFB"/>
+          </w:tcPr>
+          <w:p>
+            <w:pPr>
+              <w:spacing w:before="40" w:after="40" w:line="276" w:lineRule="auto"/>
+              <w:rPr>
+                <w:rFonts w:ascii="Times New Roman" w:eastAsia="宋体" w:hAnsi="Times New Roman" w:cs="Times New Roman"/>
+              </w:rPr>
+            </w:pPr>
+            <w:r>
+              <w:rPr>
+                <w:rFonts w:ascii="Times New Roman" w:eastAsia="宋体" w:hAnsi="Times New Roman" w:cs="Times New Roman"/>
+                <w:b/>
+                <w:sz w:val="16"/>
+              </w:rPr>
+              <w:t>设计说明</w:t>
+            </w:r>
+          </w:p>
+        </w:tc>
+      </w:tr>
+      <w:tr>
+        <w:trPr>
+          <w:cantSplit/>
+          <w:jc w:val="center"/>
+        </w:trPr>
+        <w:tc>
+          <w:tcPr>
+            <w:tcW w:w="3230" w:type="dxa"/>
+            <w:vAlign w:val="center"/>
+          </w:tcPr>
+          <w:p>
+            <w:pPr>
+              <w:spacing w:before="40" w:after="40" w:line="276" w:lineRule="auto"/>
+              <w:rPr>
+                <w:rFonts w:ascii="Times New Roman" w:eastAsia="宋体" w:hAnsi="Times New Roman" w:cs="Times New Roman"/>
+              </w:rPr>
+            </w:pPr>
+            <w:r>
+              <w:rPr>
+                <w:rFonts w:ascii="Times New Roman" w:eastAsia="宋体" w:hAnsi="Times New Roman" w:cs="Times New Roman"/>
+                <w:sz w:val="16"/>
+              </w:rPr>
+              <w:t>全站导航</w:t>
+            </w:r>
+          </w:p>
+        </w:tc>
+        <w:tc>
+          <w:tcPr>
+            <w:tcW w:w="3230" w:type="dxa"/>
+            <w:vAlign w:val="center"/>
+          </w:tcPr>
+          <w:p>
+            <w:pPr>
+              <w:spacing w:before="40" w:after="40" w:line="276" w:lineRule="auto"/>
+              <w:rPr>
+                <w:rFonts w:ascii="Times New Roman" w:eastAsia="宋体" w:hAnsi="Times New Roman" w:cs="Times New Roman"/>
+              </w:rPr>
+            </w:pPr>
+            <w:r>
+              <w:rPr>
+                <w:rFonts w:ascii="Times New Roman" w:eastAsia="宋体" w:hAnsi="Times New Roman" w:cs="Times New Roman"/>
+                <w:sz w:val="16"/>
+              </w:rPr>
+              <w:t>桌面展开；窄屏折叠</w:t>
+            </w:r>
+          </w:p>
+        </w:tc>
+        <w:tc>
+          <w:tcPr>
+            <w:tcW w:w="3230" w:type="dxa"/>
+            <w:vAlign w:val="center"/>
+          </w:tcPr>
+          <w:p>
+            <w:pPr>
+              <w:spacing w:before="40" w:after="40" w:line="276" w:lineRule="auto"/>
+              <w:rPr>
+                <w:rFonts w:ascii="Times New Roman" w:eastAsia="宋体" w:hAnsi="Times New Roman" w:cs="Times New Roman"/>
+              </w:rPr>
+            </w:pPr>
+            <w:r>
+              <w:rPr>
+                <w:rFonts w:ascii="Times New Roman" w:eastAsia="宋体" w:hAnsi="Times New Roman" w:cs="Times New Roman"/>
+                <w:sz w:val="16"/>
+              </w:rPr>
+              <w:t>保留首页、主题栏目、归档、搜索及主题切换入口</w:t>
+            </w:r>
+          </w:p>
+        </w:tc>
+      </w:tr>
+      <w:tr>
+        <w:trPr>
+          <w:cantSplit/>
+          <w:jc w:val="center"/>
+        </w:trPr>
+        <w:tc>
+          <w:tcPr>
+            <w:tcW w:w="3230" w:type="dxa"/>
+            <w:vAlign w:val="center"/>
+          </w:tcPr>
+          <w:p>
+            <w:pPr>
+              <w:spacing w:before="40" w:after="40" w:line="276" w:lineRule="auto"/>
+              <w:rPr>
+                <w:rFonts w:ascii="Times New Roman" w:eastAsia="宋体" w:hAnsi="Times New Roman" w:cs="Times New Roman"/>
+              </w:rPr>
+            </w:pPr>
+            <w:r>
+              <w:rPr>
+                <w:rFonts w:ascii="Times New Roman" w:eastAsia="宋体" w:hAnsi="Times New Roman" w:cs="Times New Roman"/>
+                <w:sz w:val="16"/>
+              </w:rPr>
+              <w:t>文章卡片</w:t>
+            </w:r>
+          </w:p>
+        </w:tc>
+        <w:tc>
+          <w:tcPr>
+            <w:tcW w:w="3230" w:type="dxa"/>
+            <w:vAlign w:val="center"/>
+          </w:tcPr>
+          <w:p>
+            <w:pPr>
+              <w:spacing w:before="40" w:after="40" w:line="276" w:lineRule="auto"/>
+              <w:rPr>
+                <w:rFonts w:ascii="Times New Roman" w:eastAsia="宋体" w:hAnsi="Times New Roman" w:cs="Times New Roman"/>
+              </w:rPr>
+            </w:pPr>
+            <w:r>
+              <w:rPr>
+                <w:rFonts w:ascii="Times New Roman" w:eastAsia="宋体" w:hAnsi="Times New Roman" w:cs="Times New Roman"/>
+                <w:sz w:val="16"/>
+              </w:rPr>
+              <w:t>标题、日期、摘要、标签</w:t>
+            </w:r>
+          </w:p>
+        </w:tc>
+        <w:tc>
+          <w:tcPr>
+            <w:tcW w:w="3230" w:type="dxa"/>
+            <w:vAlign w:val="center"/>
+          </w:tcPr>
+          <w:p>
+            <w:pPr>
+              <w:spacing w:before="40" w:after="40" w:line="276" w:lineRule="auto"/>
+              <w:rPr>
+                <w:rFonts w:ascii="Times New Roman" w:eastAsia="宋体" w:hAnsi="Times New Roman" w:cs="Times New Roman"/>
+              </w:rPr>
+            </w:pPr>
+            <w:r>
+              <w:rPr>
+                <w:rFonts w:ascii="Times New Roman" w:eastAsia="宋体" w:hAnsi="Times New Roman" w:cs="Times New Roman"/>
+                <w:sz w:val="16"/>
+              </w:rPr>
+              <w:t>标题进入详情；栏目与标签分别进入筛选列表</w:t>
+            </w:r>
+          </w:p>
+        </w:tc>
+      </w:tr>
+      <w:tr>
+        <w:trPr>
+          <w:cantSplit/>
+          <w:jc w:val="center"/>
+        </w:trPr>
+        <w:tc>
+          <w:tcPr>
+            <w:tcW w:w="3230" w:type="dxa"/>
+            <w:vAlign w:val="center"/>
+          </w:tcPr>
+          <w:p>
+            <w:pPr>
+              <w:spacing w:before="40" w:after="40" w:line="276" w:lineRule="auto"/>
+              <w:rPr>
+                <w:rFonts w:ascii="Times New Roman" w:eastAsia="宋体" w:hAnsi="Times New Roman" w:cs="Times New Roman"/>
+              </w:rPr>
+            </w:pPr>
+            <w:r>
+              <w:rPr>
+                <w:rFonts w:ascii="Times New Roman" w:eastAsia="宋体" w:hAnsi="Times New Roman" w:cs="Times New Roman"/>
+                <w:sz w:val="16"/>
+              </w:rPr>
+              <w:t>文章详情</w:t>
+            </w:r>
+          </w:p>
+        </w:tc>
+        <w:tc>
+          <w:tcPr>
+            <w:tcW w:w="3230" w:type="dxa"/>
+            <w:vAlign w:val="center"/>
+          </w:tcPr>
+          <w:p>
+            <w:pPr>
+              <w:spacing w:before="40" w:after="40" w:line="276" w:lineRule="auto"/>
+              <w:rPr>
+                <w:rFonts w:ascii="Times New Roman" w:eastAsia="宋体" w:hAnsi="Times New Roman" w:cs="Times New Roman"/>
+              </w:rPr>
+            </w:pPr>
+            <w:r>
+              <w:rPr>
+                <w:rFonts w:ascii="Times New Roman" w:eastAsia="宋体" w:hAnsi="Times New Roman" w:cs="Times New Roman"/>
+                <w:sz w:val="16"/>
+              </w:rPr>
+              <w:t>目录、正文、推荐、评论</w:t>
+            </w:r>
+          </w:p>
+        </w:tc>
+        <w:tc>
+          <w:tcPr>
+            <w:tcW w:w="3230" w:type="dxa"/>
+            <w:vAlign w:val="center"/>
+          </w:tcPr>
+          <w:p>
+            <w:pPr>
+              <w:spacing w:before="40" w:after="40" w:line="276" w:lineRule="auto"/>
+              <w:rPr>
+                <w:rFonts w:ascii="Times New Roman" w:eastAsia="宋体" w:hAnsi="Times New Roman" w:cs="Times New Roman"/>
+              </w:rPr>
+            </w:pPr>
+            <w:r>
+              <w:rPr>
+                <w:rFonts w:ascii="Times New Roman" w:eastAsia="宋体" w:hAnsi="Times New Roman" w:cs="Times New Roman"/>
+                <w:sz w:val="16"/>
+              </w:rPr>
+              <w:t>长文通过目录定位；面包屑帮助返回上级</w:t>
+            </w:r>
+          </w:p>
+        </w:tc>
+      </w:tr>
+      <w:tr>
+        <w:trPr>
+          <w:cantSplit/>
+          <w:jc w:val="center"/>
+        </w:trPr>
+        <w:tc>
+          <w:tcPr>
+            <w:tcW w:w="3230" w:type="dxa"/>
+            <w:vAlign w:val="center"/>
+          </w:tcPr>
+          <w:p>
+            <w:pPr>
+              <w:spacing w:before="40" w:after="40" w:line="276" w:lineRule="auto"/>
+              <w:rPr>
+                <w:rFonts w:ascii="Times New Roman" w:eastAsia="宋体" w:hAnsi="Times New Roman" w:cs="Times New Roman"/>
+              </w:rPr>
+            </w:pPr>
+            <w:r>
+              <w:rPr>
+                <w:rFonts w:ascii="Times New Roman" w:eastAsia="宋体" w:hAnsi="Times New Roman" w:cs="Times New Roman"/>
+                <w:sz w:val="16"/>
+              </w:rPr>
+              <w:t>评论区域</w:t>
+            </w:r>
+          </w:p>
+        </w:tc>
+        <w:tc>
+          <w:tcPr>
+            <w:tcW w:w="3230" w:type="dxa"/>
+            <w:vAlign w:val="center"/>
+          </w:tcPr>
+          <w:p>
+            <w:pPr>
+              <w:spacing w:before="40" w:after="40" w:line="276" w:lineRule="auto"/>
+              <w:rPr>
+                <w:rFonts w:ascii="Times New Roman" w:eastAsia="宋体" w:hAnsi="Times New Roman" w:cs="Times New Roman"/>
+              </w:rPr>
+            </w:pPr>
+            <w:r>
+              <w:rPr>
+                <w:rFonts w:ascii="Times New Roman" w:eastAsia="宋体" w:hAnsi="Times New Roman" w:cs="Times New Roman"/>
+                <w:sz w:val="16"/>
+              </w:rPr>
+              <w:t>未登录</w:t>
+            </w:r>
+            <w:r>
+              <w:rPr>
+                <w:rFonts w:ascii="Times New Roman" w:eastAsia="宋体" w:hAnsi="Times New Roman" w:cs="Times New Roman"/>
+                <w:sz w:val="16"/>
+              </w:rPr>
+              <w:t xml:space="preserve"> / </w:t>
+            </w:r>
+            <w:r>
+              <w:rPr>
+                <w:rFonts w:ascii="Times New Roman" w:eastAsia="宋体" w:hAnsi="Times New Roman" w:cs="Times New Roman"/>
+                <w:sz w:val="16"/>
+              </w:rPr>
+              <w:t>已登录</w:t>
+            </w:r>
+            <w:r>
+              <w:rPr>
+                <w:rFonts w:ascii="Times New Roman" w:eastAsia="宋体" w:hAnsi="Times New Roman" w:cs="Times New Roman"/>
+                <w:sz w:val="16"/>
+              </w:rPr>
+              <w:t xml:space="preserve"> / </w:t>
+            </w:r>
+            <w:r>
+              <w:rPr>
+                <w:rFonts w:ascii="Times New Roman" w:eastAsia="宋体" w:hAnsi="Times New Roman" w:cs="Times New Roman"/>
+                <w:sz w:val="16"/>
+              </w:rPr>
+              <w:t>审核状态</w:t>
+            </w:r>
+          </w:p>
+        </w:tc>
+        <w:tc>
+          <w:tcPr>
+            <w:tcW w:w="3230" w:type="dxa"/>
+            <w:vAlign w:val="center"/>
+          </w:tcPr>
+          <w:p>
+            <w:pPr>
+              <w:spacing w:before="40" w:after="40" w:line="276" w:lineRule="auto"/>
+              <w:rPr>
+                <w:rFonts w:ascii="Times New Roman" w:eastAsia="宋体" w:hAnsi="Times New Roman" w:cs="Times New Roman"/>
+              </w:rPr>
+            </w:pPr>
+            <w:r>
+              <w:rPr>
+                <w:rFonts w:ascii="Times New Roman" w:eastAsia="宋体" w:hAnsi="Times New Roman" w:cs="Times New Roman"/>
+                <w:sz w:val="16"/>
+              </w:rPr>
+              <w:t>未登录提示先登录；评论是否公开受</w:t>
+            </w:r>
+            <w:r>
+              <w:rPr>
+                <w:rFonts w:ascii="Times New Roman" w:eastAsia="宋体" w:hAnsi="Times New Roman" w:cs="Times New Roman"/>
+                <w:sz w:val="16"/>
+              </w:rPr>
+              <w:t xml:space="preserve"> </w:t>
+            </w:r>
+            <w:proofErr w:type="spellStart"/>
+            <w:r>
+              <w:rPr>
+                <w:rFonts w:ascii="Times New Roman" w:eastAsia="宋体" w:hAnsi="Times New Roman" w:cs="Times New Roman"/>
+                <w:sz w:val="16"/>
+              </w:rPr>
+              <w:t>is_enable</w:t>
+            </w:r>
+            <w:proofErr w:type="spellEnd"/>
+            <w:r>
+              <w:rPr>
+                <w:rFonts w:ascii="Times New Roman" w:eastAsia="宋体" w:hAnsi="Times New Roman" w:cs="Times New Roman"/>
+                <w:sz w:val="16"/>
+              </w:rPr>
+              <w:t xml:space="preserve"> </w:t>
+            </w:r>
+            <w:r>
+              <w:rPr>
+                <w:rFonts w:ascii="Times New Roman" w:eastAsia="宋体" w:hAnsi="Times New Roman" w:cs="Times New Roman"/>
+                <w:sz w:val="16"/>
+              </w:rPr>
+              <w:t>与配置控制</w:t>
+            </w:r>
+          </w:p>
+        </w:tc>
+      </w:tr>
+      <w:tr>
+        <w:trPr>
+          <w:cantSplit/>
+          <w:jc w:val="center"/>
+        </w:trPr>
+        <w:tc>
+          <w:tcPr>
+            <w:tcW w:w="3230" w:type="dxa"/>
+            <w:vAlign w:val="center"/>
+          </w:tcPr>
+          <w:p>
+            <w:pPr>
+              <w:spacing w:before="40" w:after="40" w:line="276" w:lineRule="auto"/>
+              <w:rPr>
+                <w:rFonts w:ascii="Times New Roman" w:eastAsia="宋体" w:hAnsi="Times New Roman" w:cs="Times New Roman"/>
+              </w:rPr>
+            </w:pPr>
+            <w:r>
+              <w:rPr>
+                <w:rFonts w:ascii="Times New Roman" w:eastAsia="宋体" w:hAnsi="Times New Roman" w:cs="Times New Roman"/>
+                <w:sz w:val="16"/>
+              </w:rPr>
+              <w:t>搜索</w:t>
+            </w:r>
+          </w:p>
+        </w:tc>
+        <w:tc>
+          <w:tcPr>
+            <w:tcW w:w="3230" w:type="dxa"/>
+            <w:vAlign w:val="center"/>
+          </w:tcPr>
+          <w:p>
+            <w:pPr>
+              <w:spacing w:before="40" w:after="40" w:line="276" w:lineRule="auto"/>
+              <w:rPr>
+                <w:rFonts w:ascii="Times New Roman" w:eastAsia="宋体" w:hAnsi="Times New Roman" w:cs="Times New Roman"/>
+              </w:rPr>
+            </w:pPr>
+            <w:r>
+              <w:rPr>
+                <w:rFonts w:ascii="Times New Roman" w:eastAsia="宋体" w:hAnsi="Times New Roman" w:cs="Times New Roman"/>
+                <w:sz w:val="16"/>
+              </w:rPr>
+              <w:t>空关键词</w:t>
+            </w:r>
+            <w:r>
+              <w:rPr>
+                <w:rFonts w:ascii="Times New Roman" w:eastAsia="宋体" w:hAnsi="Times New Roman" w:cs="Times New Roman"/>
+                <w:sz w:val="16"/>
+              </w:rPr>
+              <w:t xml:space="preserve"> / </w:t>
+            </w:r>
+            <w:r>
+              <w:rPr>
+                <w:rFonts w:ascii="Times New Roman" w:eastAsia="宋体" w:hAnsi="Times New Roman" w:cs="Times New Roman"/>
+                <w:sz w:val="16"/>
+              </w:rPr>
+              <w:t>有结果</w:t>
+            </w:r>
+            <w:r>
+              <w:rPr>
+                <w:rFonts w:ascii="Times New Roman" w:eastAsia="宋体" w:hAnsi="Times New Roman" w:cs="Times New Roman"/>
+                <w:sz w:val="16"/>
+              </w:rPr>
+              <w:t xml:space="preserve"> / </w:t>
+            </w:r>
+            <w:r>
+              <w:rPr>
+                <w:rFonts w:ascii="Times New Roman" w:eastAsia="宋体" w:hAnsi="Times New Roman" w:cs="Times New Roman"/>
+                <w:sz w:val="16"/>
+              </w:rPr>
+              <w:t>无结果</w:t>
+            </w:r>
+          </w:p>
+        </w:tc>
+        <w:tc>
+          <w:tcPr>
+            <w:tcW w:w="3230" w:type="dxa"/>
+            <w:vAlign w:val="center"/>
+          </w:tcPr>
+          <w:p>
+            <w:pPr>
+              <w:spacing w:before="40" w:after="40" w:line="276" w:lineRule="auto"/>
+              <w:rPr>
+                <w:rFonts w:ascii="Times New Roman" w:eastAsia="宋体" w:hAnsi="Times New Roman" w:cs="Times New Roman"/>
+              </w:rPr>
+            </w:pPr>
+            <w:r>
+              <w:rPr>
+                <w:rFonts w:ascii="Times New Roman" w:eastAsia="宋体" w:hAnsi="Times New Roman" w:cs="Times New Roman"/>
+                <w:sz w:val="16"/>
+              </w:rPr>
+              <w:t>关键词显示在结果标题，搜索依赖</w:t>
+            </w:r>
+            <w:r>
+              <w:rPr>
+                <w:rFonts w:ascii="Times New Roman" w:eastAsia="宋体" w:hAnsi="Times New Roman" w:cs="Times New Roman"/>
+                <w:sz w:val="16"/>
+              </w:rPr>
+              <w:t xml:space="preserve"> Whoosh </w:t>
+            </w:r>
+            <w:r>
+              <w:rPr>
+                <w:rFonts w:ascii="Times New Roman" w:eastAsia="宋体" w:hAnsi="Times New Roman" w:cs="Times New Roman"/>
+                <w:sz w:val="16"/>
+              </w:rPr>
+              <w:t>或配置的</w:t>
+            </w:r>
+            <w:r>
+              <w:rPr>
+                <w:rFonts w:ascii="Times New Roman" w:eastAsia="宋体" w:hAnsi="Times New Roman" w:cs="Times New Roman"/>
+                <w:sz w:val="16"/>
+              </w:rPr>
+              <w:t xml:space="preserve"> Elasticsearch </w:t>
+            </w:r>
+            <w:r>
+              <w:rPr>
+                <w:rFonts w:ascii="Times New Roman" w:eastAsia="宋体" w:hAnsi="Times New Roman" w:cs="Times New Roman"/>
+                <w:sz w:val="16"/>
+              </w:rPr>
+              <w:t>索引</w:t>
+            </w:r>
+          </w:p>
+        </w:tc>
+      </w:tr>
+      <w:tr>
+        <w:trPr>
+          <w:cantSplit/>
+          <w:jc w:val="center"/>
+        </w:trPr>
+        <w:tc>
+          <w:tcPr>
+            <w:tcW w:w="3230" w:type="dxa"/>
+            <w:vAlign w:val="center"/>
+          </w:tcPr>
+          <w:p>
+            <w:pPr>
+              <w:spacing w:before="40" w:after="40" w:line="276" w:lineRule="auto"/>
+              <w:rPr>
+                <w:rFonts w:ascii="Times New Roman" w:eastAsia="宋体" w:hAnsi="Times New Roman" w:cs="Times New Roman"/>
+              </w:rPr>
+            </w:pPr>
+            <w:r>
+              <w:rPr>
+                <w:rFonts w:ascii="Times New Roman" w:eastAsia="宋体" w:hAnsi="Times New Roman" w:cs="Times New Roman"/>
+                <w:sz w:val="16"/>
+              </w:rPr>
+              <w:t>响应式与主题</w:t>
+            </w:r>
+          </w:p>
+        </w:tc>
+        <w:tc>
+          <w:tcPr>
+            <w:tcW w:w="3230" w:type="dxa"/>
+            <w:vAlign w:val="center"/>
+          </w:tcPr>
+          <w:p>
+            <w:pPr>
+              <w:spacing w:before="40" w:after="40" w:line="276" w:lineRule="auto"/>
+              <w:rPr>
+                <w:rFonts w:ascii="Times New Roman" w:eastAsia="宋体" w:hAnsi="Times New Roman" w:cs="Times New Roman"/>
+              </w:rPr>
+            </w:pPr>
+            <w:r>
+              <w:rPr>
+                <w:rFonts w:ascii="Times New Roman" w:eastAsia="宋体" w:hAnsi="Times New Roman" w:cs="Times New Roman"/>
+                <w:sz w:val="16"/>
+              </w:rPr>
+              <w:t>桌面</w:t>
+            </w:r>
+            <w:r>
+              <w:rPr>
+                <w:rFonts w:ascii="Times New Roman" w:eastAsia="宋体" w:hAnsi="Times New Roman" w:cs="Times New Roman"/>
+                <w:sz w:val="16"/>
+              </w:rPr>
+              <w:t xml:space="preserve"> / </w:t>
+            </w:r>
+            <w:r>
+              <w:rPr>
+                <w:rFonts w:ascii="Times New Roman" w:eastAsia="宋体" w:hAnsi="Times New Roman" w:cs="Times New Roman"/>
+                <w:sz w:val="16"/>
+              </w:rPr>
+              <w:t>手机；浅色</w:t>
+            </w:r>
+            <w:r>
+              <w:rPr>
+                <w:rFonts w:ascii="Times New Roman" w:eastAsia="宋体" w:hAnsi="Times New Roman" w:cs="Times New Roman"/>
+                <w:sz w:val="16"/>
+              </w:rPr>
+              <w:t xml:space="preserve"> / </w:t>
+            </w:r>
+            <w:r>
+              <w:rPr>
+                <w:rFonts w:ascii="Times New Roman" w:eastAsia="宋体" w:hAnsi="Times New Roman" w:cs="Times New Roman"/>
+                <w:sz w:val="16"/>
+              </w:rPr>
+              <w:t>深色</w:t>
+            </w:r>
+          </w:p>
+        </w:tc>
+        <w:tc>
+          <w:tcPr>
+            <w:tcW w:w="3230" w:type="dxa"/>
+            <w:vAlign w:val="center"/>
+          </w:tcPr>
+          <w:p>
+            <w:pPr>
+              <w:spacing w:before="40" w:after="40" w:line="276" w:lineRule="auto"/>
+              <w:rPr>
+                <w:rFonts w:ascii="Times New Roman" w:eastAsia="宋体" w:hAnsi="Times New Roman" w:cs="Times New Roman"/>
+              </w:rPr>
+            </w:pPr>
+            <w:r>
+              <w:rPr>
+                <w:rFonts w:ascii="Times New Roman" w:eastAsia="宋体" w:hAnsi="Times New Roman" w:cs="Times New Roman"/>
+                <w:sz w:val="16"/>
+              </w:rPr>
+              <w:t>小屏采用单列与移动导航；主题可由用户切换</w:t>
+            </w:r>
+          </w:p>
+        </w:tc>
+      </w:tr>
+    </w:tbl>
+    <w:p>
+      <w:pPr>
+        <w:pStyle w:val="2"/>
+        <w:pageBreakBefore/>
+        <w:rPr>
+          <w:rFonts w:ascii="Times New Roman" w:eastAsia="宋体" w:hAnsi="Times New Roman" w:cs="Times New Roman"/>
+        </w:rPr>
+      </w:pPr>
+      <w:r>
+        <w:rPr>
+          <w:rFonts w:ascii="Times New Roman" w:eastAsia="宋体" w:hAnsi="Times New Roman" w:cs="Times New Roman"/>
+        </w:rPr>
+        <w:lastRenderedPageBreak/>
+        <w:t>模板设计</w:t>
+      </w:r>
+    </w:p>
+    <w:p>
+      <w:pPr>
+        <w:rPr>
+          <w:rFonts w:ascii="Times New Roman" w:eastAsia="宋体" w:hAnsi="Times New Roman" w:cs="Times New Roman"/>
+        </w:rPr>
+      </w:pPr>
+      <w:r>
+        <w:rPr>
+          <w:rFonts w:ascii="Times New Roman" w:eastAsia="宋体" w:hAnsi="Times New Roman" w:cs="Times New Roman"/>
+        </w:rPr>
+        <w:t>模板以两个共享布局为根：普通内容页继承</w:t>
+      </w:r>
+      <w:r>
+        <w:rPr>
+          <w:rFonts w:ascii="Times New Roman" w:eastAsia="宋体" w:hAnsi="Times New Roman" w:cs="Times New Roman"/>
+        </w:rPr>
+        <w:t xml:space="preserve"> </w:t>
+      </w:r>
+      <w:proofErr w:type="spellStart"/>
+      <w:r>
+        <w:rPr>
+          <w:rFonts w:ascii="Times New Roman" w:eastAsia="宋体" w:hAnsi="Times New Roman" w:cs="Times New Roman"/>
+        </w:rPr>
+        <w:t>share_layout</w:t>
+      </w:r>
+      <w:proofErr w:type="spellEnd"/>
+      <w:r>
+        <w:rPr>
+          <w:rFonts w:ascii="Times New Roman" w:eastAsia="宋体" w:hAnsi="Times New Roman" w:cs="Times New Roman"/>
+        </w:rPr>
+        <w:t>/base.html</w:t>
+      </w:r>
+      <w:r>
+        <w:rPr>
+          <w:rFonts w:ascii="Times New Roman" w:eastAsia="宋体" w:hAnsi="Times New Roman" w:cs="Times New Roman"/>
+        </w:rPr>
+        <w:t>，登录与注册等账号页继承</w:t>
+      </w:r>
+      <w:r>
+        <w:rPr>
+          <w:rFonts w:ascii="Times New Roman" w:eastAsia="宋体" w:hAnsi="Times New Roman" w:cs="Times New Roman"/>
+        </w:rPr>
+        <w:t xml:space="preserve"> </w:t>
+      </w:r>
+      <w:proofErr w:type="spellStart"/>
+      <w:r>
+        <w:rPr>
+          <w:rFonts w:ascii="Times New Roman" w:eastAsia="宋体" w:hAnsi="Times New Roman" w:cs="Times New Roman"/>
+        </w:rPr>
+        <w:t>share_layout</w:t>
+      </w:r>
+      <w:proofErr w:type="spellEnd"/>
+      <w:r>
+        <w:rPr>
+          <w:rFonts w:ascii="Times New Roman" w:eastAsia="宋体" w:hAnsi="Times New Roman" w:cs="Times New Roman"/>
+        </w:rPr>
+        <w:t>/base_account.html</w:t>
+      </w:r>
+      <w:r>
+        <w:rPr>
+          <w:rFonts w:ascii="Times New Roman" w:eastAsia="宋体" w:hAnsi="Times New Roman" w:cs="Times New Roman"/>
+        </w:rPr>
+        <w:t>。共享布局通过</w:t>
+      </w:r>
+      <w:r>
+        <w:rPr>
+          <w:rFonts w:ascii="Times New Roman" w:eastAsia="宋体" w:hAnsi="Times New Roman" w:cs="Times New Roman"/>
+        </w:rPr>
+        <w:t xml:space="preserve"> include </w:t>
+      </w:r>
+      <w:r>
+        <w:rPr>
+          <w:rFonts w:ascii="Times New Roman" w:eastAsia="宋体" w:hAnsi="Times New Roman" w:cs="Times New Roman"/>
+        </w:rPr>
+        <w:t>组合导航和页脚；文章详情页通过</w:t>
+      </w:r>
+      <w:r>
+        <w:rPr>
+          <w:rFonts w:ascii="Times New Roman" w:eastAsia="宋体" w:hAnsi="Times New Roman" w:cs="Times New Roman"/>
+        </w:rPr>
+        <w:t xml:space="preserve"> include </w:t>
+      </w:r>
+      <w:r>
+        <w:rPr>
+          <w:rFonts w:ascii="Times New Roman" w:eastAsia="宋体" w:hAnsi="Times New Roman" w:cs="Times New Roman"/>
+        </w:rPr>
+        <w:t>组合现代评论列表及发表评论组件。</w:t>
       </w:r>
     </w:p>
     <w:p>
@@ -769,20 +3038,28 @@
         <w:keepNext/>
         <w:spacing w:after="60"/>
         <w:jc w:val="center"/>
+        <w:rPr>
+          <w:rFonts w:ascii="Times New Roman" w:eastAsia="宋体" w:hAnsi="Times New Roman" w:cs="Times New Roman"/>
+        </w:rPr>
       </w:pPr>
       <w:r>
+        <w:rPr>
+          <w:rFonts w:ascii="Times New Roman" w:eastAsia="宋体" w:hAnsi="Times New Roman" w:cs="Times New Roman"/>
+          <w:noProof/>
+        </w:rPr>
         <w:drawing>
-          <wp:inline xmlns:a="http://schemas.openxmlformats.org/drawingml/2006/main" xmlns:pic="http://schemas.openxmlformats.org/drawingml/2006/picture">
-            <wp:extent cx="5989320" cy="3743325"/>
-            <wp:docPr id="6" name="Picture 6"/>
+          <wp:inline distT="0" distB="0" distL="0" distR="0" wp14:anchorId="421DF89D" wp14:editId="12D77581">
+            <wp:extent cx="5989320" cy="3406426"/>
+            <wp:effectExtent l="0" t="0" r="0" b="0"/>
+            <wp:docPr id="10" name="Picture 10" descr="图 10  UML 包图：布局、页面、局部模板与自定义标签库的依赖关系"/>
             <wp:cNvGraphicFramePr>
-              <a:graphicFrameLocks noChangeAspect="1"/>
+              <a:graphicFrameLocks xmlns:a="http://schemas.openxmlformats.org/drawingml/2006/main" noChangeAspect="1"/>
             </wp:cNvGraphicFramePr>
-            <a:graphic>
+            <a:graphic xmlns:a="http://schemas.openxmlformats.org/drawingml/2006/main">
               <a:graphicData uri="http://schemas.openxmlformats.org/drawingml/2006/picture">
-                <pic:pic>
+                <pic:pic xmlns:pic="http://schemas.openxmlformats.org/drawingml/2006/picture">
                   <pic:nvPicPr>
-                    <pic:cNvPr id="0" name="02-article-detail.png"/>
+                    <pic:cNvPr id="0" name="08-template-packages.png"/>
                     <pic:cNvPicPr/>
                   </pic:nvPicPr>
                   <pic:blipFill>
@@ -794,9 +3071,11 @@
                   <pic:spPr>
                     <a:xfrm>
                       <a:off x="0" y="0"/>
-                      <a:ext cx="5989320" cy="3743325"/>
+                      <a:ext cx="5989320" cy="3406426"/>
                     </a:xfrm>
-                    <a:prstGeom prst="rect"/>
+                    <a:prstGeom prst="rect">
+                      <a:avLst/>
+                    </a:prstGeom>
                   </pic:spPr>
                 </pic:pic>
               </a:graphicData>
@@ -809,251 +3088,134 @@
       <w:pPr>
         <w:spacing w:after="260"/>
         <w:jc w:val="center"/>
+        <w:rPr>
+          <w:rFonts w:ascii="Times New Roman" w:eastAsia="宋体" w:hAnsi="Times New Roman" w:cs="Times New Roman"/>
+        </w:rPr>
       </w:pPr>
       <w:r>
         <w:rPr>
-          <w:color w:val="526377"/>
-          <w:sz w:val="17"/>
-        </w:rPr>
-        <w:t>图 6  文章详情：面包屑、标题、目录、正文与侧栏</w:t>
-      </w:r>
-    </w:p>
-    <w:p>
-      <w:pPr>
-        <w:keepNext/>
-        <w:spacing w:after="60"/>
-        <w:jc w:val="center"/>
-      </w:pPr>
-      <w:r>
-        <w:drawing>
-          <wp:inline xmlns:a="http://schemas.openxmlformats.org/drawingml/2006/main" xmlns:pic="http://schemas.openxmlformats.org/drawingml/2006/picture">
-            <wp:extent cx="5989320" cy="3743325"/>
-            <wp:docPr id="7" name="Picture 7"/>
-            <wp:cNvGraphicFramePr>
-              <a:graphicFrameLocks noChangeAspect="1"/>
-            </wp:cNvGraphicFramePr>
-            <a:graphic>
-              <a:graphicData uri="http://schemas.openxmlformats.org/drawingml/2006/picture">
-                <pic:pic>
-                  <pic:nvPicPr>
-                    <pic:cNvPr id="0" name="02b-article-comments.png"/>
-                    <pic:cNvPicPr/>
-                  </pic:nvPicPr>
-                  <pic:blipFill>
-                    <a:blip r:embed="rId19"/>
-                    <a:stretch>
-                      <a:fillRect/>
-                    </a:stretch>
-                  </pic:blipFill>
-                  <pic:spPr>
-                    <a:xfrm>
-                      <a:off x="0" y="0"/>
-                      <a:ext cx="5989320" cy="3743325"/>
-                    </a:xfrm>
-                    <a:prstGeom prst="rect"/>
-                  </pic:spPr>
-                </pic:pic>
-              </a:graphicData>
-            </a:graphic>
-          </wp:inline>
-        </w:drawing>
-      </w:r>
-    </w:p>
-    <w:p>
-      <w:pPr>
-        <w:spacing w:after="260"/>
-        <w:jc w:val="center"/>
-      </w:pPr>
-      <w:r>
-        <w:rPr>
-          <w:color w:val="526377"/>
-          <w:sz w:val="17"/>
-        </w:rPr>
-        <w:t>图 7  文章评论区：已发表的主题评论及未登录引导</w:t>
-      </w:r>
-    </w:p>
-    <w:p>
-      <w:pPr>
-        <w:keepNext/>
-        <w:spacing w:after="60"/>
-        <w:jc w:val="center"/>
-      </w:pPr>
-      <w:r>
-        <w:drawing>
-          <wp:inline xmlns:a="http://schemas.openxmlformats.org/drawingml/2006/main" xmlns:pic="http://schemas.openxmlformats.org/drawingml/2006/picture">
-            <wp:extent cx="5989320" cy="3743325"/>
-            <wp:docPr id="8" name="Picture 8"/>
-            <wp:cNvGraphicFramePr>
-              <a:graphicFrameLocks noChangeAspect="1"/>
-            </wp:cNvGraphicFramePr>
-            <a:graphic>
-              <a:graphicData uri="http://schemas.openxmlformats.org/drawingml/2006/picture">
-                <pic:pic>
-                  <pic:nvPicPr>
-                    <pic:cNvPr id="0" name="04-login.png"/>
-                    <pic:cNvPicPr/>
-                  </pic:nvPicPr>
-                  <pic:blipFill>
-                    <a:blip r:embed="rId20"/>
-                    <a:stretch>
-                      <a:fillRect/>
-                    </a:stretch>
-                  </pic:blipFill>
-                  <pic:spPr>
-                    <a:xfrm>
-                      <a:off x="0" y="0"/>
-                      <a:ext cx="5989320" cy="3743325"/>
-                    </a:xfrm>
-                    <a:prstGeom prst="rect"/>
-                  </pic:spPr>
-                </pic:pic>
-              </a:graphicData>
-            </a:graphic>
-          </wp:inline>
-        </w:drawing>
-      </w:r>
-    </w:p>
-    <w:p>
-      <w:pPr>
-        <w:spacing w:after="260"/>
-        <w:jc w:val="center"/>
-      </w:pPr>
-      <w:r>
-        <w:rPr>
-          <w:color w:val="526377"/>
-          <w:sz w:val="17"/>
-        </w:rPr>
-        <w:t>图 8  登录页：账号输入与注册、找回密码入口</w:t>
-      </w:r>
-    </w:p>
-    <w:p>
-      <w:pPr>
-        <w:keepNext/>
-        <w:spacing w:after="60"/>
-        <w:jc w:val="center"/>
-      </w:pPr>
-      <w:r>
-        <w:drawing>
-          <wp:inline xmlns:a="http://schemas.openxmlformats.org/drawingml/2006/main" xmlns:pic="http://schemas.openxmlformats.org/drawingml/2006/picture">
-            <wp:extent cx="2057400" cy="4452425"/>
-            <wp:docPr id="9" name="Picture 9"/>
-            <wp:cNvGraphicFramePr>
-              <a:graphicFrameLocks noChangeAspect="1"/>
-            </wp:cNvGraphicFramePr>
-            <a:graphic>
-              <a:graphicData uri="http://schemas.openxmlformats.org/drawingml/2006/picture">
-                <pic:pic>
-                  <pic:nvPicPr>
-                    <pic:cNvPr id="0" name="05-home-mobile.png"/>
-                    <pic:cNvPicPr/>
-                  </pic:nvPicPr>
-                  <pic:blipFill>
-                    <a:blip r:embed="rId21"/>
-                    <a:stretch>
-                      <a:fillRect/>
-                    </a:stretch>
-                  </pic:blipFill>
-                  <pic:spPr>
-                    <a:xfrm>
-                      <a:off x="0" y="0"/>
-                      <a:ext cx="2057400" cy="4452425"/>
-                    </a:xfrm>
-                    <a:prstGeom prst="rect"/>
-                  </pic:spPr>
-                </pic:pic>
-              </a:graphicData>
-            </a:graphic>
-          </wp:inline>
-        </w:drawing>
-      </w:r>
-    </w:p>
-    <w:p>
-      <w:pPr>
-        <w:spacing w:after="260"/>
-        <w:jc w:val="center"/>
-      </w:pPr>
-      <w:r>
-        <w:rPr>
-          <w:color w:val="526377"/>
-          <w:sz w:val="17"/>
-        </w:rPr>
-        <w:t>图 9  移动端首页：导航折叠与单列文章列表</w:t>
+          <w:rFonts w:ascii="Times New Roman" w:eastAsia="宋体" w:hAnsi="Times New Roman" w:cs="Times New Roman"/>
+          <w:color w:val="526377"/>
+          <w:sz w:val="17"/>
+        </w:rPr>
+        <w:t>图</w:t>
+      </w:r>
+      <w:r>
+        <w:rPr>
+          <w:rFonts w:ascii="Times New Roman" w:eastAsia="宋体" w:hAnsi="Times New Roman" w:cs="Times New Roman"/>
+          <w:color w:val="526377"/>
+          <w:sz w:val="17"/>
+        </w:rPr>
+        <w:t xml:space="preserve"> </w:t>
+      </w:r>
+      <w:proofErr w:type="gramStart"/>
+      <w:r>
+        <w:rPr>
+          <w:rFonts w:ascii="Times New Roman" w:eastAsia="宋体" w:hAnsi="Times New Roman" w:cs="Times New Roman"/>
+          <w:color w:val="526377"/>
+          <w:sz w:val="17"/>
+        </w:rPr>
+        <w:t>10  UML</w:t>
+      </w:r>
+      <w:proofErr w:type="gramEnd"/>
+      <w:r>
+        <w:rPr>
+          <w:rFonts w:ascii="Times New Roman" w:eastAsia="宋体" w:hAnsi="Times New Roman" w:cs="Times New Roman"/>
+          <w:color w:val="526377"/>
+          <w:sz w:val="17"/>
+        </w:rPr>
+        <w:t xml:space="preserve"> </w:t>
+      </w:r>
+      <w:r>
+        <w:rPr>
+          <w:rFonts w:ascii="Times New Roman" w:eastAsia="宋体" w:hAnsi="Times New Roman" w:cs="Times New Roman"/>
+          <w:color w:val="526377"/>
+          <w:sz w:val="17"/>
+        </w:rPr>
+        <w:t>包图：布局、页面、局部模板与自定义标签库的依赖关系</w:t>
       </w:r>
     </w:p>
     <w:tbl>
       <w:tblPr>
         <w:tblStyle w:val="a9"/>
-        <w:tblW w:type="auto" w:w="0"/>
+        <w:tblW w:w="0" w:type="auto"/>
         <w:jc w:val="center"/>
-        <w:tblLook w:firstColumn="1" w:firstRow="1" w:lastColumn="0" w:lastRow="0" w:noHBand="0" w:noVBand="1" w:val="04A0"/>
+        <w:tblLook w:val="04A0" w:firstRow="1" w:lastRow="0" w:firstColumn="1" w:lastColumn="0" w:noHBand="0" w:noVBand="1"/>
       </w:tblPr>
       <w:tblGrid>
-        <w:gridCol w:w="3230"/>
-        <w:gridCol w:w="3230"/>
-        <w:gridCol w:w="3230"/>
+        <w:gridCol w:w="3227"/>
+        <w:gridCol w:w="3228"/>
+        <w:gridCol w:w="3226"/>
       </w:tblGrid>
       <w:tr>
         <w:trPr>
+          <w:cantSplit/>
           <w:tblHeader/>
-          <w:cantSplit/>
+          <w:jc w:val="center"/>
         </w:trPr>
         <w:tc>
           <w:tcPr>
-            <w:tcW w:type="dxa" w:w="3230"/>
-            <w:shd w:fill="E7EFFB"/>
-          </w:tcPr>
-          <w:p>
-            <w:pPr>
-              <w:spacing w:after="40" w:before="40" w:line="276" w:lineRule="auto"/>
-            </w:pPr>
-            <w:r>
-              <w:rPr>
-                <w:rFonts w:ascii="Microsoft YaHei" w:hAnsi="Microsoft YaHei"/>
+            <w:tcW w:w="3230" w:type="dxa"/>
+            <w:shd w:val="clear" w:color="auto" w:fill="E7EFFB"/>
+          </w:tcPr>
+          <w:p>
+            <w:pPr>
+              <w:spacing w:before="40" w:after="40" w:line="276" w:lineRule="auto"/>
+              <w:rPr>
+                <w:rFonts w:ascii="Times New Roman" w:eastAsia="宋体" w:hAnsi="Times New Roman" w:cs="Times New Roman"/>
+              </w:rPr>
+            </w:pPr>
+            <w:r>
+              <w:rPr>
+                <w:rFonts w:ascii="Times New Roman" w:eastAsia="宋体" w:hAnsi="Times New Roman" w:cs="Times New Roman"/>
                 <w:b/>
-                <w:color w:val="17315B"/>
-                <w:sz w:val="16"/>
-              </w:rPr>
-              <w:t>界面元素</w:t>
-            </w:r>
-          </w:p>
-        </w:tc>
-        <w:tc>
-          <w:tcPr>
-            <w:tcW w:type="dxa" w:w="3230"/>
-            <w:shd w:fill="E7EFFB"/>
-          </w:tcPr>
-          <w:p>
-            <w:pPr>
-              <w:spacing w:after="40" w:before="40" w:line="276" w:lineRule="auto"/>
-            </w:pPr>
-            <w:r>
-              <w:rPr>
-                <w:rFonts w:ascii="Microsoft YaHei" w:hAnsi="Microsoft YaHei"/>
+                <w:sz w:val="16"/>
+              </w:rPr>
+              <w:t>关系</w:t>
+            </w:r>
+          </w:p>
+        </w:tc>
+        <w:tc>
+          <w:tcPr>
+            <w:tcW w:w="3230" w:type="dxa"/>
+            <w:shd w:val="clear" w:color="auto" w:fill="E7EFFB"/>
+          </w:tcPr>
+          <w:p>
+            <w:pPr>
+              <w:spacing w:before="40" w:after="40" w:line="276" w:lineRule="auto"/>
+              <w:rPr>
+                <w:rFonts w:ascii="Times New Roman" w:eastAsia="宋体" w:hAnsi="Times New Roman" w:cs="Times New Roman"/>
+              </w:rPr>
+            </w:pPr>
+            <w:r>
+              <w:rPr>
+                <w:rFonts w:ascii="Times New Roman" w:eastAsia="宋体" w:hAnsi="Times New Roman" w:cs="Times New Roman"/>
                 <w:b/>
-                <w:color w:val="17315B"/>
-                <w:sz w:val="16"/>
-              </w:rPr>
-              <w:t>输入 / 状态</w:t>
-            </w:r>
-          </w:p>
-        </w:tc>
-        <w:tc>
-          <w:tcPr>
-            <w:tcW w:type="dxa" w:w="3230"/>
-            <w:shd w:fill="E7EFFB"/>
-          </w:tcPr>
-          <w:p>
-            <w:pPr>
-              <w:spacing w:after="40" w:before="40" w:line="276" w:lineRule="auto"/>
-            </w:pPr>
-            <w:r>
-              <w:rPr>
-                <w:rFonts w:ascii="Microsoft YaHei" w:hAnsi="Microsoft YaHei"/>
+                <w:sz w:val="16"/>
+              </w:rPr>
+              <w:t>代码实例</w:t>
+            </w:r>
+          </w:p>
+        </w:tc>
+        <w:tc>
+          <w:tcPr>
+            <w:tcW w:w="3230" w:type="dxa"/>
+            <w:shd w:val="clear" w:color="auto" w:fill="E7EFFB"/>
+          </w:tcPr>
+          <w:p>
+            <w:pPr>
+              <w:spacing w:before="40" w:after="40" w:line="276" w:lineRule="auto"/>
+              <w:rPr>
+                <w:rFonts w:ascii="Times New Roman" w:eastAsia="宋体" w:hAnsi="Times New Roman" w:cs="Times New Roman"/>
+              </w:rPr>
+            </w:pPr>
+            <w:r>
+              <w:rPr>
+                <w:rFonts w:ascii="Times New Roman" w:eastAsia="宋体" w:hAnsi="Times New Roman" w:cs="Times New Roman"/>
                 <w:b/>
-                <w:color w:val="17315B"/>
-                <w:sz w:val="16"/>
-              </w:rPr>
-              <w:t>设计说明</w:t>
+                <w:sz w:val="16"/>
+              </w:rPr>
+              <w:t>作用</w:t>
             </w:r>
           </w:p>
         </w:tc>
@@ -1061,64 +3223,112 @@
       <w:tr>
         <w:trPr>
           <w:cantSplit/>
+          <w:jc w:val="center"/>
         </w:trPr>
         <w:tc>
           <w:tcPr>
-            <w:tcW w:type="dxa" w:w="3230"/>
+            <w:tcW w:w="3230" w:type="dxa"/>
             <w:vAlign w:val="center"/>
           </w:tcPr>
           <w:p>
             <w:pPr>
-              <w:spacing w:after="40" w:before="40" w:line="276" w:lineRule="auto"/>
-            </w:pPr>
-            <w:r>
-              <w:rPr>
-                <w:rFonts w:ascii="Microsoft YaHei" w:hAnsi="Microsoft YaHei"/>
-                <w:b w:val="0"/>
-                <w:color w:val="17315B"/>
-                <w:sz w:val="16"/>
-              </w:rPr>
-              <w:t>全站导航</w:t>
-            </w:r>
-          </w:p>
-        </w:tc>
-        <w:tc>
-          <w:tcPr>
-            <w:tcW w:type="dxa" w:w="3230"/>
+              <w:spacing w:before="40" w:after="40" w:line="276" w:lineRule="auto"/>
+              <w:rPr>
+                <w:rFonts w:ascii="Times New Roman" w:eastAsia="宋体" w:hAnsi="Times New Roman" w:cs="Times New Roman"/>
+              </w:rPr>
+            </w:pPr>
+            <w:r>
+              <w:rPr>
+                <w:rFonts w:ascii="Times New Roman" w:eastAsia="宋体" w:hAnsi="Times New Roman" w:cs="Times New Roman"/>
+                <w:sz w:val="16"/>
+              </w:rPr>
+              <w:t>继承</w:t>
+            </w:r>
+            <w:r>
+              <w:rPr>
+                <w:rFonts w:ascii="Times New Roman" w:eastAsia="宋体" w:hAnsi="Times New Roman" w:cs="Times New Roman"/>
+                <w:sz w:val="16"/>
+              </w:rPr>
+              <w:t xml:space="preserve"> extends</w:t>
+            </w:r>
+          </w:p>
+        </w:tc>
+        <w:tc>
+          <w:tcPr>
+            <w:tcW w:w="3230" w:type="dxa"/>
             <w:vAlign w:val="center"/>
           </w:tcPr>
           <w:p>
             <w:pPr>
-              <w:spacing w:after="40" w:before="40" w:line="276" w:lineRule="auto"/>
-            </w:pPr>
-            <w:r>
-              <w:rPr>
-                <w:rFonts w:ascii="Microsoft YaHei" w:hAnsi="Microsoft YaHei"/>
-                <w:b w:val="0"/>
-                <w:color w:val="17315B"/>
-                <w:sz w:val="16"/>
-              </w:rPr>
-              <w:t>桌面展开；窄屏折叠</w:t>
-            </w:r>
-          </w:p>
-        </w:tc>
-        <w:tc>
-          <w:tcPr>
-            <w:tcW w:type="dxa" w:w="3230"/>
+              <w:spacing w:before="40" w:after="40" w:line="276" w:lineRule="auto"/>
+              <w:rPr>
+                <w:rFonts w:ascii="Times New Roman" w:eastAsia="宋体" w:hAnsi="Times New Roman" w:cs="Times New Roman"/>
+              </w:rPr>
+            </w:pPr>
+            <w:r>
+              <w:rPr>
+                <w:rFonts w:ascii="Times New Roman" w:eastAsia="宋体" w:hAnsi="Times New Roman" w:cs="Times New Roman"/>
+                <w:sz w:val="16"/>
+              </w:rPr>
+              <w:t xml:space="preserve">article_index.html / article_detail.html → </w:t>
+            </w:r>
+            <w:proofErr w:type="spellStart"/>
+            <w:r>
+              <w:rPr>
+                <w:rFonts w:ascii="Times New Roman" w:eastAsia="宋体" w:hAnsi="Times New Roman" w:cs="Times New Roman"/>
+                <w:sz w:val="16"/>
+              </w:rPr>
+              <w:t>share_layout</w:t>
+            </w:r>
+            <w:proofErr w:type="spellEnd"/>
+            <w:r>
+              <w:rPr>
+                <w:rFonts w:ascii="Times New Roman" w:eastAsia="宋体" w:hAnsi="Times New Roman" w:cs="Times New Roman"/>
+                <w:sz w:val="16"/>
+              </w:rPr>
+              <w:t>/base.html</w:t>
+            </w:r>
+          </w:p>
+        </w:tc>
+        <w:tc>
+          <w:tcPr>
+            <w:tcW w:w="3230" w:type="dxa"/>
             <w:vAlign w:val="center"/>
           </w:tcPr>
           <w:p>
             <w:pPr>
-              <w:spacing w:after="40" w:before="40" w:line="276" w:lineRule="auto"/>
-            </w:pPr>
-            <w:r>
-              <w:rPr>
-                <w:rFonts w:ascii="Microsoft YaHei" w:hAnsi="Microsoft YaHei"/>
-                <w:b w:val="0"/>
-                <w:color w:val="17315B"/>
-                <w:sz w:val="16"/>
-              </w:rPr>
-              <w:t>保留首页、主题栏目、归档、搜索及主题切换入口</w:t>
+              <w:spacing w:before="40" w:after="40" w:line="276" w:lineRule="auto"/>
+              <w:rPr>
+                <w:rFonts w:ascii="Times New Roman" w:eastAsia="宋体" w:hAnsi="Times New Roman" w:cs="Times New Roman"/>
+              </w:rPr>
+            </w:pPr>
+            <w:r>
+              <w:rPr>
+                <w:rFonts w:ascii="Times New Roman" w:eastAsia="宋体" w:hAnsi="Times New Roman" w:cs="Times New Roman"/>
+                <w:sz w:val="16"/>
+              </w:rPr>
+              <w:t>复用页面骨架与</w:t>
+            </w:r>
+            <w:r>
+              <w:rPr>
+                <w:rFonts w:ascii="Times New Roman" w:eastAsia="宋体" w:hAnsi="Times New Roman" w:cs="Times New Roman"/>
+                <w:sz w:val="16"/>
+              </w:rPr>
+              <w:t xml:space="preserve"> content </w:t>
+            </w:r>
+            <w:r>
+              <w:rPr>
+                <w:rFonts w:ascii="Times New Roman" w:eastAsia="宋体" w:hAnsi="Times New Roman" w:cs="Times New Roman"/>
+                <w:sz w:val="16"/>
+              </w:rPr>
+              <w:t>等</w:t>
+            </w:r>
+            <w:r>
+              <w:rPr>
+                <w:rFonts w:ascii="Times New Roman" w:eastAsia="宋体" w:hAnsi="Times New Roman" w:cs="Times New Roman"/>
+                <w:sz w:val="16"/>
+              </w:rPr>
+              <w:t xml:space="preserve"> block</w:t>
             </w:r>
           </w:p>
         </w:tc>
@@ -1126,64 +3336,91 @@
       <w:tr>
         <w:trPr>
           <w:cantSplit/>
+          <w:jc w:val="center"/>
         </w:trPr>
         <w:tc>
           <w:tcPr>
-            <w:tcW w:type="dxa" w:w="3230"/>
+            <w:tcW w:w="3230" w:type="dxa"/>
             <w:vAlign w:val="center"/>
           </w:tcPr>
           <w:p>
             <w:pPr>
-              <w:spacing w:after="40" w:before="40" w:line="276" w:lineRule="auto"/>
-            </w:pPr>
-            <w:r>
-              <w:rPr>
-                <w:rFonts w:ascii="Microsoft YaHei" w:hAnsi="Microsoft YaHei"/>
-                <w:b w:val="0"/>
-                <w:color w:val="17315B"/>
-                <w:sz w:val="16"/>
-              </w:rPr>
-              <w:t>文章卡片</w:t>
-            </w:r>
-          </w:p>
-        </w:tc>
-        <w:tc>
-          <w:tcPr>
-            <w:tcW w:type="dxa" w:w="3230"/>
+              <w:spacing w:before="40" w:after="40" w:line="276" w:lineRule="auto"/>
+              <w:rPr>
+                <w:rFonts w:ascii="Times New Roman" w:eastAsia="宋体" w:hAnsi="Times New Roman" w:cs="Times New Roman"/>
+              </w:rPr>
+            </w:pPr>
+            <w:r>
+              <w:rPr>
+                <w:rFonts w:ascii="Times New Roman" w:eastAsia="宋体" w:hAnsi="Times New Roman" w:cs="Times New Roman"/>
+                <w:sz w:val="16"/>
+              </w:rPr>
+              <w:t>继承</w:t>
+            </w:r>
+            <w:r>
+              <w:rPr>
+                <w:rFonts w:ascii="Times New Roman" w:eastAsia="宋体" w:hAnsi="Times New Roman" w:cs="Times New Roman"/>
+                <w:sz w:val="16"/>
+              </w:rPr>
+              <w:t xml:space="preserve"> extends</w:t>
+            </w:r>
+          </w:p>
+        </w:tc>
+        <w:tc>
+          <w:tcPr>
+            <w:tcW w:w="3230" w:type="dxa"/>
             <w:vAlign w:val="center"/>
           </w:tcPr>
           <w:p>
             <w:pPr>
-              <w:spacing w:after="40" w:before="40" w:line="276" w:lineRule="auto"/>
-            </w:pPr>
-            <w:r>
-              <w:rPr>
-                <w:rFonts w:ascii="Microsoft YaHei" w:hAnsi="Microsoft YaHei"/>
-                <w:b w:val="0"/>
-                <w:color w:val="17315B"/>
-                <w:sz w:val="16"/>
-              </w:rPr>
-              <w:t>标题、日期、摘要、标签</w:t>
-            </w:r>
-          </w:p>
-        </w:tc>
-        <w:tc>
-          <w:tcPr>
-            <w:tcW w:type="dxa" w:w="3230"/>
+              <w:spacing w:before="40" w:after="40" w:line="276" w:lineRule="auto"/>
+              <w:rPr>
+                <w:rFonts w:ascii="Times New Roman" w:eastAsia="宋体" w:hAnsi="Times New Roman" w:cs="Times New Roman"/>
+              </w:rPr>
+            </w:pPr>
+            <w:r>
+              <w:rPr>
+                <w:rFonts w:ascii="Times New Roman" w:eastAsia="宋体" w:hAnsi="Times New Roman" w:cs="Times New Roman"/>
+                <w:sz w:val="16"/>
+              </w:rPr>
+              <w:t xml:space="preserve">account/login.html → </w:t>
+            </w:r>
+            <w:proofErr w:type="spellStart"/>
+            <w:r>
+              <w:rPr>
+                <w:rFonts w:ascii="Times New Roman" w:eastAsia="宋体" w:hAnsi="Times New Roman" w:cs="Times New Roman"/>
+                <w:sz w:val="16"/>
+              </w:rPr>
+              <w:t>share_layout</w:t>
+            </w:r>
+            <w:proofErr w:type="spellEnd"/>
+            <w:r>
+              <w:rPr>
+                <w:rFonts w:ascii="Times New Roman" w:eastAsia="宋体" w:hAnsi="Times New Roman" w:cs="Times New Roman"/>
+                <w:sz w:val="16"/>
+              </w:rPr>
+              <w:t>/base_account.html</w:t>
+            </w:r>
+          </w:p>
+        </w:tc>
+        <w:tc>
+          <w:tcPr>
+            <w:tcW w:w="3230" w:type="dxa"/>
             <w:vAlign w:val="center"/>
           </w:tcPr>
           <w:p>
             <w:pPr>
-              <w:spacing w:after="40" w:before="40" w:line="276" w:lineRule="auto"/>
-            </w:pPr>
-            <w:r>
-              <w:rPr>
-                <w:rFonts w:ascii="Microsoft YaHei" w:hAnsi="Microsoft YaHei"/>
-                <w:b w:val="0"/>
-                <w:color w:val="17315B"/>
-                <w:sz w:val="16"/>
-              </w:rPr>
-              <w:t>标题进入详情；栏目与标签分别进入筛选列表</w:t>
+              <w:spacing w:before="40" w:after="40" w:line="276" w:lineRule="auto"/>
+              <w:rPr>
+                <w:rFonts w:ascii="Times New Roman" w:eastAsia="宋体" w:hAnsi="Times New Roman" w:cs="Times New Roman"/>
+              </w:rPr>
+            </w:pPr>
+            <w:r>
+              <w:rPr>
+                <w:rFonts w:ascii="Times New Roman" w:eastAsia="宋体" w:hAnsi="Times New Roman" w:cs="Times New Roman"/>
+                <w:sz w:val="16"/>
+              </w:rPr>
+              <w:t>账号页独立布局，不继承普通内容页</w:t>
             </w:r>
           </w:p>
         </w:tc>
@@ -1191,64 +3428,75 @@
       <w:tr>
         <w:trPr>
           <w:cantSplit/>
+          <w:jc w:val="center"/>
         </w:trPr>
         <w:tc>
           <w:tcPr>
-            <w:tcW w:type="dxa" w:w="3230"/>
+            <w:tcW w:w="3230" w:type="dxa"/>
             <w:vAlign w:val="center"/>
           </w:tcPr>
           <w:p>
             <w:pPr>
-              <w:spacing w:after="40" w:before="40" w:line="276" w:lineRule="auto"/>
-            </w:pPr>
-            <w:r>
-              <w:rPr>
-                <w:rFonts w:ascii="Microsoft YaHei" w:hAnsi="Microsoft YaHei"/>
-                <w:b w:val="0"/>
-                <w:color w:val="17315B"/>
-                <w:sz w:val="16"/>
-              </w:rPr>
-              <w:t>文章详情</w:t>
-            </w:r>
-          </w:p>
-        </w:tc>
-        <w:tc>
-          <w:tcPr>
-            <w:tcW w:type="dxa" w:w="3230"/>
+              <w:spacing w:before="40" w:after="40" w:line="276" w:lineRule="auto"/>
+              <w:rPr>
+                <w:rFonts w:ascii="Times New Roman" w:eastAsia="宋体" w:hAnsi="Times New Roman" w:cs="Times New Roman"/>
+              </w:rPr>
+            </w:pPr>
+            <w:r>
+              <w:rPr>
+                <w:rFonts w:ascii="Times New Roman" w:eastAsia="宋体" w:hAnsi="Times New Roman" w:cs="Times New Roman"/>
+                <w:sz w:val="16"/>
+              </w:rPr>
+              <w:t>包含</w:t>
+            </w:r>
+            <w:r>
+              <w:rPr>
+                <w:rFonts w:ascii="Times New Roman" w:eastAsia="宋体" w:hAnsi="Times New Roman" w:cs="Times New Roman"/>
+                <w:sz w:val="16"/>
+              </w:rPr>
+              <w:t xml:space="preserve"> include</w:t>
+            </w:r>
+          </w:p>
+        </w:tc>
+        <w:tc>
+          <w:tcPr>
+            <w:tcW w:w="3230" w:type="dxa"/>
             <w:vAlign w:val="center"/>
           </w:tcPr>
           <w:p>
             <w:pPr>
-              <w:spacing w:after="40" w:before="40" w:line="276" w:lineRule="auto"/>
-            </w:pPr>
-            <w:r>
-              <w:rPr>
-                <w:rFonts w:ascii="Microsoft YaHei" w:hAnsi="Microsoft YaHei"/>
-                <w:b w:val="0"/>
-                <w:color w:val="17315B"/>
-                <w:sz w:val="16"/>
-              </w:rPr>
-              <w:t>目录、正文、推荐、评论</w:t>
-            </w:r>
-          </w:p>
-        </w:tc>
-        <w:tc>
-          <w:tcPr>
-            <w:tcW w:type="dxa" w:w="3230"/>
+              <w:spacing w:before="40" w:after="40" w:line="276" w:lineRule="auto"/>
+              <w:rPr>
+                <w:rFonts w:ascii="Times New Roman" w:eastAsia="宋体" w:hAnsi="Times New Roman" w:cs="Times New Roman"/>
+              </w:rPr>
+            </w:pPr>
+            <w:r>
+              <w:rPr>
+                <w:rFonts w:ascii="Times New Roman" w:eastAsia="宋体" w:hAnsi="Times New Roman" w:cs="Times New Roman"/>
+                <w:sz w:val="16"/>
+              </w:rPr>
+              <w:t>base.html → nav.html / footer.html</w:t>
+            </w:r>
+          </w:p>
+        </w:tc>
+        <w:tc>
+          <w:tcPr>
+            <w:tcW w:w="3230" w:type="dxa"/>
             <w:vAlign w:val="center"/>
           </w:tcPr>
           <w:p>
             <w:pPr>
-              <w:spacing w:after="40" w:before="40" w:line="276" w:lineRule="auto"/>
-            </w:pPr>
-            <w:r>
-              <w:rPr>
-                <w:rFonts w:ascii="Microsoft YaHei" w:hAnsi="Microsoft YaHei"/>
-                <w:b w:val="0"/>
-                <w:color w:val="17315B"/>
-                <w:sz w:val="16"/>
-              </w:rPr>
-              <w:t>长文通过目录定位；面包屑帮助返回上级</w:t>
+              <w:spacing w:before="40" w:after="40" w:line="276" w:lineRule="auto"/>
+              <w:rPr>
+                <w:rFonts w:ascii="Times New Roman" w:eastAsia="宋体" w:hAnsi="Times New Roman" w:cs="Times New Roman"/>
+              </w:rPr>
+            </w:pPr>
+            <w:r>
+              <w:rPr>
+                <w:rFonts w:ascii="Times New Roman" w:eastAsia="宋体" w:hAnsi="Times New Roman" w:cs="Times New Roman"/>
+                <w:sz w:val="16"/>
+              </w:rPr>
+              <w:t>导航与页脚按局部模板组合</w:t>
             </w:r>
           </w:p>
         </w:tc>
@@ -1256,64 +3504,75 @@
       <w:tr>
         <w:trPr>
           <w:cantSplit/>
+          <w:jc w:val="center"/>
         </w:trPr>
         <w:tc>
           <w:tcPr>
-            <w:tcW w:type="dxa" w:w="3230"/>
+            <w:tcW w:w="3230" w:type="dxa"/>
             <w:vAlign w:val="center"/>
           </w:tcPr>
           <w:p>
             <w:pPr>
-              <w:spacing w:after="40" w:before="40" w:line="276" w:lineRule="auto"/>
-            </w:pPr>
-            <w:r>
-              <w:rPr>
-                <w:rFonts w:ascii="Microsoft YaHei" w:hAnsi="Microsoft YaHei"/>
-                <w:b w:val="0"/>
-                <w:color w:val="17315B"/>
-                <w:sz w:val="16"/>
-              </w:rPr>
-              <w:t>评论区域</w:t>
-            </w:r>
-          </w:p>
-        </w:tc>
-        <w:tc>
-          <w:tcPr>
-            <w:tcW w:type="dxa" w:w="3230"/>
+              <w:spacing w:before="40" w:after="40" w:line="276" w:lineRule="auto"/>
+              <w:rPr>
+                <w:rFonts w:ascii="Times New Roman" w:eastAsia="宋体" w:hAnsi="Times New Roman" w:cs="Times New Roman"/>
+              </w:rPr>
+            </w:pPr>
+            <w:r>
+              <w:rPr>
+                <w:rFonts w:ascii="Times New Roman" w:eastAsia="宋体" w:hAnsi="Times New Roman" w:cs="Times New Roman"/>
+                <w:sz w:val="16"/>
+              </w:rPr>
+              <w:t>包含</w:t>
+            </w:r>
+            <w:r>
+              <w:rPr>
+                <w:rFonts w:ascii="Times New Roman" w:eastAsia="宋体" w:hAnsi="Times New Roman" w:cs="Times New Roman"/>
+                <w:sz w:val="16"/>
+              </w:rPr>
+              <w:t xml:space="preserve"> include</w:t>
+            </w:r>
+          </w:p>
+        </w:tc>
+        <w:tc>
+          <w:tcPr>
+            <w:tcW w:w="3230" w:type="dxa"/>
             <w:vAlign w:val="center"/>
           </w:tcPr>
           <w:p>
             <w:pPr>
-              <w:spacing w:after="40" w:before="40" w:line="276" w:lineRule="auto"/>
-            </w:pPr>
-            <w:r>
-              <w:rPr>
-                <w:rFonts w:ascii="Microsoft YaHei" w:hAnsi="Microsoft YaHei"/>
-                <w:b w:val="0"/>
-                <w:color w:val="17315B"/>
-                <w:sz w:val="16"/>
-              </w:rPr>
-              <w:t>未登录 / 已登录 / 审核状态</w:t>
-            </w:r>
-          </w:p>
-        </w:tc>
-        <w:tc>
-          <w:tcPr>
-            <w:tcW w:type="dxa" w:w="3230"/>
+              <w:spacing w:before="40" w:after="40" w:line="276" w:lineRule="auto"/>
+              <w:rPr>
+                <w:rFonts w:ascii="Times New Roman" w:eastAsia="宋体" w:hAnsi="Times New Roman" w:cs="Times New Roman"/>
+              </w:rPr>
+            </w:pPr>
+            <w:r>
+              <w:rPr>
+                <w:rFonts w:ascii="Times New Roman" w:eastAsia="宋体" w:hAnsi="Times New Roman" w:cs="Times New Roman"/>
+                <w:sz w:val="16"/>
+              </w:rPr>
+              <w:t>article_detail.html → comment_list_modern.html / post_comment_modern.html</w:t>
+            </w:r>
+          </w:p>
+        </w:tc>
+        <w:tc>
+          <w:tcPr>
+            <w:tcW w:w="3230" w:type="dxa"/>
             <w:vAlign w:val="center"/>
           </w:tcPr>
           <w:p>
             <w:pPr>
-              <w:spacing w:after="40" w:before="40" w:line="276" w:lineRule="auto"/>
-            </w:pPr>
-            <w:r>
-              <w:rPr>
-                <w:rFonts w:ascii="Microsoft YaHei" w:hAnsi="Microsoft YaHei"/>
-                <w:b w:val="0"/>
-                <w:color w:val="17315B"/>
-                <w:sz w:val="16"/>
-              </w:rPr>
-              <w:t>未登录提示先登录；评论是否公开受 is_enable 与配置控制</w:t>
+              <w:spacing w:before="40" w:after="40" w:line="276" w:lineRule="auto"/>
+              <w:rPr>
+                <w:rFonts w:ascii="Times New Roman" w:eastAsia="宋体" w:hAnsi="Times New Roman" w:cs="Times New Roman"/>
+              </w:rPr>
+            </w:pPr>
+            <w:r>
+              <w:rPr>
+                <w:rFonts w:ascii="Times New Roman" w:eastAsia="宋体" w:hAnsi="Times New Roman" w:cs="Times New Roman"/>
+                <w:sz w:val="16"/>
+              </w:rPr>
+              <w:t>文章详情中组合评论展示和登录后的评论输入</w:t>
             </w:r>
           </w:p>
         </w:tc>
@@ -1321,64 +3580,130 @@
       <w:tr>
         <w:trPr>
           <w:cantSplit/>
+          <w:jc w:val="center"/>
         </w:trPr>
         <w:tc>
           <w:tcPr>
-            <w:tcW w:type="dxa" w:w="3230"/>
+            <w:tcW w:w="3230" w:type="dxa"/>
             <w:vAlign w:val="center"/>
           </w:tcPr>
           <w:p>
             <w:pPr>
-              <w:spacing w:after="40" w:before="40" w:line="276" w:lineRule="auto"/>
-            </w:pPr>
-            <w:r>
-              <w:rPr>
-                <w:rFonts w:ascii="Microsoft YaHei" w:hAnsi="Microsoft YaHei"/>
-                <w:b w:val="0"/>
-                <w:color w:val="17315B"/>
-                <w:sz w:val="16"/>
-              </w:rPr>
-              <w:t>搜索</w:t>
-            </w:r>
-          </w:p>
-        </w:tc>
-        <w:tc>
-          <w:tcPr>
-            <w:tcW w:type="dxa" w:w="3230"/>
+              <w:spacing w:before="40" w:after="40" w:line="276" w:lineRule="auto"/>
+              <w:rPr>
+                <w:rFonts w:ascii="Times New Roman" w:eastAsia="宋体" w:hAnsi="Times New Roman" w:cs="Times New Roman"/>
+              </w:rPr>
+            </w:pPr>
+            <w:r>
+              <w:rPr>
+                <w:rFonts w:ascii="Times New Roman" w:eastAsia="宋体" w:hAnsi="Times New Roman" w:cs="Times New Roman"/>
+                <w:sz w:val="16"/>
+              </w:rPr>
+              <w:t>标签</w:t>
+            </w:r>
+            <w:r>
+              <w:rPr>
+                <w:rFonts w:ascii="Times New Roman" w:eastAsia="宋体" w:hAnsi="Times New Roman" w:cs="Times New Roman"/>
+                <w:sz w:val="16"/>
+              </w:rPr>
+              <w:t xml:space="preserve"> load / </w:t>
+            </w:r>
+            <w:proofErr w:type="spellStart"/>
+            <w:r>
+              <w:rPr>
+                <w:rFonts w:ascii="Times New Roman" w:eastAsia="宋体" w:hAnsi="Times New Roman" w:cs="Times New Roman"/>
+                <w:sz w:val="16"/>
+              </w:rPr>
+              <w:t>inclusion_tag</w:t>
+            </w:r>
+            <w:proofErr w:type="spellEnd"/>
+          </w:p>
+        </w:tc>
+        <w:tc>
+          <w:tcPr>
+            <w:tcW w:w="3230" w:type="dxa"/>
             <w:vAlign w:val="center"/>
           </w:tcPr>
           <w:p>
             <w:pPr>
-              <w:spacing w:after="40" w:before="40" w:line="276" w:lineRule="auto"/>
-            </w:pPr>
-            <w:r>
-              <w:rPr>
-                <w:rFonts w:ascii="Microsoft YaHei" w:hAnsi="Microsoft YaHei"/>
-                <w:b w:val="0"/>
-                <w:color w:val="17315B"/>
-                <w:sz w:val="16"/>
-              </w:rPr>
-              <w:t>空关键词 / 有结果 / 无结果</w:t>
-            </w:r>
-          </w:p>
-        </w:tc>
-        <w:tc>
-          <w:tcPr>
-            <w:tcW w:type="dxa" w:w="3230"/>
+              <w:spacing w:before="40" w:after="40" w:line="276" w:lineRule="auto"/>
+              <w:rPr>
+                <w:rFonts w:ascii="Times New Roman" w:eastAsia="宋体" w:hAnsi="Times New Roman" w:cs="Times New Roman"/>
+              </w:rPr>
+            </w:pPr>
+            <w:proofErr w:type="spellStart"/>
+            <w:r>
+              <w:rPr>
+                <w:rFonts w:ascii="Times New Roman" w:eastAsia="宋体" w:hAnsi="Times New Roman" w:cs="Times New Roman"/>
+                <w:sz w:val="16"/>
+              </w:rPr>
+              <w:t>blog_tags.load_article_detail</w:t>
+            </w:r>
+            <w:proofErr w:type="spellEnd"/>
+            <w:r>
+              <w:rPr>
+                <w:rFonts w:ascii="Times New Roman" w:eastAsia="宋体" w:hAnsi="Times New Roman" w:cs="Times New Roman"/>
+                <w:sz w:val="16"/>
+              </w:rPr>
+              <w:t xml:space="preserve"> → blog/tags/article_info.html</w:t>
+            </w:r>
+            <w:r>
+              <w:rPr>
+                <w:rFonts w:ascii="Times New Roman" w:eastAsia="宋体" w:hAnsi="Times New Roman" w:cs="Times New Roman"/>
+                <w:sz w:val="16"/>
+              </w:rPr>
+              <w:t>；</w:t>
+            </w:r>
+            <w:proofErr w:type="spellStart"/>
+            <w:r>
+              <w:rPr>
+                <w:rFonts w:ascii="Times New Roman" w:eastAsia="宋体" w:hAnsi="Times New Roman" w:cs="Times New Roman"/>
+                <w:sz w:val="16"/>
+              </w:rPr>
+              <w:t>load_sidebar</w:t>
+            </w:r>
+            <w:proofErr w:type="spellEnd"/>
+            <w:r>
+              <w:rPr>
+                <w:rFonts w:ascii="Times New Roman" w:eastAsia="宋体" w:hAnsi="Times New Roman" w:cs="Times New Roman"/>
+                <w:sz w:val="16"/>
+              </w:rPr>
+              <w:t xml:space="preserve"> → blog/tags/sidebar.html</w:t>
+            </w:r>
+          </w:p>
+        </w:tc>
+        <w:tc>
+          <w:tcPr>
+            <w:tcW w:w="3230" w:type="dxa"/>
             <w:vAlign w:val="center"/>
           </w:tcPr>
           <w:p>
             <w:pPr>
-              <w:spacing w:after="40" w:before="40" w:line="276" w:lineRule="auto"/>
-            </w:pPr>
-            <w:r>
-              <w:rPr>
-                <w:rFonts w:ascii="Microsoft YaHei" w:hAnsi="Microsoft YaHei"/>
-                <w:b w:val="0"/>
-                <w:color w:val="17315B"/>
-                <w:sz w:val="16"/>
-              </w:rPr>
-              <w:t>关键词显示在结果标题，搜索依赖 Whoosh 或配置的 Elasticsearch 索引</w:t>
+              <w:spacing w:before="40" w:after="40" w:line="276" w:lineRule="auto"/>
+              <w:rPr>
+                <w:rFonts w:ascii="Times New Roman" w:eastAsia="宋体" w:hAnsi="Times New Roman" w:cs="Times New Roman"/>
+              </w:rPr>
+            </w:pPr>
+            <w:r>
+              <w:rPr>
+                <w:rFonts w:ascii="Times New Roman" w:eastAsia="宋体" w:hAnsi="Times New Roman" w:cs="Times New Roman"/>
+                <w:sz w:val="16"/>
+              </w:rPr>
+              <w:t>把</w:t>
+            </w:r>
+            <w:r>
+              <w:rPr>
+                <w:rFonts w:ascii="Times New Roman" w:eastAsia="宋体" w:hAnsi="Times New Roman" w:cs="Times New Roman"/>
+                <w:sz w:val="16"/>
+              </w:rPr>
+              <w:t xml:space="preserve"> Python </w:t>
+            </w:r>
+            <w:r>
+              <w:rPr>
+                <w:rFonts w:ascii="Times New Roman" w:eastAsia="宋体" w:hAnsi="Times New Roman" w:cs="Times New Roman"/>
+                <w:sz w:val="16"/>
+              </w:rPr>
+              <w:t>计算结果注入小组件模板</w:t>
             </w:r>
           </w:p>
         </w:tc>
@@ -1386,64 +3711,116 @@
       <w:tr>
         <w:trPr>
           <w:cantSplit/>
+          <w:jc w:val="center"/>
         </w:trPr>
         <w:tc>
           <w:tcPr>
-            <w:tcW w:type="dxa" w:w="3230"/>
+            <w:tcW w:w="3230" w:type="dxa"/>
             <w:vAlign w:val="center"/>
           </w:tcPr>
           <w:p>
             <w:pPr>
-              <w:spacing w:after="40" w:before="40" w:line="276" w:lineRule="auto"/>
-            </w:pPr>
-            <w:r>
-              <w:rPr>
-                <w:rFonts w:ascii="Microsoft YaHei" w:hAnsi="Microsoft YaHei"/>
-                <w:b w:val="0"/>
-                <w:color w:val="17315B"/>
-                <w:sz w:val="16"/>
-              </w:rPr>
-              <w:t>响应式与主题</w:t>
-            </w:r>
-          </w:p>
-        </w:tc>
-        <w:tc>
-          <w:tcPr>
-            <w:tcW w:type="dxa" w:w="3230"/>
+              <w:spacing w:before="40" w:after="40" w:line="276" w:lineRule="auto"/>
+              <w:rPr>
+                <w:rFonts w:ascii="Times New Roman" w:eastAsia="宋体" w:hAnsi="Times New Roman" w:cs="Times New Roman"/>
+              </w:rPr>
+            </w:pPr>
+            <w:r>
+              <w:rPr>
+                <w:rFonts w:ascii="Times New Roman" w:eastAsia="宋体" w:hAnsi="Times New Roman" w:cs="Times New Roman"/>
+                <w:sz w:val="16"/>
+              </w:rPr>
+              <w:t>资源标签</w:t>
+            </w:r>
+          </w:p>
+        </w:tc>
+        <w:tc>
+          <w:tcPr>
+            <w:tcW w:w="3230" w:type="dxa"/>
             <w:vAlign w:val="center"/>
           </w:tcPr>
           <w:p>
             <w:pPr>
-              <w:spacing w:after="40" w:before="40" w:line="276" w:lineRule="auto"/>
-            </w:pPr>
-            <w:r>
-              <w:rPr>
-                <w:rFonts w:ascii="Microsoft YaHei" w:hAnsi="Microsoft YaHei"/>
-                <w:b w:val="0"/>
-                <w:color w:val="17315B"/>
-                <w:sz w:val="16"/>
-              </w:rPr>
-              <w:t>桌面 / 手机；浅色 / 深色</w:t>
-            </w:r>
-          </w:p>
-        </w:tc>
-        <w:tc>
-          <w:tcPr>
-            <w:tcW w:type="dxa" w:w="3230"/>
+              <w:spacing w:before="40" w:after="40" w:line="276" w:lineRule="auto"/>
+              <w:rPr>
+                <w:rFonts w:ascii="Times New Roman" w:eastAsia="宋体" w:hAnsi="Times New Roman" w:cs="Times New Roman"/>
+              </w:rPr>
+            </w:pPr>
+            <w:proofErr w:type="spellStart"/>
+            <w:r>
+              <w:rPr>
+                <w:rFonts w:ascii="Times New Roman" w:eastAsia="宋体" w:hAnsi="Times New Roman" w:cs="Times New Roman"/>
+                <w:sz w:val="16"/>
+              </w:rPr>
+              <w:t>vite_</w:t>
+            </w:r>
+            <w:proofErr w:type="gramStart"/>
+            <w:r>
+              <w:rPr>
+                <w:rFonts w:ascii="Times New Roman" w:eastAsia="宋体" w:hAnsi="Times New Roman" w:cs="Times New Roman"/>
+                <w:sz w:val="16"/>
+              </w:rPr>
+              <w:t>tags.vite</w:t>
+            </w:r>
+            <w:proofErr w:type="gramEnd"/>
+            <w:r>
+              <w:rPr>
+                <w:rFonts w:ascii="Times New Roman" w:eastAsia="宋体" w:hAnsi="Times New Roman" w:cs="Times New Roman"/>
+                <w:sz w:val="16"/>
+              </w:rPr>
+              <w:t>_js</w:t>
+            </w:r>
+            <w:proofErr w:type="spellEnd"/>
+            <w:r>
+              <w:rPr>
+                <w:rFonts w:ascii="Times New Roman" w:eastAsia="宋体" w:hAnsi="Times New Roman" w:cs="Times New Roman"/>
+                <w:sz w:val="16"/>
+              </w:rPr>
+              <w:t xml:space="preserve"> / </w:t>
+            </w:r>
+            <w:proofErr w:type="spellStart"/>
+            <w:r>
+              <w:rPr>
+                <w:rFonts w:ascii="Times New Roman" w:eastAsia="宋体" w:hAnsi="Times New Roman" w:cs="Times New Roman"/>
+                <w:sz w:val="16"/>
+              </w:rPr>
+              <w:t>vite_preload</w:t>
+            </w:r>
+            <w:proofErr w:type="spellEnd"/>
+          </w:p>
+        </w:tc>
+        <w:tc>
+          <w:tcPr>
+            <w:tcW w:w="3230" w:type="dxa"/>
             <w:vAlign w:val="center"/>
           </w:tcPr>
           <w:p>
             <w:pPr>
-              <w:spacing w:after="40" w:before="40" w:line="276" w:lineRule="auto"/>
-            </w:pPr>
-            <w:r>
-              <w:rPr>
-                <w:rFonts w:ascii="Microsoft YaHei" w:hAnsi="Microsoft YaHei"/>
-                <w:b w:val="0"/>
-                <w:color w:val="17315B"/>
-                <w:sz w:val="16"/>
-              </w:rPr>
-              <w:t>小屏采用单列与移动导航；主题可由用户切换</w:t>
+              <w:spacing w:before="40" w:after="40" w:line="276" w:lineRule="auto"/>
+              <w:rPr>
+                <w:rFonts w:ascii="Times New Roman" w:eastAsia="宋体" w:hAnsi="Times New Roman" w:cs="Times New Roman"/>
+              </w:rPr>
+            </w:pPr>
+            <w:r>
+              <w:rPr>
+                <w:rFonts w:ascii="Times New Roman" w:eastAsia="宋体" w:hAnsi="Times New Roman" w:cs="Times New Roman"/>
+                <w:sz w:val="16"/>
+              </w:rPr>
+              <w:t>从</w:t>
+            </w:r>
+            <w:r>
+              <w:rPr>
+                <w:rFonts w:ascii="Times New Roman" w:eastAsia="宋体" w:hAnsi="Times New Roman" w:cs="Times New Roman"/>
+                <w:sz w:val="16"/>
+              </w:rPr>
+              <w:t xml:space="preserve"> Vite </w:t>
+            </w:r>
+            <w:r>
+              <w:rPr>
+                <w:rFonts w:ascii="Times New Roman" w:eastAsia="宋体" w:hAnsi="Times New Roman" w:cs="Times New Roman"/>
+                <w:sz w:val="16"/>
+              </w:rPr>
+              <w:t>清单加载前端资源</w:t>
             </w:r>
           </w:p>
         </w:tc>
@@ -1451,548 +3828,94 @@
     </w:tbl>
     <w:p>
       <w:pPr>
-        <w:pStyle w:val="2"/>
+        <w:rPr>
+          <w:rFonts w:ascii="Times New Roman" w:eastAsia="宋体" w:hAnsi="Times New Roman" w:cs="Times New Roman"/>
+        </w:rPr>
       </w:pPr>
       <w:r>
-        <w:t>模板设计</w:t>
-      </w:r>
-    </w:p>
-    <w:p>
-      <w:r>
-        <w:t>模板以两个共享布局为根：普通内容页继承 share_layout/base.html，登录与注册等账号页继承 share_layout/base_account.html。共享布局通过 include 组合导航和页脚；文章详情页通过 include 组合现代评论列表及发表评论组件。</w:t>
-      </w:r>
-    </w:p>
-    <w:p>
-      <w:pPr>
-        <w:keepNext/>
-        <w:spacing w:after="60"/>
-        <w:jc w:val="center"/>
-      </w:pPr>
-      <w:r>
-        <w:drawing>
-          <wp:inline xmlns:a="http://schemas.openxmlformats.org/drawingml/2006/main" xmlns:pic="http://schemas.openxmlformats.org/drawingml/2006/picture">
-            <wp:extent cx="5989320" cy="3406426"/>
-            <wp:docPr id="10" name="Picture 10"/>
-            <wp:cNvGraphicFramePr>
-              <a:graphicFrameLocks noChangeAspect="1"/>
-            </wp:cNvGraphicFramePr>
-            <a:graphic>
-              <a:graphicData uri="http://schemas.openxmlformats.org/drawingml/2006/picture">
-                <pic:pic>
-                  <pic:nvPicPr>
-                    <pic:cNvPr id="0" name="08-template-packages.png"/>
-                    <pic:cNvPicPr/>
-                  </pic:nvPicPr>
-                  <pic:blipFill>
-                    <a:blip r:embed="rId22"/>
-                    <a:stretch>
-                      <a:fillRect/>
-                    </a:stretch>
-                  </pic:blipFill>
-                  <pic:spPr>
-                    <a:xfrm>
-                      <a:off x="0" y="0"/>
-                      <a:ext cx="5989320" cy="3406426"/>
-                    </a:xfrm>
-                    <a:prstGeom prst="rect"/>
-                  </pic:spPr>
-                </pic:pic>
-              </a:graphicData>
-            </a:graphic>
-          </wp:inline>
-        </w:drawing>
-      </w:r>
-    </w:p>
-    <w:p>
-      <w:pPr>
-        <w:spacing w:after="260"/>
-        <w:jc w:val="center"/>
-      </w:pPr>
-      <w:r>
-        <w:rPr>
-          <w:color w:val="526377"/>
-          <w:sz w:val="17"/>
-        </w:rPr>
-        <w:t>图 10  UML 包图：布局、页面、局部模板与自定义标签库的依赖关系</w:t>
-      </w:r>
-    </w:p>
-    <w:tbl>
-      <w:tblPr>
-        <w:tblStyle w:val="a9"/>
-        <w:tblW w:type="auto" w:w="0"/>
-        <w:jc w:val="center"/>
-        <w:tblLook w:firstColumn="1" w:firstRow="1" w:lastColumn="0" w:lastRow="0" w:noHBand="0" w:noVBand="1" w:val="04A0"/>
-      </w:tblPr>
-      <w:tblGrid>
-        <w:gridCol w:w="3230"/>
-        <w:gridCol w:w="3230"/>
-        <w:gridCol w:w="3230"/>
-      </w:tblGrid>
-      <w:tr>
-        <w:trPr>
-          <w:tblHeader/>
-          <w:cantSplit/>
-        </w:trPr>
-        <w:tc>
-          <w:tcPr>
-            <w:tcW w:type="dxa" w:w="3230"/>
-            <w:shd w:fill="E7EFFB"/>
-          </w:tcPr>
-          <w:p>
-            <w:pPr>
-              <w:spacing w:after="40" w:before="40" w:line="276" w:lineRule="auto"/>
-            </w:pPr>
-            <w:r>
-              <w:rPr>
-                <w:rFonts w:ascii="Microsoft YaHei" w:hAnsi="Microsoft YaHei"/>
-                <w:b/>
-                <w:color w:val="17315B"/>
-                <w:sz w:val="16"/>
-              </w:rPr>
-              <w:t>关系</w:t>
-            </w:r>
-          </w:p>
-        </w:tc>
-        <w:tc>
-          <w:tcPr>
-            <w:tcW w:type="dxa" w:w="3230"/>
-            <w:shd w:fill="E7EFFB"/>
-          </w:tcPr>
-          <w:p>
-            <w:pPr>
-              <w:spacing w:after="40" w:before="40" w:line="276" w:lineRule="auto"/>
-            </w:pPr>
-            <w:r>
-              <w:rPr>
-                <w:rFonts w:ascii="Microsoft YaHei" w:hAnsi="Microsoft YaHei"/>
-                <w:b/>
-                <w:color w:val="17315B"/>
-                <w:sz w:val="16"/>
-              </w:rPr>
-              <w:t>代码实例</w:t>
-            </w:r>
-          </w:p>
-        </w:tc>
-        <w:tc>
-          <w:tcPr>
-            <w:tcW w:type="dxa" w:w="3230"/>
-            <w:shd w:fill="E7EFFB"/>
-          </w:tcPr>
-          <w:p>
-            <w:pPr>
-              <w:spacing w:after="40" w:before="40" w:line="276" w:lineRule="auto"/>
-            </w:pPr>
-            <w:r>
-              <w:rPr>
-                <w:rFonts w:ascii="Microsoft YaHei" w:hAnsi="Microsoft YaHei"/>
-                <w:b/>
-                <w:color w:val="17315B"/>
-                <w:sz w:val="16"/>
-              </w:rPr>
-              <w:t>作用</w:t>
-            </w:r>
-          </w:p>
-        </w:tc>
-      </w:tr>
-      <w:tr>
-        <w:trPr>
-          <w:cantSplit/>
-        </w:trPr>
-        <w:tc>
-          <w:tcPr>
-            <w:tcW w:type="dxa" w:w="3230"/>
-            <w:vAlign w:val="center"/>
-          </w:tcPr>
-          <w:p>
-            <w:pPr>
-              <w:spacing w:after="40" w:before="40" w:line="276" w:lineRule="auto"/>
-            </w:pPr>
-            <w:r>
-              <w:rPr>
-                <w:rFonts w:ascii="Microsoft YaHei" w:hAnsi="Microsoft YaHei"/>
-                <w:b w:val="0"/>
-                <w:color w:val="17315B"/>
-                <w:sz w:val="16"/>
-              </w:rPr>
-              <w:t>继承 extends</w:t>
-            </w:r>
-          </w:p>
-        </w:tc>
-        <w:tc>
-          <w:tcPr>
-            <w:tcW w:type="dxa" w:w="3230"/>
-            <w:vAlign w:val="center"/>
-          </w:tcPr>
-          <w:p>
-            <w:pPr>
-              <w:spacing w:after="40" w:before="40" w:line="276" w:lineRule="auto"/>
-            </w:pPr>
-            <w:r>
-              <w:rPr>
-                <w:rFonts w:ascii="Microsoft YaHei" w:hAnsi="Microsoft YaHei"/>
-                <w:b w:val="0"/>
-                <w:color w:val="17315B"/>
-                <w:sz w:val="16"/>
-              </w:rPr>
-              <w:t>article_index.html / article_detail.html → share_layout/base.html</w:t>
-            </w:r>
-          </w:p>
-        </w:tc>
-        <w:tc>
-          <w:tcPr>
-            <w:tcW w:type="dxa" w:w="3230"/>
-            <w:vAlign w:val="center"/>
-          </w:tcPr>
-          <w:p>
-            <w:pPr>
-              <w:spacing w:after="40" w:before="40" w:line="276" w:lineRule="auto"/>
-            </w:pPr>
-            <w:r>
-              <w:rPr>
-                <w:rFonts w:ascii="Microsoft YaHei" w:hAnsi="Microsoft YaHei"/>
-                <w:b w:val="0"/>
-                <w:color w:val="17315B"/>
-                <w:sz w:val="16"/>
-              </w:rPr>
-              <w:t>复用页面骨架与 content 等 block</w:t>
-            </w:r>
-          </w:p>
-        </w:tc>
-      </w:tr>
-      <w:tr>
-        <w:trPr>
-          <w:cantSplit/>
-        </w:trPr>
-        <w:tc>
-          <w:tcPr>
-            <w:tcW w:type="dxa" w:w="3230"/>
-            <w:vAlign w:val="center"/>
-          </w:tcPr>
-          <w:p>
-            <w:pPr>
-              <w:spacing w:after="40" w:before="40" w:line="276" w:lineRule="auto"/>
-            </w:pPr>
-            <w:r>
-              <w:rPr>
-                <w:rFonts w:ascii="Microsoft YaHei" w:hAnsi="Microsoft YaHei"/>
-                <w:b w:val="0"/>
-                <w:color w:val="17315B"/>
-                <w:sz w:val="16"/>
-              </w:rPr>
-              <w:t>继承 extends</w:t>
-            </w:r>
-          </w:p>
-        </w:tc>
-        <w:tc>
-          <w:tcPr>
-            <w:tcW w:type="dxa" w:w="3230"/>
-            <w:vAlign w:val="center"/>
-          </w:tcPr>
-          <w:p>
-            <w:pPr>
-              <w:spacing w:after="40" w:before="40" w:line="276" w:lineRule="auto"/>
-            </w:pPr>
-            <w:r>
-              <w:rPr>
-                <w:rFonts w:ascii="Microsoft YaHei" w:hAnsi="Microsoft YaHei"/>
-                <w:b w:val="0"/>
-                <w:color w:val="17315B"/>
-                <w:sz w:val="16"/>
-              </w:rPr>
-              <w:t>account/login.html → share_layout/base_account.html</w:t>
-            </w:r>
-          </w:p>
-        </w:tc>
-        <w:tc>
-          <w:tcPr>
-            <w:tcW w:type="dxa" w:w="3230"/>
-            <w:vAlign w:val="center"/>
-          </w:tcPr>
-          <w:p>
-            <w:pPr>
-              <w:spacing w:after="40" w:before="40" w:line="276" w:lineRule="auto"/>
-            </w:pPr>
-            <w:r>
-              <w:rPr>
-                <w:rFonts w:ascii="Microsoft YaHei" w:hAnsi="Microsoft YaHei"/>
-                <w:b w:val="0"/>
-                <w:color w:val="17315B"/>
-                <w:sz w:val="16"/>
-              </w:rPr>
-              <w:t>账号页独立布局，不继承普通内容页</w:t>
-            </w:r>
-          </w:p>
-        </w:tc>
-      </w:tr>
-      <w:tr>
-        <w:trPr>
-          <w:cantSplit/>
-        </w:trPr>
-        <w:tc>
-          <w:tcPr>
-            <w:tcW w:type="dxa" w:w="3230"/>
-            <w:vAlign w:val="center"/>
-          </w:tcPr>
-          <w:p>
-            <w:pPr>
-              <w:spacing w:after="40" w:before="40" w:line="276" w:lineRule="auto"/>
-            </w:pPr>
-            <w:r>
-              <w:rPr>
-                <w:rFonts w:ascii="Microsoft YaHei" w:hAnsi="Microsoft YaHei"/>
-                <w:b w:val="0"/>
-                <w:color w:val="17315B"/>
-                <w:sz w:val="16"/>
-              </w:rPr>
-              <w:t>包含 include</w:t>
-            </w:r>
-          </w:p>
-        </w:tc>
-        <w:tc>
-          <w:tcPr>
-            <w:tcW w:type="dxa" w:w="3230"/>
-            <w:vAlign w:val="center"/>
-          </w:tcPr>
-          <w:p>
-            <w:pPr>
-              <w:spacing w:after="40" w:before="40" w:line="276" w:lineRule="auto"/>
-            </w:pPr>
-            <w:r>
-              <w:rPr>
-                <w:rFonts w:ascii="Microsoft YaHei" w:hAnsi="Microsoft YaHei"/>
-                <w:b w:val="0"/>
-                <w:color w:val="17315B"/>
-                <w:sz w:val="16"/>
-              </w:rPr>
-              <w:t>base.html → nav.html / footer.html</w:t>
-            </w:r>
-          </w:p>
-        </w:tc>
-        <w:tc>
-          <w:tcPr>
-            <w:tcW w:type="dxa" w:w="3230"/>
-            <w:vAlign w:val="center"/>
-          </w:tcPr>
-          <w:p>
-            <w:pPr>
-              <w:spacing w:after="40" w:before="40" w:line="276" w:lineRule="auto"/>
-            </w:pPr>
-            <w:r>
-              <w:rPr>
-                <w:rFonts w:ascii="Microsoft YaHei" w:hAnsi="Microsoft YaHei"/>
-                <w:b w:val="0"/>
-                <w:color w:val="17315B"/>
-                <w:sz w:val="16"/>
-              </w:rPr>
-              <w:t>导航与页脚按局部模板组合</w:t>
-            </w:r>
-          </w:p>
-        </w:tc>
-      </w:tr>
-      <w:tr>
-        <w:trPr>
-          <w:cantSplit/>
-        </w:trPr>
-        <w:tc>
-          <w:tcPr>
-            <w:tcW w:type="dxa" w:w="3230"/>
-            <w:vAlign w:val="center"/>
-          </w:tcPr>
-          <w:p>
-            <w:pPr>
-              <w:spacing w:after="40" w:before="40" w:line="276" w:lineRule="auto"/>
-            </w:pPr>
-            <w:r>
-              <w:rPr>
-                <w:rFonts w:ascii="Microsoft YaHei" w:hAnsi="Microsoft YaHei"/>
-                <w:b w:val="0"/>
-                <w:color w:val="17315B"/>
-                <w:sz w:val="16"/>
-              </w:rPr>
-              <w:t>包含 include</w:t>
-            </w:r>
-          </w:p>
-        </w:tc>
-        <w:tc>
-          <w:tcPr>
-            <w:tcW w:type="dxa" w:w="3230"/>
-            <w:vAlign w:val="center"/>
-          </w:tcPr>
-          <w:p>
-            <w:pPr>
-              <w:spacing w:after="40" w:before="40" w:line="276" w:lineRule="auto"/>
-            </w:pPr>
-            <w:r>
-              <w:rPr>
-                <w:rFonts w:ascii="Microsoft YaHei" w:hAnsi="Microsoft YaHei"/>
-                <w:b w:val="0"/>
-                <w:color w:val="17315B"/>
-                <w:sz w:val="16"/>
-              </w:rPr>
-              <w:t>article_detail.html → comment_list_modern.html / post_comment_modern.html</w:t>
-            </w:r>
-          </w:p>
-        </w:tc>
-        <w:tc>
-          <w:tcPr>
-            <w:tcW w:type="dxa" w:w="3230"/>
-            <w:vAlign w:val="center"/>
-          </w:tcPr>
-          <w:p>
-            <w:pPr>
-              <w:spacing w:after="40" w:before="40" w:line="276" w:lineRule="auto"/>
-            </w:pPr>
-            <w:r>
-              <w:rPr>
-                <w:rFonts w:ascii="Microsoft YaHei" w:hAnsi="Microsoft YaHei"/>
-                <w:b w:val="0"/>
-                <w:color w:val="17315B"/>
-                <w:sz w:val="16"/>
-              </w:rPr>
-              <w:t>文章详情中组合评论展示和登录后的评论输入</w:t>
-            </w:r>
-          </w:p>
-        </w:tc>
-      </w:tr>
-      <w:tr>
-        <w:trPr>
-          <w:cantSplit/>
-        </w:trPr>
-        <w:tc>
-          <w:tcPr>
-            <w:tcW w:type="dxa" w:w="3230"/>
-            <w:vAlign w:val="center"/>
-          </w:tcPr>
-          <w:p>
-            <w:pPr>
-              <w:spacing w:after="40" w:before="40" w:line="276" w:lineRule="auto"/>
-            </w:pPr>
-            <w:r>
-              <w:rPr>
-                <w:rFonts w:ascii="Microsoft YaHei" w:hAnsi="Microsoft YaHei"/>
-                <w:b w:val="0"/>
-                <w:color w:val="17315B"/>
-                <w:sz w:val="16"/>
-              </w:rPr>
-              <w:t>标签 load / inclusion_tag</w:t>
-            </w:r>
-          </w:p>
-        </w:tc>
-        <w:tc>
-          <w:tcPr>
-            <w:tcW w:type="dxa" w:w="3230"/>
-            <w:vAlign w:val="center"/>
-          </w:tcPr>
-          <w:p>
-            <w:pPr>
-              <w:spacing w:after="40" w:before="40" w:line="276" w:lineRule="auto"/>
-            </w:pPr>
-            <w:r>
-              <w:rPr>
-                <w:rFonts w:ascii="Microsoft YaHei" w:hAnsi="Microsoft YaHei"/>
-                <w:b w:val="0"/>
-                <w:color w:val="17315B"/>
-                <w:sz w:val="16"/>
-              </w:rPr>
-              <w:t>blog_tags.load_article_detail → blog/tags/article_info.html；load_sidebar → blog/tags/sidebar.html</w:t>
-            </w:r>
-          </w:p>
-        </w:tc>
-        <w:tc>
-          <w:tcPr>
-            <w:tcW w:type="dxa" w:w="3230"/>
-            <w:vAlign w:val="center"/>
-          </w:tcPr>
-          <w:p>
-            <w:pPr>
-              <w:spacing w:after="40" w:before="40" w:line="276" w:lineRule="auto"/>
-            </w:pPr>
-            <w:r>
-              <w:rPr>
-                <w:rFonts w:ascii="Microsoft YaHei" w:hAnsi="Microsoft YaHei"/>
-                <w:b w:val="0"/>
-                <w:color w:val="17315B"/>
-                <w:sz w:val="16"/>
-              </w:rPr>
-              <w:t>把 Python 计算结果注入小组件模板</w:t>
-            </w:r>
-          </w:p>
-        </w:tc>
-      </w:tr>
-      <w:tr>
-        <w:trPr>
-          <w:cantSplit/>
-        </w:trPr>
-        <w:tc>
-          <w:tcPr>
-            <w:tcW w:type="dxa" w:w="3230"/>
-            <w:vAlign w:val="center"/>
-          </w:tcPr>
-          <w:p>
-            <w:pPr>
-              <w:spacing w:after="40" w:before="40" w:line="276" w:lineRule="auto"/>
-            </w:pPr>
-            <w:r>
-              <w:rPr>
-                <w:rFonts w:ascii="Microsoft YaHei" w:hAnsi="Microsoft YaHei"/>
-                <w:b w:val="0"/>
-                <w:color w:val="17315B"/>
-                <w:sz w:val="16"/>
-              </w:rPr>
-              <w:t>资源标签</w:t>
-            </w:r>
-          </w:p>
-        </w:tc>
-        <w:tc>
-          <w:tcPr>
-            <w:tcW w:type="dxa" w:w="3230"/>
-            <w:vAlign w:val="center"/>
-          </w:tcPr>
-          <w:p>
-            <w:pPr>
-              <w:spacing w:after="40" w:before="40" w:line="276" w:lineRule="auto"/>
-            </w:pPr>
-            <w:r>
-              <w:rPr>
-                <w:rFonts w:ascii="Microsoft YaHei" w:hAnsi="Microsoft YaHei"/>
-                <w:b w:val="0"/>
-                <w:color w:val="17315B"/>
-                <w:sz w:val="16"/>
-              </w:rPr>
-              <w:t>vite_tags.vite_js / vite_preload</w:t>
-            </w:r>
-          </w:p>
-        </w:tc>
-        <w:tc>
-          <w:tcPr>
-            <w:tcW w:type="dxa" w:w="3230"/>
-            <w:vAlign w:val="center"/>
-          </w:tcPr>
-          <w:p>
-            <w:pPr>
-              <w:spacing w:after="40" w:before="40" w:line="276" w:lineRule="auto"/>
-            </w:pPr>
-            <w:r>
-              <w:rPr>
-                <w:rFonts w:ascii="Microsoft YaHei" w:hAnsi="Microsoft YaHei"/>
-                <w:b w:val="0"/>
-                <w:color w:val="17315B"/>
-                <w:sz w:val="16"/>
-              </w:rPr>
-              <w:t>从 Vite 清单加载前端资源</w:t>
-            </w:r>
-          </w:p>
-        </w:tc>
-      </w:tr>
-    </w:tbl>
-    <w:p>
-      <w:r>
-        <w:t>说明：Django 模板的 extends 属于模板继承；include 为组合关系；自定义 inclusion_tag 是从标签函数到局部模板的渲染依赖，并非 Python 类继承。图示按此语义区分。</w:t>
+        <w:rPr>
+          <w:rFonts w:ascii="Times New Roman" w:eastAsia="宋体" w:hAnsi="Times New Roman" w:cs="Times New Roman"/>
+        </w:rPr>
+        <w:t>说明：</w:t>
+      </w:r>
+      <w:r>
+        <w:rPr>
+          <w:rFonts w:ascii="Times New Roman" w:eastAsia="宋体" w:hAnsi="Times New Roman" w:cs="Times New Roman"/>
+        </w:rPr>
+        <w:t xml:space="preserve">Django </w:t>
+      </w:r>
+      <w:r>
+        <w:rPr>
+          <w:rFonts w:ascii="Times New Roman" w:eastAsia="宋体" w:hAnsi="Times New Roman" w:cs="Times New Roman"/>
+        </w:rPr>
+        <w:t>模板的</w:t>
+      </w:r>
+      <w:r>
+        <w:rPr>
+          <w:rFonts w:ascii="Times New Roman" w:eastAsia="宋体" w:hAnsi="Times New Roman" w:cs="Times New Roman"/>
+        </w:rPr>
+        <w:t xml:space="preserve"> extends </w:t>
+      </w:r>
+      <w:r>
+        <w:rPr>
+          <w:rFonts w:ascii="Times New Roman" w:eastAsia="宋体" w:hAnsi="Times New Roman" w:cs="Times New Roman"/>
+        </w:rPr>
+        <w:t>属于模板继承；</w:t>
+      </w:r>
+      <w:r>
+        <w:rPr>
+          <w:rFonts w:ascii="Times New Roman" w:eastAsia="宋体" w:hAnsi="Times New Roman" w:cs="Times New Roman"/>
+        </w:rPr>
+        <w:t xml:space="preserve">include </w:t>
+      </w:r>
+      <w:r>
+        <w:rPr>
+          <w:rFonts w:ascii="Times New Roman" w:eastAsia="宋体" w:hAnsi="Times New Roman" w:cs="Times New Roman"/>
+        </w:rPr>
+        <w:t>为组合关系；自定义</w:t>
+      </w:r>
+      <w:r>
+        <w:rPr>
+          <w:rFonts w:ascii="Times New Roman" w:eastAsia="宋体" w:hAnsi="Times New Roman" w:cs="Times New Roman"/>
+        </w:rPr>
+        <w:t xml:space="preserve"> </w:t>
+      </w:r>
+      <w:proofErr w:type="spellStart"/>
+      <w:r>
+        <w:rPr>
+          <w:rFonts w:ascii="Times New Roman" w:eastAsia="宋体" w:hAnsi="Times New Roman" w:cs="Times New Roman"/>
+        </w:rPr>
+        <w:t>inclusion_tag</w:t>
+      </w:r>
+      <w:proofErr w:type="spellEnd"/>
+      <w:r>
+        <w:rPr>
+          <w:rFonts w:ascii="Times New Roman" w:eastAsia="宋体" w:hAnsi="Times New Roman" w:cs="Times New Roman"/>
+        </w:rPr>
+        <w:t xml:space="preserve"> </w:t>
+      </w:r>
+      <w:r>
+        <w:rPr>
+          <w:rFonts w:ascii="Times New Roman" w:eastAsia="宋体" w:hAnsi="Times New Roman" w:cs="Times New Roman"/>
+        </w:rPr>
+        <w:t>是从标签函数到局部模板的渲染依赖，并非</w:t>
+      </w:r>
+      <w:r>
+        <w:rPr>
+          <w:rFonts w:ascii="Times New Roman" w:eastAsia="宋体" w:hAnsi="Times New Roman" w:cs="Times New Roman"/>
+        </w:rPr>
+        <w:t xml:space="preserve"> Python </w:t>
+      </w:r>
+      <w:r>
+        <w:rPr>
+          <w:rFonts w:ascii="Times New Roman" w:eastAsia="宋体" w:hAnsi="Times New Roman" w:cs="Times New Roman"/>
+        </w:rPr>
+        <w:t>类继承。图示按此语义区分。</w:t>
       </w:r>
     </w:p>
     <w:sectPr>
-      <w:headerReference w:type="default" r:id="rId11"/>
-      <w:footerReference w:type="default" r:id="rId12"/>
+      <w:headerReference w:type="default" r:id="rId19"/>
+      <w:footerReference w:type="default" r:id="rId20"/>
       <w:pgSz w:w="11909" w:h="16834"/>
       <w:pgMar w:top="1094" w:right="1109" w:bottom="1037" w:left="1109" w:header="504" w:footer="576" w:gutter="0"/>
       <w:cols w:space="720"/>
@@ -2022,10 +3945,9 @@
 </file>
 
 <file path=word/footer1.xml><?xml version="1.0" encoding="utf-8"?>
-<w:ftr xmlns:m="http://schemas.openxmlformats.org/officeDocument/2006/math" xmlns:mc="http://schemas.openxmlformats.org/markup-compatibility/2006" xmlns:mo="http://schemas.microsoft.com/office/mac/office/2008/main" xmlns:mv="urn:schemas-microsoft-com:mac:vml" xmlns:o="urn:schemas-microsoft-com:office:office" xmlns:r="http://schemas.openxmlformats.org/officeDocument/2006/relationships" xmlns:v="urn:schemas-microsoft-com:vml" xmlns:w10="urn:schemas-microsoft-com:office:word" xmlns:w14="http://schemas.microsoft.com/office/word/2010/wordml" xmlns:w="http://schemas.openxmlformats.org/wordprocessingml/2006/main" xmlns:wne="http://schemas.microsoft.com/office/word/2006/wordml" xmlns:wp14="http://schemas.microsoft.com/office/word/2010/wordprocessingDrawing" xmlns:wp="http://schemas.openxmlformats.org/drawingml/2006/wordprocessingDrawing" xmlns:wpc="http://schemas.microsoft.com/office/word/2010/wordprocessingCanvas" xmlns:wpg="http://schemas.microsoft.com/office/word/2010/wordprocessingGroup" xmlns:wpi="http://schemas.microsoft.com/office/word/2010/wordprocessingInk" xmlns:wps="http://schemas.microsoft.com/office/word/2010/wordprocessingShape" mc:Ignorable="w14 wp14">
+<w:ftr xmlns:wpc="http://schemas.microsoft.com/office/word/2010/wordprocessingCanvas" xmlns:cx="http://schemas.microsoft.com/office/drawing/2014/chartex" xmlns:cx1="http://schemas.microsoft.com/office/drawing/2015/9/8/chartex" xmlns:cx2="http://schemas.microsoft.com/office/drawing/2015/10/21/chartex" xmlns:cx3="http://schemas.microsoft.com/office/drawing/2016/5/9/chartex" xmlns:cx4="http://schemas.microsoft.com/office/drawing/2016/5/10/chartex" xmlns:cx5="http://schemas.microsoft.com/office/drawing/2016/5/11/chartex" xmlns:cx6="http://schemas.microsoft.com/office/drawing/2016/5/12/chartex" xmlns:cx7="http://schemas.microsoft.com/office/drawing/2016/5/13/chartex" xmlns:cx8="http://schemas.microsoft.com/office/drawing/2016/5/14/chartex" xmlns:mc="http://schemas.openxmlformats.org/markup-compatibility/2006" xmlns:aink="http://schemas.microsoft.com/office/drawing/2016/ink" xmlns:am3d="http://schemas.microsoft.com/office/drawing/2017/model3d" xmlns:o="urn:schemas-microsoft-com:office:office" xmlns:oel="http://schemas.microsoft.com/office/2019/extlst" xmlns:r="http://schemas.openxmlformats.org/officeDocument/2006/relationships" xmlns:m="http://schemas.openxmlformats.org/officeDocument/2006/math" xmlns:v="urn:schemas-microsoft-com:vml" xmlns:wp14="http://schemas.microsoft.com/office/word/2010/wordprocessingDrawing" xmlns:wp="http://schemas.openxmlformats.org/drawingml/2006/wordprocessingDrawing" xmlns:w10="urn:schemas-microsoft-com:office:word" xmlns:w="http://schemas.openxmlformats.org/wordprocessingml/2006/main" xmlns:w14="http://schemas.microsoft.com/office/word/2010/wordml" xmlns:w15="http://schemas.microsoft.com/office/word/2012/wordml" xmlns:w16cex="http://schemas.microsoft.com/office/word/2018/wordml/cex" xmlns:w16cid="http://schemas.microsoft.com/office/word/2016/wordml/cid" xmlns:w16="http://schemas.microsoft.com/office/word/2018/wordml" xmlns:w16du="http://schemas.microsoft.com/office/word/2023/wordml/word16du" xmlns:w16sdtdh="http://schemas.microsoft.com/office/word/2020/wordml/sdtdatahash" xmlns:w16sdtfl="http://schemas.microsoft.com/office/word/2024/wordml/sdtformatlock" xmlns:w16se="http://schemas.microsoft.com/office/word/2015/wordml/symex" xmlns:wpg="http://schemas.microsoft.com/office/word/2010/wordprocessingGroup" xmlns:wpi="http://schemas.microsoft.com/office/word/2010/wordprocessingInk" xmlns:wne="http://schemas.microsoft.com/office/word/2006/wordml" xmlns:wps="http://schemas.microsoft.com/office/word/2010/wordprocessingShape" mc:Ignorable="w14 w15 w16se w16cid w16 w16cex w16sdtdh w16sdtfl w16du wp14">
   <w:p>
     <w:pPr>
-      <w:pStyle w:val="Footer"/>
       <w:jc w:val="center"/>
     </w:pPr>
     <w:r>
@@ -2033,7 +3955,14 @@
         <w:color w:val="526377"/>
         <w:sz w:val="16"/>
       </w:rPr>
-      <w:t xml:space="preserve">第 </w:t>
+      <w:t>第</w:t>
+    </w:r>
+    <w:r>
+      <w:rPr>
+        <w:color w:val="526377"/>
+        <w:sz w:val="16"/>
+      </w:rPr>
+      <w:t xml:space="preserve"> </w:t>
     </w:r>
     <w:r>
       <w:rPr>
@@ -2041,9 +3970,33 @@
         <w:sz w:val="16"/>
       </w:rPr>
       <w:fldChar w:fldCharType="begin"/>
+    </w:r>
+    <w:r>
+      <w:rPr>
+        <w:color w:val="526377"/>
+        <w:sz w:val="16"/>
+      </w:rPr>
       <w:instrText xml:space="preserve"> PAGE </w:instrText>
+    </w:r>
+    <w:r>
+      <w:rPr>
+        <w:color w:val="526377"/>
+        <w:sz w:val="16"/>
+      </w:rPr>
       <w:fldChar w:fldCharType="separate"/>
+    </w:r>
+    <w:r>
+      <w:rPr>
+        <w:color w:val="526377"/>
+        <w:sz w:val="16"/>
+      </w:rPr>
       <w:t>1</w:t>
+    </w:r>
+    <w:r>
+      <w:rPr>
+        <w:color w:val="526377"/>
+        <w:sz w:val="16"/>
+      </w:rPr>
       <w:fldChar w:fldCharType="end"/>
     </w:r>
     <w:r>
@@ -2051,7 +4004,14 @@
         <w:color w:val="526377"/>
         <w:sz w:val="16"/>
       </w:rPr>
-      <w:t xml:space="preserve"> 页</w:t>
+      <w:t xml:space="preserve"> </w:t>
+    </w:r>
+    <w:r>
+      <w:rPr>
+        <w:color w:val="526377"/>
+        <w:sz w:val="16"/>
+      </w:rPr>
+      <w:t>页</w:t>
     </w:r>
   </w:p>
 </w:ftr>
@@ -2077,18 +4037,40 @@
 </file>
 
 <file path=word/header1.xml><?xml version="1.0" encoding="utf-8"?>
-<w:hdr xmlns:m="http://schemas.openxmlformats.org/officeDocument/2006/math" xmlns:mc="http://schemas.openxmlformats.org/markup-compatibility/2006" xmlns:mo="http://schemas.microsoft.com/office/mac/office/2008/main" xmlns:mv="urn:schemas-microsoft-com:mac:vml" xmlns:o="urn:schemas-microsoft-com:office:office" xmlns:r="http://schemas.openxmlformats.org/officeDocument/2006/relationships" xmlns:v="urn:schemas-microsoft-com:vml" xmlns:w10="urn:schemas-microsoft-com:office:word" xmlns:w14="http://schemas.microsoft.com/office/word/2010/wordml" xmlns:w="http://schemas.openxmlformats.org/wordprocessingml/2006/main" xmlns:wne="http://schemas.microsoft.com/office/word/2006/wordml" xmlns:wp14="http://schemas.microsoft.com/office/word/2010/wordprocessingDrawing" xmlns:wp="http://schemas.openxmlformats.org/drawingml/2006/wordprocessingDrawing" xmlns:wpc="http://schemas.microsoft.com/office/word/2010/wordprocessingCanvas" xmlns:wpg="http://schemas.microsoft.com/office/word/2010/wordprocessingGroup" xmlns:wpi="http://schemas.microsoft.com/office/word/2010/wordprocessingInk" xmlns:wps="http://schemas.microsoft.com/office/word/2010/wordprocessingShape" mc:Ignorable="w14 wp14">
+<w:hdr xmlns:wpc="http://schemas.microsoft.com/office/word/2010/wordprocessingCanvas" xmlns:cx="http://schemas.microsoft.com/office/drawing/2014/chartex" xmlns:cx1="http://schemas.microsoft.com/office/drawing/2015/9/8/chartex" xmlns:cx2="http://schemas.microsoft.com/office/drawing/2015/10/21/chartex" xmlns:cx3="http://schemas.microsoft.com/office/drawing/2016/5/9/chartex" xmlns:cx4="http://schemas.microsoft.com/office/drawing/2016/5/10/chartex" xmlns:cx5="http://schemas.microsoft.com/office/drawing/2016/5/11/chartex" xmlns:cx6="http://schemas.microsoft.com/office/drawing/2016/5/12/chartex" xmlns:cx7="http://schemas.microsoft.com/office/drawing/2016/5/13/chartex" xmlns:cx8="http://schemas.microsoft.com/office/drawing/2016/5/14/chartex" xmlns:mc="http://schemas.openxmlformats.org/markup-compatibility/2006" xmlns:aink="http://schemas.microsoft.com/office/drawing/2016/ink" xmlns:am3d="http://schemas.microsoft.com/office/drawing/2017/model3d" xmlns:o="urn:schemas-microsoft-com:office:office" xmlns:oel="http://schemas.microsoft.com/office/2019/extlst" xmlns:r="http://schemas.openxmlformats.org/officeDocument/2006/relationships" xmlns:m="http://schemas.openxmlformats.org/officeDocument/2006/math" xmlns:v="urn:schemas-microsoft-com:vml" xmlns:wp14="http://schemas.microsoft.com/office/word/2010/wordprocessingDrawing" xmlns:wp="http://schemas.openxmlformats.org/drawingml/2006/wordprocessingDrawing" xmlns:w10="urn:schemas-microsoft-com:office:word" xmlns:w="http://schemas.openxmlformats.org/wordprocessingml/2006/main" xmlns:w14="http://schemas.microsoft.com/office/word/2010/wordml" xmlns:w15="http://schemas.microsoft.com/office/word/2012/wordml" xmlns:w16cex="http://schemas.microsoft.com/office/word/2018/wordml/cex" xmlns:w16cid="http://schemas.microsoft.com/office/word/2016/wordml/cid" xmlns:w16="http://schemas.microsoft.com/office/word/2018/wordml" xmlns:w16du="http://schemas.microsoft.com/office/word/2023/wordml/word16du" xmlns:w16sdtdh="http://schemas.microsoft.com/office/word/2020/wordml/sdtdatahash" xmlns:w16sdtfl="http://schemas.microsoft.com/office/word/2024/wordml/sdtformatlock" xmlns:w16se="http://schemas.microsoft.com/office/word/2015/wordml/symex" xmlns:wpg="http://schemas.microsoft.com/office/word/2010/wordprocessingGroup" xmlns:wpi="http://schemas.microsoft.com/office/word/2010/wordprocessingInk" xmlns:wne="http://schemas.microsoft.com/office/word/2006/wordml" xmlns:wps="http://schemas.microsoft.com/office/word/2010/wordprocessingShape" mc:Ignorable="w14 w15 w16se w16cid w16 w16cex w16sdtdh w16sdtfl w16du wp14">
   <w:p>
     <w:pPr>
-      <w:pStyle w:val="Header"/>
       <w:jc w:val="right"/>
     </w:pPr>
+    <w:proofErr w:type="gramStart"/>
     <w:r>
       <w:rPr>
         <w:color w:val="526377"/>
         <w:sz w:val="16"/>
       </w:rPr>
-      <w:t>软件工程方法学  ·  第四周实践任务</w:t>
+      <w:t>软件工程方法学</w:t>
+    </w:r>
+    <w:r>
+      <w:rPr>
+        <w:color w:val="526377"/>
+        <w:sz w:val="16"/>
+      </w:rPr>
+      <w:t xml:space="preserve">  ·</w:t>
+    </w:r>
+    <w:proofErr w:type="gramEnd"/>
+    <w:r>
+      <w:rPr>
+        <w:color w:val="526377"/>
+        <w:sz w:val="16"/>
+      </w:rPr>
+      <w:t xml:space="preserve">  </w:t>
+    </w:r>
+    <w:r>
+      <w:rPr>
+        <w:color w:val="526377"/>
+        <w:sz w:val="16"/>
+      </w:rPr>
+      <w:t>第四周实践任务</w:t>
     </w:r>
   </w:p>
 </w:hdr>
@@ -2504,14 +4486,13 @@
     <w:qFormat/>
     <w:pPr>
       <w:widowControl w:val="0"/>
-      <w:spacing w:line="317" w:lineRule="auto" w:after="100"/>
+      <w:spacing w:after="100" w:line="317" w:lineRule="auto"/>
       <w:jc w:val="both"/>
     </w:pPr>
     <w:rPr>
-      <w:rFonts w:asciiTheme="minorHAnsi" w:eastAsiaTheme="minorEastAsia" w:hAnsiTheme="minorHAnsi" w:cstheme="minorBidi" w:ascii="Microsoft YaHei" w:hAnsi="Microsoft YaHei" w:eastAsia="Microsoft YaHei"/>
+      <w:rFonts w:asciiTheme="minorHAnsi" w:eastAsiaTheme="minorEastAsia" w:hAnsiTheme="minorHAnsi" w:cstheme="minorBidi"/>
       <w:color w:val="17315B"/>
       <w:kern w:val="2"/>
-      <w:sz w:val="20"/>
       <w:szCs w:val="22"/>
     </w:rPr>
   </w:style>
@@ -2524,13 +4505,13 @@
     <w:pPr>
       <w:keepNext/>
       <w:keepLines/>
-      <w:spacing w:before="0" w:after="300" w:line="576" w:lineRule="auto"/>
+      <w:spacing w:after="300" w:line="576" w:lineRule="auto"/>
       <w:outlineLvl w:val="0"/>
     </w:pPr>
     <w:rPr>
-      <w:rFonts w:ascii="Microsoft YaHei" w:hAnsi="Microsoft YaHei" w:eastAsia="Microsoft YaHei"/>
+      <w:rFonts w:ascii="微软雅黑" w:eastAsia="微软雅黑" w:hAnsi="微软雅黑"/>
       <w:b/>
-      <w:color w:val="17315B"/>
+      <w:color w:val="000000"/>
       <w:kern w:val="44"/>
       <w:sz w:val="40"/>
     </w:rPr>
@@ -2550,10 +4531,10 @@
       <w:outlineLvl w:val="1"/>
     </w:pPr>
     <w:rPr>
-      <w:rFonts w:asciiTheme="majorHAnsi" w:eastAsiaTheme="majorEastAsia" w:hAnsiTheme="majorHAnsi" w:cstheme="majorBidi" w:ascii="Microsoft YaHei" w:hAnsi="Microsoft YaHei" w:eastAsia="Microsoft YaHei"/>
+      <w:rFonts w:asciiTheme="majorHAnsi" w:eastAsiaTheme="majorEastAsia" w:hAnsiTheme="majorHAnsi" w:cstheme="majorBidi"/>
       <w:b/>
       <w:bCs/>
-      <w:color w:val="17315B"/>
+      <w:color w:val="000000"/>
       <w:sz w:val="30"/>
       <w:szCs w:val="32"/>
     </w:rPr>
@@ -2569,14 +4550,14 @@
     <w:pPr>
       <w:keepNext/>
       <w:keepLines/>
-      <w:spacing w:before="220" w:after="100" w:line="416" w:lineRule="auto"/>
+      <w:spacing w:before="220" w:line="416" w:lineRule="auto"/>
       <w:outlineLvl w:val="2"/>
     </w:pPr>
     <w:rPr>
-      <w:rFonts w:ascii="Microsoft YaHei" w:hAnsi="Microsoft YaHei" w:eastAsia="Microsoft YaHei"/>
+      <w:rFonts w:ascii="微软雅黑" w:eastAsia="微软雅黑" w:hAnsi="微软雅黑"/>
       <w:b/>
       <w:bCs/>
-      <w:color w:val="17315B"/>
+      <w:color w:val="000000"/>
       <w:sz w:val="23"/>
       <w:szCs w:val="32"/>
     </w:rPr>
@@ -2891,6 +4872,18 @@
       <w:szCs w:val="18"/>
     </w:rPr>
   </w:style>
+  <w:style w:type="paragraph" w:customStyle="1" w:styleId="13">
+    <w:name w:val="标题1"/>
+    <w:pPr>
+      <w:spacing w:after="300"/>
+    </w:pPr>
+    <w:rPr>
+      <w:rFonts w:ascii="微软雅黑" w:eastAsia="微软雅黑" w:hAnsi="微软雅黑"/>
+      <w:b/>
+      <w:color w:val="000000"/>
+      <w:sz w:val="40"/>
+    </w:rPr>
+  </w:style>
 </w:styles>
 </file>
 
@@ -3151,6 +5144,10 @@
 </file>
 
 <file path=customXml/item1.xml><?xml version="1.0" encoding="utf-8"?>
+<b:Sources xmlns:b="http://schemas.openxmlformats.org/officeDocument/2006/bibliography" xmlns="http://schemas.openxmlformats.org/officeDocument/2006/bibliography" SelectedStyle="\APASixthEditionOfficeOnline.xsl" StyleName="APA" Version="6"/>
+</file>
+
+<file path=customXml/item2.xml><?xml version="1.0" encoding="utf-8"?>
 <s:customData xmlns="http://www.wps.cn/officeDocument/2013/wpsCustomData" xmlns:s="http://www.wps.cn/officeDocument/2013/wpsCustomData">
   <customSectProps>
     <customSectPr/>
@@ -3158,22 +5155,18 @@
 </s:customData>
 </file>
 
-<file path=customXml/item2.xml><?xml version="1.0" encoding="utf-8"?>
-<b:Sources xmlns:b="http://schemas.openxmlformats.org/officeDocument/2006/bibliography" xmlns="http://schemas.openxmlformats.org/officeDocument/2006/bibliography" SelectedStyle="\APASixthEditionOfficeOnline.xsl" StyleName="APA" Version="6"/>
+<file path=customXml/itemProps1.xml><?xml version="1.0" encoding="utf-8"?>
+<ds:datastoreItem xmlns:ds="http://schemas.openxmlformats.org/officeDocument/2006/customXml" ds:itemID="{D26CC9D6-6AD3-462A-B13B-4318458A0FAA}">
+  <ds:schemaRefs>
+    <ds:schemaRef ds:uri="http://schemas.openxmlformats.org/officeDocument/2006/bibliography"/>
+  </ds:schemaRefs>
+</ds:datastoreItem>
 </file>
 
-<file path=customXml/itemProps1.xml><?xml version="1.0" encoding="utf-8"?>
+<file path=customXml/itemProps2.xml><?xml version="1.0" encoding="utf-8"?>
 <ds:datastoreItem xmlns:ds="http://schemas.openxmlformats.org/officeDocument/2006/customXml" ds:itemID="{B1977F7D-205B-4081-913C-38D41E755F92}">
   <ds:schemaRefs>
     <ds:schemaRef ds:uri="http://www.wps.cn/officeDocument/2013/wpsCustomData"/>
   </ds:schemaRefs>
 </ds:datastoreItem>
-</file>
-
-<file path=customXml/itemProps2.xml><?xml version="1.0" encoding="utf-8"?>
-<ds:datastoreItem xmlns:ds="http://schemas.openxmlformats.org/officeDocument/2006/customXml" ds:itemID="{D26CC9D6-6AD3-462A-B13B-4318458A0FAA}">
-  <ds:schemaRefs>
-    <ds:schemaRef ds:uri="http://schemas.openxmlformats.org/officeDocument/2006/bibliography"/>
-  </ds:schemaRefs>
-</ds:datastoreItem>
 </file>